--- a/QTQLĐT&HTQT03/QTQLĐT&HTQT03BK02.docx
+++ b/QTQLĐT&HTQT03/QTQLĐT&HTQT03BK02.docx
@@ -1,8 +1,6953 @@
 
 <file path=word/document.xml><?xml version="1.0" encoding="utf-8"?>
-<w:document xmlns:wpc="http://schemas.microsoft.com/office/word/2010/wordprocessingCanvas" xmlns:cx="http://schemas.microsoft.com/office/drawing/2014/chartex" xmlns:cx1="http://schemas.microsoft.com/office/drawing/2015/9/8/chartex" xmlns:cx2="http://schemas.microsoft.com/office/drawing/2015/10/21/chartex" xmlns:cx3="http://schemas.microsoft.com/office/drawing/2016/5/9/chartex" xmlns:cx4="http://schemas.microsoft.com/office/drawing/2016/5/10/chartex" xmlns:cx5="http://schemas.microsoft.com/office/drawing/2016/5/11/chartex" xmlns:cx6="http://schemas.microsoft.com/office/drawing/2016/5/12/chartex" xmlns:cx7="http://schemas.microsoft.com/office/drawing/2016/5/13/chartex" xmlns:cx8="http://schemas.microsoft.com/office/drawing/2016/5/14/chartex" xmlns:mc="http://schemas.openxmlformats.org/markup-compatibility/2006" xmlns:aink="http://schemas.microsoft.com/office/drawing/2016/ink" xmlns:am3d="http://schemas.microsoft.com/office/drawing/2017/model3d" xmlns:o="urn:schemas-microsoft-com:office:office" xmlns:oel="http://schemas.microsoft.com/office/2019/extlst" xmlns:r="http://schemas.openxmlformats.org/officeDocument/2006/relationships" xmlns:m="http://schemas.openxmlformats.org/officeDocument/2006/math" xmlns:v="urn:schemas-microsoft-com:vml" xmlns:wp14="http://schemas.microsoft.com/office/word/2010/wordprocessingDrawing" xmlns:wp="http://schemas.openxmlformats.org/drawingml/2006/wordprocessingDrawing" xmlns:w10="urn:schemas-microsoft-com:office:word" xmlns:w="http://schemas.openxmlformats.org/wordprocessingml/2006/main" xmlns:w14="http://schemas.microsoft.com/office/word/2010/wordml" xmlns:w15="http://schemas.microsoft.com/office/word/2012/wordml" xmlns:w16cex="http://schemas.microsoft.com/office/word/2018/wordml/cex" xmlns:w16cid="http://schemas.microsoft.com/office/word/2016/wordml/cid" xmlns:w16="http://schemas.microsoft.com/office/word/2018/wordml" xmlns:w16sdtdh="http://schemas.microsoft.com/office/word/2020/wordml/sdtdatahash" xmlns:w16se="http://schemas.microsoft.com/office/word/2015/wordml/symex" xmlns:wpg="http://schemas.microsoft.com/office/word/2010/wordprocessingGroup" xmlns:wpi="http://schemas.microsoft.com/office/word/2010/wordprocessingInk" xmlns:wne="http://schemas.microsoft.com/office/word/2006/wordml" xmlns:wps="http://schemas.microsoft.com/office/word/2010/wordprocessingShape" mc:Ignorable="w14 w15 w16se w16cid w16 w16cex w16sdtdh wp14">
+<w:document xmlns:wpc="http://schemas.microsoft.com/office/word/2010/wordprocessingCanvas" xmlns:cx="http://schemas.microsoft.com/office/drawing/2014/chartex" xmlns:cx1="http://schemas.microsoft.com/office/drawing/2015/9/8/chartex" xmlns:cx2="http://schemas.microsoft.com/office/drawing/2015/10/21/chartex" xmlns:cx3="http://schemas.microsoft.com/office/drawing/2016/5/9/chartex" xmlns:cx4="http://schemas.microsoft.com/office/drawing/2016/5/10/chartex" xmlns:cx5="http://schemas.microsoft.com/office/drawing/2016/5/11/chartex" xmlns:cx6="http://schemas.microsoft.com/office/drawing/2016/5/12/chartex" xmlns:cx7="http://schemas.microsoft.com/office/drawing/2016/5/13/chartex" xmlns:cx8="http://schemas.microsoft.com/office/drawing/2016/5/14/chartex" xmlns:mc="http://schemas.openxmlformats.org/markup-compatibility/2006" xmlns:aink="http://schemas.microsoft.com/office/drawing/2016/ink" xmlns:am3d="http://schemas.microsoft.com/office/drawing/2017/model3d" xmlns:o="urn:schemas-microsoft-com:office:office" xmlns:oel="http://schemas.microsoft.com/office/2019/extlst" xmlns:r="http://schemas.openxmlformats.org/officeDocument/2006/relationships" xmlns:m="http://schemas.openxmlformats.org/officeDocument/2006/math" xmlns:v="urn:schemas-microsoft-com:vml" xmlns:wp14="http://schemas.microsoft.com/office/word/2010/wordprocessingDrawing" xmlns:wp="http://schemas.openxmlformats.org/drawingml/2006/wordprocessingDrawing" xmlns:w10="urn:schemas-microsoft-com:office:word" xmlns:w="http://schemas.openxmlformats.org/wordprocessingml/2006/main" xmlns:w14="http://schemas.microsoft.com/office/word/2010/wordml" xmlns:w15="http://schemas.microsoft.com/office/word/2012/wordml" xmlns:w16cex="http://schemas.microsoft.com/office/word/2018/wordml/cex" xmlns:w16cid="http://schemas.microsoft.com/office/word/2016/wordml/cid" xmlns:w16="http://schemas.microsoft.com/office/word/2018/wordml" xmlns:w16du="http://schemas.microsoft.com/office/word/2023/wordml/word16du" xmlns:w16sdtdh="http://schemas.microsoft.com/office/word/2020/wordml/sdtdatahash" xmlns:w16sdtfl="http://schemas.microsoft.com/office/word/2024/wordml/sdtformatlock" xmlns:w16se="http://schemas.microsoft.com/office/word/2015/wordml/symex" xmlns:wpg="http://schemas.microsoft.com/office/word/2010/wordprocessingGroup" xmlns:wpi="http://schemas.microsoft.com/office/word/2010/wordprocessingInk" xmlns:wne="http://schemas.microsoft.com/office/word/2006/wordml" xmlns:wps="http://schemas.microsoft.com/office/word/2010/wordprocessingShape" mc:Ignorable="w14 w15 w16se w16cid w16 w16cex w16sdtdh w16sdtfl w16du wp14">
   <w:body>
-    <w:p/>
+    <w:tbl>
+      <w:tblPr>
+        <w:tblStyle w:val="TableGrid"/>
+        <w:tblW w:w="0" w:type="auto"/>
+        <w:tblBorders>
+          <w:top w:val="none" w:sz="0" w:space="0" w:color="auto"/>
+          <w:left w:val="none" w:sz="0" w:space="0" w:color="auto"/>
+          <w:bottom w:val="none" w:sz="0" w:space="0" w:color="auto"/>
+          <w:right w:val="none" w:sz="0" w:space="0" w:color="auto"/>
+          <w:insideH w:val="none" w:sz="0" w:space="0" w:color="auto"/>
+          <w:insideV w:val="none" w:sz="0" w:space="0" w:color="auto"/>
+        </w:tblBorders>
+        <w:tblLook w:val="04A0" w:firstRow="1" w:lastRow="0" w:firstColumn="1" w:lastColumn="0" w:noHBand="0" w:noVBand="1"/>
+      </w:tblPr>
+      <w:tblGrid>
+        <w:gridCol w:w="2062"/>
+        <w:gridCol w:w="7010"/>
+      </w:tblGrid>
+      <w:tr>
+        <w:tc>
+          <w:tcPr>
+            <w:tcW w:w="2062" w:type="dxa"/>
+            <w:vAlign w:val="center"/>
+          </w:tcPr>
+          <w:p>
+            <w:pPr>
+              <w:shd w:val="clear" w:color="auto" w:fill="FFFFFF" w:themeFill="background1"/>
+              <w:jc w:val="center"/>
+              <w:rPr>
+                <w:b/>
+                <w:color w:val="000000" w:themeColor="text1"/>
+                <w:sz w:val="26"/>
+                <w:szCs w:val="26"/>
+              </w:rPr>
+            </w:pPr>
+            <w:r>
+              <w:rPr>
+                <w:noProof/>
+                <w14:ligatures w14:val="standardContextual"/>
+              </w:rPr>
+              <w:drawing>
+                <wp:inline distT="0" distB="0" distL="0" distR="0" wp14:anchorId="1B269243" wp14:editId="31C5E364">
+                  <wp:extent cx="985652" cy="902524"/>
+                  <wp:effectExtent l="0" t="0" r="5080" b="0"/>
+                  <wp:docPr id="1903682418" name="Picture 1903682418"/>
+                  <wp:cNvGraphicFramePr>
+                    <a:graphicFrameLocks xmlns:a="http://schemas.openxmlformats.org/drawingml/2006/main" noChangeAspect="1"/>
+                  </wp:cNvGraphicFramePr>
+                  <a:graphic xmlns:a="http://schemas.openxmlformats.org/drawingml/2006/main">
+                    <a:graphicData uri="http://schemas.openxmlformats.org/drawingml/2006/picture">
+                      <pic:pic xmlns:pic="http://schemas.openxmlformats.org/drawingml/2006/picture">
+                        <pic:nvPicPr>
+                          <pic:cNvPr id="0" name="Picture 2"/>
+                          <pic:cNvPicPr>
+                            <a:picLocks noChangeAspect="1" noChangeArrowheads="1"/>
+                          </pic:cNvPicPr>
+                        </pic:nvPicPr>
+                        <pic:blipFill>
+                          <a:blip r:embed="rId4" cstate="print">
+                            <a:extLst>
+                              <a:ext uri="{28A0092B-C50C-407E-A947-70E740481C1C}">
+                                <a14:useLocalDpi xmlns:a14="http://schemas.microsoft.com/office/drawing/2010/main" val="0"/>
+                              </a:ext>
+                            </a:extLst>
+                          </a:blip>
+                          <a:srcRect/>
+                          <a:stretch>
+                            <a:fillRect/>
+                          </a:stretch>
+                        </pic:blipFill>
+                        <pic:spPr bwMode="auto">
+                          <a:xfrm>
+                            <a:off x="0" y="0"/>
+                            <a:ext cx="985740" cy="902605"/>
+                          </a:xfrm>
+                          <a:prstGeom prst="rect">
+                            <a:avLst/>
+                          </a:prstGeom>
+                          <a:noFill/>
+                          <a:ln>
+                            <a:noFill/>
+                          </a:ln>
+                        </pic:spPr>
+                      </pic:pic>
+                    </a:graphicData>
+                  </a:graphic>
+                </wp:inline>
+              </w:drawing>
+            </w:r>
+          </w:p>
+        </w:tc>
+        <w:tc>
+          <w:tcPr>
+            <w:tcW w:w="7010" w:type="dxa"/>
+          </w:tcPr>
+          <w:p>
+            <w:pPr>
+              <w:shd w:val="clear" w:color="auto" w:fill="FFFFFF" w:themeFill="background1"/>
+              <w:jc w:val="center"/>
+              <w:rPr>
+                <w:color w:val="000000" w:themeColor="text1"/>
+                <w:sz w:val="26"/>
+                <w:szCs w:val="26"/>
+              </w:rPr>
+            </w:pPr>
+            <w:r>
+              <w:rPr>
+                <w:color w:val="000000" w:themeColor="text1"/>
+                <w:sz w:val="26"/>
+                <w:szCs w:val="26"/>
+              </w:rPr>
+              <w:t>BỆNH VIỆN PHỤ SẢN TRUNG ƯƠNG</w:t>
+            </w:r>
+          </w:p>
+          <w:p>
+            <w:pPr>
+              <w:shd w:val="clear" w:color="auto" w:fill="FFFFFF" w:themeFill="background1"/>
+              <w:jc w:val="center"/>
+              <w:rPr>
+                <w:b/>
+                <w:color w:val="000000" w:themeColor="text1"/>
+                <w:sz w:val="26"/>
+                <w:szCs w:val="26"/>
+                <w:lang w:val="en-US"/>
+              </w:rPr>
+            </w:pPr>
+            <w:r>
+              <w:rPr>
+                <w:b/>
+                <w:noProof/>
+                <w:color w:val="000000" w:themeColor="text1"/>
+                <w:sz w:val="26"/>
+                <w:szCs w:val="26"/>
+              </w:rPr>
+              <mc:AlternateContent>
+                <mc:Choice Requires="wps">
+                  <w:drawing>
+                    <wp:anchor distT="0" distB="0" distL="114300" distR="114300" simplePos="0" relativeHeight="251660288" behindDoc="0" locked="0" layoutInCell="1" allowOverlap="1" wp14:anchorId="0FB13F02" wp14:editId="1DCAF4BD">
+                      <wp:simplePos x="0" y="0"/>
+                      <wp:positionH relativeFrom="column">
+                        <wp:posOffset>1315720</wp:posOffset>
+                      </wp:positionH>
+                      <wp:positionV relativeFrom="paragraph">
+                        <wp:posOffset>188595</wp:posOffset>
+                      </wp:positionV>
+                      <wp:extent cx="1914525" cy="0"/>
+                      <wp:effectExtent l="0" t="0" r="9525" b="19050"/>
+                      <wp:wrapNone/>
+                      <wp:docPr id="57" name="Straight Connector 57"/>
+                      <wp:cNvGraphicFramePr/>
+                      <a:graphic xmlns:a="http://schemas.openxmlformats.org/drawingml/2006/main">
+                        <a:graphicData uri="http://schemas.microsoft.com/office/word/2010/wordprocessingShape">
+                          <wps:wsp>
+                            <wps:cNvCnPr/>
+                            <wps:spPr>
+                              <a:xfrm>
+                                <a:off x="0" y="0"/>
+                                <a:ext cx="1914525" cy="0"/>
+                              </a:xfrm>
+                              <a:prstGeom prst="line">
+                                <a:avLst/>
+                              </a:prstGeom>
+                            </wps:spPr>
+                            <wps:style>
+                              <a:lnRef idx="1">
+                                <a:schemeClr val="accent1"/>
+                              </a:lnRef>
+                              <a:fillRef idx="0">
+                                <a:schemeClr val="accent1"/>
+                              </a:fillRef>
+                              <a:effectRef idx="0">
+                                <a:schemeClr val="accent1"/>
+                              </a:effectRef>
+                              <a:fontRef idx="minor">
+                                <a:schemeClr val="tx1"/>
+                              </a:fontRef>
+                            </wps:style>
+                            <wps:bodyPr/>
+                          </wps:wsp>
+                        </a:graphicData>
+                      </a:graphic>
+                    </wp:anchor>
+                  </w:drawing>
+                </mc:Choice>
+                <mc:Fallback>
+                  <w:pict>
+                    <v:line w14:anchorId="4A9F5380" id="Straight Connector 57" o:spid="_x0000_s1026" style="position:absolute;z-index:251660288;visibility:visible;mso-wrap-style:square;mso-wrap-distance-left:9pt;mso-wrap-distance-top:0;mso-wrap-distance-right:9pt;mso-wrap-distance-bottom:0;mso-position-horizontal:absolute;mso-position-horizontal-relative:text;mso-position-vertical:absolute;mso-position-vertical-relative:text" from="103.6pt,14.85pt" to="254.35pt,14.85pt" o:gfxdata="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" strokecolor="#156082 [3204]" strokeweight=".5pt">
+                      <v:stroke joinstyle="miter"/>
+                    </v:line>
+                  </w:pict>
+                </mc:Fallback>
+              </mc:AlternateContent>
+            </w:r>
+            <w:r>
+              <w:rPr>
+                <w:b/>
+                <w:color w:val="000000" w:themeColor="text1"/>
+                <w:sz w:val="26"/>
+                <w:szCs w:val="26"/>
+              </w:rPr>
+              <w:t>KHOA/PHÒNG</w:t>
+            </w:r>
+            <w:r>
+              <w:rPr>
+                <w:b/>
+                <w:color w:val="000000" w:themeColor="text1"/>
+                <w:sz w:val="26"/>
+                <w:szCs w:val="26"/>
+                <w:lang w:val="en-US"/>
+              </w:rPr>
+              <w:t xml:space="preserve"> [[KhoaPhong]]</w:t>
+            </w:r>
+          </w:p>
+        </w:tc>
+      </w:tr>
+    </w:tbl>
+    <w:p>
+      <w:pPr>
+        <w:shd w:val="clear" w:color="auto" w:fill="FFFFFF" w:themeFill="background1"/>
+        <w:spacing w:before="120" w:line="312" w:lineRule="auto"/>
+        <w:jc w:val="center"/>
+        <w:rPr>
+          <w:b/>
+          <w:color w:val="000000" w:themeColor="text1"/>
+          <w:sz w:val="26"/>
+          <w:szCs w:val="26"/>
+        </w:rPr>
+      </w:pPr>
+      <w:r>
+        <w:rPr>
+          <w:b/>
+          <w:color w:val="000000" w:themeColor="text1"/>
+          <w:sz w:val="26"/>
+          <w:szCs w:val="26"/>
+        </w:rPr>
+        <w:t>BẢNG KIỂM THỰC HIỆN QUY TRÌNH</w:t>
+      </w:r>
+    </w:p>
+    <w:p>
+      <w:pPr>
+        <w:shd w:val="clear" w:color="auto" w:fill="FFFFFF" w:themeFill="background1"/>
+        <w:spacing w:line="312" w:lineRule="auto"/>
+        <w:jc w:val="center"/>
+        <w:rPr>
+          <w:b/>
+          <w:color w:val="000000" w:themeColor="text1"/>
+          <w:sz w:val="26"/>
+          <w:szCs w:val="26"/>
+        </w:rPr>
+      </w:pPr>
+      <w:r>
+        <w:rPr>
+          <w:b/>
+          <w:color w:val="000000" w:themeColor="text1"/>
+          <w:sz w:val="26"/>
+          <w:szCs w:val="26"/>
+        </w:rPr>
+        <w:t>K</w:t>
+      </w:r>
+      <w:r>
+        <w:rPr>
+          <w:b/>
+          <w:color w:val="000000" w:themeColor="text1"/>
+          <w:sz w:val="26"/>
+          <w:szCs w:val="26"/>
+          <w:lang w:val="vi-VN"/>
+        </w:rPr>
+        <w:t>hóa đào tạo thực hành đủ tiêu chuẩn đăng ký giấy phép hành nghề KB-CB (</w:t>
+      </w:r>
+      <w:r>
+        <w:rPr>
+          <w:b/>
+          <w:i/>
+          <w:iCs/>
+          <w:color w:val="000000" w:themeColor="text1"/>
+          <w:sz w:val="26"/>
+          <w:szCs w:val="26"/>
+          <w:lang w:val="vi-VN"/>
+        </w:rPr>
+        <w:t>theo 04 chức danh đã công bố, bao gồm: bác sỹ, điều dưỡng, hộ sinh, kỹ thuật viên xét nghiệm)</w:t>
+      </w:r>
+    </w:p>
+    <w:p>
+      <w:pPr>
+        <w:shd w:val="clear" w:color="auto" w:fill="FFFFFF" w:themeFill="background1"/>
+        <w:spacing w:line="324" w:lineRule="auto"/>
+        <w:rPr>
+          <w:color w:val="000000" w:themeColor="text1"/>
+          <w:sz w:val="26"/>
+          <w:szCs w:val="26"/>
+        </w:rPr>
+      </w:pPr>
+      <w:r>
+        <w:rPr>
+          <w:color w:val="000000" w:themeColor="text1"/>
+          <w:sz w:val="26"/>
+          <w:szCs w:val="26"/>
+        </w:rPr>
+        <w:t>Người giám sát:</w:t>
+      </w:r>
+      <w:r>
+        <w:rPr>
+          <w:color w:val="000000" w:themeColor="text1"/>
+          <w:sz w:val="26"/>
+          <w:szCs w:val="26"/>
+        </w:rPr>
+        <w:t xml:space="preserve"> [[NguoiGiamSat]]</w:t>
+      </w:r>
+    </w:p>
+    <w:p>
+      <w:pPr>
+        <w:shd w:val="clear" w:color="auto" w:fill="FFFFFF" w:themeFill="background1"/>
+        <w:spacing w:line="324" w:lineRule="auto"/>
+        <w:rPr>
+          <w:color w:val="000000" w:themeColor="text1"/>
+          <w:sz w:val="26"/>
+          <w:szCs w:val="26"/>
+        </w:rPr>
+      </w:pPr>
+      <w:r>
+        <w:rPr>
+          <w:color w:val="000000" w:themeColor="text1"/>
+          <w:sz w:val="26"/>
+          <w:szCs w:val="26"/>
+        </w:rPr>
+        <w:t>Ngày giám sát:</w:t>
+      </w:r>
+      <w:r>
+        <w:rPr>
+          <w:color w:val="000000" w:themeColor="text1"/>
+          <w:sz w:val="26"/>
+          <w:szCs w:val="26"/>
+        </w:rPr>
+        <w:t xml:space="preserve"> [[NgayGiamSat]]</w:t>
+      </w:r>
+    </w:p>
+    <w:p>
+      <w:pPr>
+        <w:shd w:val="clear" w:color="auto" w:fill="FFFFFF" w:themeFill="background1"/>
+        <w:spacing w:line="324" w:lineRule="auto"/>
+        <w:rPr>
+          <w:color w:val="000000" w:themeColor="text1"/>
+          <w:sz w:val="26"/>
+          <w:szCs w:val="26"/>
+        </w:rPr>
+      </w:pPr>
+      <w:r>
+        <w:rPr>
+          <w:color w:val="000000" w:themeColor="text1"/>
+          <w:sz w:val="26"/>
+          <w:szCs w:val="26"/>
+        </w:rPr>
+        <w:t>Đối tượng được giám sát:</w:t>
+      </w:r>
+      <w:r>
+        <w:rPr>
+          <w:color w:val="000000" w:themeColor="text1"/>
+          <w:sz w:val="26"/>
+          <w:szCs w:val="26"/>
+        </w:rPr>
+        <w:t xml:space="preserve"> [[DoiTuongGiamSat]]</w:t>
+      </w:r>
+    </w:p>
+    <w:p>
+      <w:pPr>
+        <w:shd w:val="clear" w:color="auto" w:fill="FFFFFF" w:themeFill="background1"/>
+        <w:spacing w:line="324" w:lineRule="auto"/>
+        <w:rPr>
+          <w:i/>
+          <w:color w:val="000000" w:themeColor="text1"/>
+          <w:sz w:val="26"/>
+          <w:szCs w:val="26"/>
+        </w:rPr>
+      </w:pPr>
+      <w:r>
+        <w:rPr>
+          <w:i/>
+          <w:color w:val="000000" w:themeColor="text1"/>
+          <w:sz w:val="26"/>
+          <w:szCs w:val="26"/>
+        </w:rPr>
+        <w:t>Ghi chú: Đánh giá vào cột kết quả Đạt/Không đạt/Không làm hoặc Có/không</w:t>
+      </w:r>
+    </w:p>
+    <w:tbl>
+      <w:tblPr>
+        <w:tblStyle w:val="TableGrid10"/>
+        <w:tblW w:w="10031" w:type="dxa"/>
+        <w:tblLayout w:type="fixed"/>
+        <w:tblLook w:val="04A0" w:firstRow="1" w:lastRow="0" w:firstColumn="1" w:lastColumn="0" w:noHBand="0" w:noVBand="1"/>
+      </w:tblPr>
+      <w:tblGrid>
+        <w:gridCol w:w="817"/>
+        <w:gridCol w:w="992"/>
+        <w:gridCol w:w="3828"/>
+        <w:gridCol w:w="850"/>
+        <w:gridCol w:w="1276"/>
+        <w:gridCol w:w="1276"/>
+        <w:gridCol w:w="992"/>
+      </w:tblGrid>
+      <w:tr>
+        <w:tc>
+          <w:tcPr>
+            <w:tcW w:w="817" w:type="dxa"/>
+            <w:vAlign w:val="center"/>
+          </w:tcPr>
+          <w:p>
+            <w:pPr>
+              <w:shd w:val="clear" w:color="auto" w:fill="FFFFFF" w:themeFill="background1"/>
+              <w:spacing w:line="300" w:lineRule="auto"/>
+              <w:jc w:val="center"/>
+              <w:rPr>
+                <w:rFonts w:ascii="Times New Roman" w:hAnsi="Times New Roman"/>
+                <w:b/>
+                <w:color w:val="000000" w:themeColor="text1"/>
+                <w:sz w:val="26"/>
+                <w:szCs w:val="26"/>
+              </w:rPr>
+            </w:pPr>
+            <w:r>
+              <w:rPr>
+                <w:rFonts w:ascii="Times New Roman" w:hAnsi="Times New Roman"/>
+                <w:b/>
+                <w:color w:val="000000" w:themeColor="text1"/>
+                <w:sz w:val="26"/>
+                <w:szCs w:val="26"/>
+              </w:rPr>
+              <w:t>STT</w:t>
+            </w:r>
+          </w:p>
+        </w:tc>
+        <w:tc>
+          <w:tcPr>
+            <w:tcW w:w="992" w:type="dxa"/>
+            <w:vAlign w:val="center"/>
+          </w:tcPr>
+          <w:p>
+            <w:pPr>
+              <w:shd w:val="clear" w:color="auto" w:fill="FFFFFF" w:themeFill="background1"/>
+              <w:spacing w:line="300" w:lineRule="auto"/>
+              <w:jc w:val="center"/>
+              <w:rPr>
+                <w:rFonts w:ascii="Times New Roman" w:hAnsi="Times New Roman"/>
+                <w:b/>
+                <w:color w:val="000000" w:themeColor="text1"/>
+                <w:sz w:val="26"/>
+                <w:szCs w:val="26"/>
+              </w:rPr>
+            </w:pPr>
+            <w:r>
+              <w:rPr>
+                <w:rFonts w:ascii="Times New Roman" w:hAnsi="Times New Roman"/>
+                <w:b/>
+                <w:color w:val="000000" w:themeColor="text1"/>
+                <w:sz w:val="26"/>
+                <w:szCs w:val="26"/>
+              </w:rPr>
+              <w:t>BƯỚC</w:t>
+            </w:r>
+          </w:p>
+        </w:tc>
+        <w:tc>
+          <w:tcPr>
+            <w:tcW w:w="3828" w:type="dxa"/>
+            <w:vAlign w:val="center"/>
+          </w:tcPr>
+          <w:p>
+            <w:pPr>
+              <w:shd w:val="clear" w:color="auto" w:fill="FFFFFF" w:themeFill="background1"/>
+              <w:spacing w:line="300" w:lineRule="auto"/>
+              <w:jc w:val="center"/>
+              <w:rPr>
+                <w:rFonts w:ascii="Times New Roman" w:hAnsi="Times New Roman"/>
+                <w:b/>
+                <w:color w:val="000000" w:themeColor="text1"/>
+                <w:sz w:val="26"/>
+                <w:szCs w:val="26"/>
+              </w:rPr>
+            </w:pPr>
+            <w:r>
+              <w:rPr>
+                <w:rFonts w:ascii="Times New Roman" w:hAnsi="Times New Roman"/>
+                <w:b/>
+                <w:color w:val="000000" w:themeColor="text1"/>
+                <w:sz w:val="26"/>
+                <w:szCs w:val="26"/>
+              </w:rPr>
+              <w:t>NỘI DUNG</w:t>
+            </w:r>
+          </w:p>
+        </w:tc>
+        <w:tc>
+          <w:tcPr>
+            <w:tcW w:w="850" w:type="dxa"/>
+            <w:vAlign w:val="center"/>
+          </w:tcPr>
+          <w:p>
+            <w:pPr>
+              <w:shd w:val="clear" w:color="auto" w:fill="FFFFFF" w:themeFill="background1"/>
+              <w:spacing w:line="300" w:lineRule="auto"/>
+              <w:jc w:val="center"/>
+              <w:rPr>
+                <w:rFonts w:ascii="Times New Roman" w:hAnsi="Times New Roman"/>
+                <w:b/>
+                <w:color w:val="000000" w:themeColor="text1"/>
+                <w:sz w:val="26"/>
+                <w:szCs w:val="26"/>
+              </w:rPr>
+            </w:pPr>
+            <w:r>
+              <w:rPr>
+                <w:rFonts w:ascii="Times New Roman" w:hAnsi="Times New Roman"/>
+                <w:b/>
+                <w:color w:val="000000" w:themeColor="text1"/>
+                <w:sz w:val="26"/>
+                <w:szCs w:val="26"/>
+              </w:rPr>
+              <w:t>ĐẠT</w:t>
+            </w:r>
+          </w:p>
+        </w:tc>
+        <w:tc>
+          <w:tcPr>
+            <w:tcW w:w="1276" w:type="dxa"/>
+            <w:vAlign w:val="center"/>
+          </w:tcPr>
+          <w:p>
+            <w:pPr>
+              <w:shd w:val="clear" w:color="auto" w:fill="FFFFFF" w:themeFill="background1"/>
+              <w:spacing w:line="300" w:lineRule="auto"/>
+              <w:jc w:val="center"/>
+              <w:rPr>
+                <w:rFonts w:ascii="Times New Roman" w:hAnsi="Times New Roman"/>
+                <w:b/>
+                <w:color w:val="000000" w:themeColor="text1"/>
+                <w:sz w:val="26"/>
+                <w:szCs w:val="26"/>
+              </w:rPr>
+            </w:pPr>
+            <w:r>
+              <w:rPr>
+                <w:rFonts w:ascii="Times New Roman" w:hAnsi="Times New Roman"/>
+                <w:b/>
+                <w:color w:val="000000" w:themeColor="text1"/>
+                <w:sz w:val="26"/>
+                <w:szCs w:val="26"/>
+              </w:rPr>
+              <w:t>KHÔNG ĐẠT</w:t>
+            </w:r>
+          </w:p>
+        </w:tc>
+        <w:tc>
+          <w:tcPr>
+            <w:tcW w:w="1276" w:type="dxa"/>
+            <w:vAlign w:val="center"/>
+          </w:tcPr>
+          <w:p>
+            <w:pPr>
+              <w:shd w:val="clear" w:color="auto" w:fill="FFFFFF" w:themeFill="background1"/>
+              <w:spacing w:line="300" w:lineRule="auto"/>
+              <w:jc w:val="center"/>
+              <w:rPr>
+                <w:rFonts w:ascii="Times New Roman" w:hAnsi="Times New Roman"/>
+                <w:b/>
+                <w:color w:val="000000" w:themeColor="text1"/>
+                <w:sz w:val="26"/>
+                <w:szCs w:val="26"/>
+              </w:rPr>
+            </w:pPr>
+            <w:r>
+              <w:rPr>
+                <w:rFonts w:ascii="Times New Roman" w:hAnsi="Times New Roman"/>
+                <w:b/>
+                <w:color w:val="000000" w:themeColor="text1"/>
+                <w:sz w:val="26"/>
+                <w:szCs w:val="26"/>
+              </w:rPr>
+              <w:t>KHÔNG LÀM</w:t>
+            </w:r>
+          </w:p>
+        </w:tc>
+        <w:tc>
+          <w:tcPr>
+            <w:tcW w:w="992" w:type="dxa"/>
+            <w:vAlign w:val="center"/>
+          </w:tcPr>
+          <w:p>
+            <w:pPr>
+              <w:shd w:val="clear" w:color="auto" w:fill="FFFFFF" w:themeFill="background1"/>
+              <w:spacing w:line="300" w:lineRule="auto"/>
+              <w:jc w:val="center"/>
+              <w:rPr>
+                <w:rFonts w:ascii="Times New Roman" w:hAnsi="Times New Roman"/>
+                <w:b/>
+                <w:color w:val="000000" w:themeColor="text1"/>
+                <w:sz w:val="26"/>
+                <w:szCs w:val="26"/>
+              </w:rPr>
+            </w:pPr>
+            <w:r>
+              <w:rPr>
+                <w:rFonts w:ascii="Times New Roman" w:hAnsi="Times New Roman"/>
+                <w:b/>
+                <w:color w:val="000000" w:themeColor="text1"/>
+                <w:sz w:val="26"/>
+                <w:szCs w:val="26"/>
+              </w:rPr>
+              <w:t>GHI CHÚ</w:t>
+            </w:r>
+          </w:p>
+        </w:tc>
+      </w:tr>
+      <w:tr>
+        <w:tc>
+          <w:tcPr>
+            <w:tcW w:w="817" w:type="dxa"/>
+            <w:vAlign w:val="center"/>
+          </w:tcPr>
+          <w:p>
+            <w:pPr>
+              <w:shd w:val="clear" w:color="auto" w:fill="FFFFFF" w:themeFill="background1"/>
+              <w:spacing w:line="300" w:lineRule="auto"/>
+              <w:jc w:val="center"/>
+              <w:rPr>
+                <w:rFonts w:ascii="Times New Roman" w:hAnsi="Times New Roman"/>
+                <w:color w:val="000000" w:themeColor="text1"/>
+                <w:sz w:val="26"/>
+                <w:szCs w:val="26"/>
+              </w:rPr>
+            </w:pPr>
+            <w:r>
+              <w:rPr>
+                <w:rFonts w:ascii="Times New Roman" w:hAnsi="Times New Roman"/>
+                <w:color w:val="000000" w:themeColor="text1"/>
+                <w:sz w:val="26"/>
+                <w:szCs w:val="26"/>
+              </w:rPr>
+              <w:t>1</w:t>
+            </w:r>
+          </w:p>
+        </w:tc>
+        <w:tc>
+          <w:tcPr>
+            <w:tcW w:w="992" w:type="dxa"/>
+            <w:vMerge w:val="restart"/>
+            <w:vAlign w:val="center"/>
+          </w:tcPr>
+          <w:p>
+            <w:pPr>
+              <w:shd w:val="clear" w:color="auto" w:fill="FFFFFF" w:themeFill="background1"/>
+              <w:spacing w:line="300" w:lineRule="auto"/>
+              <w:jc w:val="center"/>
+              <w:rPr>
+                <w:rFonts w:ascii="Times New Roman" w:hAnsi="Times New Roman"/>
+                <w:color w:val="000000" w:themeColor="text1"/>
+                <w:sz w:val="26"/>
+                <w:szCs w:val="26"/>
+              </w:rPr>
+            </w:pPr>
+            <w:r>
+              <w:rPr>
+                <w:rFonts w:ascii="Times New Roman" w:hAnsi="Times New Roman"/>
+                <w:color w:val="000000" w:themeColor="text1"/>
+                <w:sz w:val="26"/>
+                <w:szCs w:val="26"/>
+              </w:rPr>
+              <w:t>1</w:t>
+            </w:r>
+          </w:p>
+        </w:tc>
+        <w:tc>
+          <w:tcPr>
+            <w:tcW w:w="3828" w:type="dxa"/>
+            <w:vAlign w:val="center"/>
+          </w:tcPr>
+          <w:p>
+            <w:pPr>
+              <w:pStyle w:val="ListParagraph"/>
+              <w:keepNext/>
+              <w:keepLines/>
+              <w:shd w:val="clear" w:color="auto" w:fill="FFFFFF" w:themeFill="background1"/>
+              <w:tabs>
+                <w:tab w:val="left" w:pos="175"/>
+              </w:tabs>
+              <w:spacing w:line="300" w:lineRule="auto"/>
+              <w:ind w:left="0" w:right="-45"/>
+              <w:rPr>
+                <w:rFonts w:ascii="Times New Roman" w:hAnsi="Times New Roman"/>
+                <w:color w:val="000000" w:themeColor="text1"/>
+                <w:spacing w:val="-4"/>
+                <w:sz w:val="26"/>
+                <w:szCs w:val="26"/>
+                <w:lang w:val="vi-VN"/>
+              </w:rPr>
+            </w:pPr>
+            <w:r>
+              <w:rPr>
+                <w:rFonts w:ascii="Times New Roman" w:hAnsi="Times New Roman"/>
+                <w:color w:val="000000" w:themeColor="text1"/>
+                <w:spacing w:val="-6"/>
+                <w:sz w:val="26"/>
+                <w:szCs w:val="26"/>
+                <w:lang w:val="vi-VN"/>
+              </w:rPr>
+              <w:t xml:space="preserve">Bệnh viện PSTW có công bố là cơ sở đủ tiêu chuẩn đào tạo thực hành đối với Cục QLKCB-Bộ </w:t>
+            </w:r>
+            <w:r>
+              <w:rPr>
+                <w:rFonts w:ascii="Times New Roman" w:hAnsi="Times New Roman"/>
+                <w:color w:val="000000" w:themeColor="text1"/>
+                <w:spacing w:val="-6"/>
+                <w:sz w:val="26"/>
+                <w:szCs w:val="26"/>
+                <w:lang w:val="nl-NL"/>
+              </w:rPr>
+              <w:t>Y</w:t>
+            </w:r>
+            <w:r>
+              <w:rPr>
+                <w:rFonts w:ascii="Times New Roman" w:hAnsi="Times New Roman"/>
+                <w:color w:val="000000" w:themeColor="text1"/>
+                <w:spacing w:val="-6"/>
+                <w:sz w:val="26"/>
+                <w:szCs w:val="26"/>
+                <w:lang w:val="vi-VN"/>
+              </w:rPr>
+              <w:t xml:space="preserve"> tế (đã đăng trên website của Cục KCB ngày 10/1/2025</w:t>
+            </w:r>
+            <w:r>
+              <w:rPr>
+                <w:rFonts w:ascii="Times New Roman" w:hAnsi="Times New Roman"/>
+                <w:color w:val="000000" w:themeColor="text1"/>
+                <w:spacing w:val="-6"/>
+                <w:sz w:val="26"/>
+                <w:szCs w:val="26"/>
+                <w:lang w:val="nl-NL"/>
+              </w:rPr>
+              <w:t xml:space="preserve">: </w:t>
+            </w:r>
+            <w:r>
+              <w:rPr>
+                <w:rFonts w:ascii="Times New Roman" w:hAnsi="Times New Roman"/>
+                <w:bCs/>
+                <w:i/>
+                <w:iCs/>
+                <w:color w:val="000000" w:themeColor="text1"/>
+                <w:spacing w:val="-6"/>
+                <w:sz w:val="26"/>
+                <w:szCs w:val="26"/>
+                <w:lang w:val="vi-VN"/>
+              </w:rPr>
+              <w:t>https://kcb.vn/hanh-nghe/danh-sach-co-so-kbcb-du-dieu-kien-huong-dan-thuc-hanh/benh-vien-phu-san-trung-uong-dang-tai-ban-cong-bo-co-so-kham-benh-chua-benh-dap-ung-yeu-cau-la-co-so-huong-dan-thuc-hanh.html</w:t>
+            </w:r>
+            <w:r>
+              <w:rPr>
+                <w:rFonts w:ascii="Times New Roman" w:hAnsi="Times New Roman"/>
+                <w:color w:val="000000" w:themeColor="text1"/>
+                <w:spacing w:val="-6"/>
+                <w:sz w:val="26"/>
+                <w:szCs w:val="26"/>
+                <w:lang w:val="vi-VN"/>
+              </w:rPr>
+              <w:t>) và có trên trang website của bệnhviện:</w:t>
+            </w:r>
+            <w:hyperlink r:id="rId5" w:history="1">
+              <w:r>
+                <w:rPr>
+                  <w:rStyle w:val="Hyperlink"/>
+                  <w:rFonts w:ascii="Times New Roman" w:eastAsiaTheme="majorEastAsia" w:hAnsi="Times New Roman"/>
+                  <w:i/>
+                  <w:iCs/>
+                  <w:color w:val="000000" w:themeColor="text1"/>
+                  <w:spacing w:val="-4"/>
+                  <w:sz w:val="26"/>
+                  <w:szCs w:val="26"/>
+                  <w:lang w:val="vi-VN"/>
+                </w:rPr>
+                <w:t>https://www.benhvienphusantrunguong.org.vn</w:t>
+              </w:r>
+            </w:hyperlink>
+          </w:p>
+        </w:tc>
+        <w:tc>
+          <w:tcPr>
+            <w:tcW w:w="850" w:type="dxa"/>
+          </w:tcPr>
+          <w:p>
+            <w:pPr>
+              <w:shd w:val="clear" w:color="auto" w:fill="FFFFFF" w:themeFill="background1"/>
+              <w:spacing w:line="300" w:lineRule="auto"/>
+              <w:rPr>
+                <w:rFonts w:ascii="Times New Roman" w:hAnsi="Times New Roman"/>
+                <w:i/>
+                <w:color w:val="000000" w:themeColor="text1"/>
+                <w:sz w:val="26"/>
+                <w:szCs w:val="26"/>
+              </w:rPr>
+            </w:pPr>
+            <w:r>
+              <w:rPr>
+                <w:rFonts w:ascii="Times New Roman" w:hAnsi="Times New Roman"/>
+                <w:i/>
+                <w:color w:val="000000" w:themeColor="text1"/>
+                <w:sz w:val="26"/>
+                <w:szCs w:val="26"/>
+              </w:rPr>
+              <w:t>[[I01dat]]</w:t>
+            </w:r>
+          </w:p>
+        </w:tc>
+        <w:tc>
+          <w:tcPr>
+            <w:tcW w:w="1276" w:type="dxa"/>
+          </w:tcPr>
+          <w:p>
+            <w:pPr>
+              <w:shd w:val="clear" w:color="auto" w:fill="FFFFFF" w:themeFill="background1"/>
+              <w:spacing w:line="300" w:lineRule="auto"/>
+              <w:rPr>
+                <w:rFonts w:ascii="Times New Roman" w:hAnsi="Times New Roman"/>
+                <w:i/>
+                <w:color w:val="000000" w:themeColor="text1"/>
+                <w:sz w:val="26"/>
+                <w:szCs w:val="26"/>
+              </w:rPr>
+            </w:pPr>
+            <w:r>
+              <w:rPr>
+                <w:rFonts w:ascii="Times New Roman" w:hAnsi="Times New Roman"/>
+                <w:i/>
+                <w:color w:val="000000" w:themeColor="text1"/>
+                <w:sz w:val="26"/>
+                <w:szCs w:val="26"/>
+              </w:rPr>
+              <w:t>[[I01khongdat]]</w:t>
+            </w:r>
+          </w:p>
+        </w:tc>
+        <w:tc>
+          <w:tcPr>
+            <w:tcW w:w="1276" w:type="dxa"/>
+          </w:tcPr>
+          <w:p>
+            <w:pPr>
+              <w:shd w:val="clear" w:color="auto" w:fill="FFFFFF" w:themeFill="background1"/>
+              <w:spacing w:line="300" w:lineRule="auto"/>
+              <w:rPr>
+                <w:rFonts w:ascii="Times New Roman" w:hAnsi="Times New Roman"/>
+                <w:i/>
+                <w:color w:val="000000" w:themeColor="text1"/>
+                <w:sz w:val="26"/>
+                <w:szCs w:val="26"/>
+              </w:rPr>
+            </w:pPr>
+            <w:r>
+              <w:rPr>
+                <w:rFonts w:ascii="Times New Roman" w:hAnsi="Times New Roman"/>
+                <w:i/>
+                <w:color w:val="000000" w:themeColor="text1"/>
+                <w:sz w:val="26"/>
+                <w:szCs w:val="26"/>
+              </w:rPr>
+              <w:t>[[I01khonglam]]</w:t>
+            </w:r>
+          </w:p>
+        </w:tc>
+        <w:tc>
+          <w:tcPr>
+            <w:tcW w:w="992" w:type="dxa"/>
+          </w:tcPr>
+          <w:p>
+            <w:pPr>
+              <w:shd w:val="clear" w:color="auto" w:fill="FFFFFF" w:themeFill="background1"/>
+              <w:spacing w:line="300" w:lineRule="auto"/>
+              <w:rPr>
+                <w:rFonts w:ascii="Times New Roman" w:hAnsi="Times New Roman"/>
+                <w:i/>
+                <w:color w:val="000000" w:themeColor="text1"/>
+                <w:sz w:val="26"/>
+                <w:szCs w:val="26"/>
+              </w:rPr>
+            </w:pPr>
+            <w:r>
+              <w:rPr>
+                <w:rFonts w:ascii="Times New Roman" w:hAnsi="Times New Roman"/>
+                <w:i/>
+                <w:color w:val="000000" w:themeColor="text1"/>
+                <w:sz w:val="26"/>
+                <w:szCs w:val="26"/>
+              </w:rPr>
+              <w:t>[[I01ghichu]]</w:t>
+            </w:r>
+          </w:p>
+        </w:tc>
+      </w:tr>
+      <w:tr>
+        <w:tc>
+          <w:tcPr>
+            <w:tcW w:w="817" w:type="dxa"/>
+            <w:vAlign w:val="center"/>
+          </w:tcPr>
+          <w:p>
+            <w:pPr>
+              <w:shd w:val="clear" w:color="auto" w:fill="FFFFFF" w:themeFill="background1"/>
+              <w:spacing w:line="300" w:lineRule="auto"/>
+              <w:jc w:val="center"/>
+              <w:rPr>
+                <w:rFonts w:ascii="Times New Roman" w:hAnsi="Times New Roman"/>
+                <w:color w:val="000000" w:themeColor="text1"/>
+                <w:sz w:val="26"/>
+                <w:szCs w:val="26"/>
+              </w:rPr>
+            </w:pPr>
+            <w:r>
+              <w:rPr>
+                <w:rFonts w:ascii="Times New Roman" w:hAnsi="Times New Roman"/>
+                <w:color w:val="000000" w:themeColor="text1"/>
+                <w:sz w:val="26"/>
+                <w:szCs w:val="26"/>
+              </w:rPr>
+              <w:t>2</w:t>
+            </w:r>
+          </w:p>
+        </w:tc>
+        <w:tc>
+          <w:tcPr>
+            <w:tcW w:w="992" w:type="dxa"/>
+            <w:vMerge/>
+            <w:vAlign w:val="center"/>
+          </w:tcPr>
+          <w:p>
+            <w:pPr>
+              <w:shd w:val="clear" w:color="auto" w:fill="FFFFFF" w:themeFill="background1"/>
+              <w:spacing w:line="300" w:lineRule="auto"/>
+              <w:jc w:val="center"/>
+              <w:rPr>
+                <w:rFonts w:ascii="Times New Roman" w:hAnsi="Times New Roman"/>
+                <w:color w:val="000000" w:themeColor="text1"/>
+                <w:sz w:val="26"/>
+                <w:szCs w:val="26"/>
+              </w:rPr>
+            </w:pPr>
+          </w:p>
+        </w:tc>
+        <w:tc>
+          <w:tcPr>
+            <w:tcW w:w="3828" w:type="dxa"/>
+            <w:vAlign w:val="center"/>
+          </w:tcPr>
+          <w:p>
+            <w:pPr>
+              <w:shd w:val="clear" w:color="auto" w:fill="FFFFFF" w:themeFill="background1"/>
+              <w:spacing w:line="300" w:lineRule="auto"/>
+              <w:rPr>
+                <w:rFonts w:ascii="Times New Roman" w:hAnsi="Times New Roman"/>
+                <w:i/>
+                <w:color w:val="000000" w:themeColor="text1"/>
+                <w:sz w:val="26"/>
+                <w:szCs w:val="26"/>
+              </w:rPr>
+            </w:pPr>
+            <w:r>
+              <w:rPr>
+                <w:rFonts w:ascii="Times New Roman" w:hAnsi="Times New Roman"/>
+                <w:color w:val="000000" w:themeColor="text1"/>
+                <w:spacing w:val="4"/>
+                <w:sz w:val="26"/>
+                <w:szCs w:val="26"/>
+                <w:lang w:val="vi-VN"/>
+              </w:rPr>
+              <w:t>Dựa trên Kế hoạch ĐT theo năm</w:t>
+            </w:r>
+            <w:r>
+              <w:rPr>
+                <w:rFonts w:ascii="Times New Roman" w:hAnsi="Times New Roman"/>
+                <w:color w:val="000000" w:themeColor="text1"/>
+                <w:spacing w:val="4"/>
+                <w:sz w:val="26"/>
+                <w:szCs w:val="26"/>
+              </w:rPr>
+              <w:t xml:space="preserve"> </w:t>
+            </w:r>
+            <w:r>
+              <w:rPr>
+                <w:rFonts w:ascii="Times New Roman" w:hAnsi="Times New Roman"/>
+                <w:b/>
+                <w:i/>
+                <w:color w:val="000000" w:themeColor="text1"/>
+                <w:spacing w:val="4"/>
+                <w:sz w:val="26"/>
+                <w:szCs w:val="26"/>
+                <w:lang w:val="vi-VN"/>
+              </w:rPr>
+              <w:t>(</w:t>
+            </w:r>
+            <w:r>
+              <w:rPr>
+                <w:rFonts w:ascii="Times New Roman" w:hAnsi="Times New Roman"/>
+                <w:b/>
+                <w:bCs/>
+                <w:i/>
+                <w:iCs/>
+                <w:color w:val="000000" w:themeColor="text1"/>
+                <w:spacing w:val="4"/>
+                <w:sz w:val="26"/>
+                <w:szCs w:val="26"/>
+                <w:lang w:val="vi-VN"/>
+              </w:rPr>
+              <w:t>QTQL/ĐT&amp;HTQT/03/BM01</w:t>
+            </w:r>
+            <w:r>
+              <w:rPr>
+                <w:rFonts w:ascii="Times New Roman" w:hAnsi="Times New Roman"/>
+                <w:b/>
+                <w:i/>
+                <w:color w:val="000000" w:themeColor="text1"/>
+                <w:spacing w:val="4"/>
+                <w:sz w:val="26"/>
+                <w:szCs w:val="26"/>
+                <w:lang w:val="vi-VN"/>
+              </w:rPr>
+              <w:t>)</w:t>
+            </w:r>
+            <w:r>
+              <w:rPr>
+                <w:rFonts w:ascii="Times New Roman" w:hAnsi="Times New Roman"/>
+                <w:color w:val="000000" w:themeColor="text1"/>
+                <w:spacing w:val="4"/>
+                <w:sz w:val="26"/>
+                <w:szCs w:val="26"/>
+                <w:lang w:val="vi-VN"/>
+              </w:rPr>
+              <w:t xml:space="preserve"> (đã xây dựng theo và kế hoạch tháng </w:t>
+            </w:r>
+            <w:r>
+              <w:rPr>
+                <w:rFonts w:ascii="Times New Roman" w:hAnsi="Times New Roman"/>
+                <w:b/>
+                <w:i/>
+                <w:color w:val="000000" w:themeColor="text1"/>
+                <w:spacing w:val="4"/>
+                <w:sz w:val="26"/>
+                <w:szCs w:val="26"/>
+                <w:lang w:val="vi-VN"/>
+              </w:rPr>
+              <w:t>(QTQL/ĐT&amp;HTQT/03/BM02)</w:t>
+            </w:r>
+            <w:r>
+              <w:rPr>
+                <w:rFonts w:ascii="Times New Roman" w:hAnsi="Times New Roman"/>
+                <w:b/>
+                <w:i/>
+                <w:color w:val="000000" w:themeColor="text1"/>
+                <w:spacing w:val="4"/>
+                <w:sz w:val="26"/>
+                <w:szCs w:val="26"/>
+              </w:rPr>
+              <w:t xml:space="preserve"> </w:t>
+            </w:r>
+            <w:r>
+              <w:rPr>
+                <w:rFonts w:ascii="Times New Roman" w:hAnsi="Times New Roman"/>
+                <w:color w:val="000000" w:themeColor="text1"/>
+                <w:spacing w:val="4"/>
+                <w:sz w:val="26"/>
+                <w:szCs w:val="26"/>
+                <w:lang w:val="vi-VN"/>
+              </w:rPr>
+              <w:t xml:space="preserve">(dựa trên kế hoạch năm có bổ </w:t>
+            </w:r>
+            <w:r>
+              <w:rPr>
+                <w:rFonts w:ascii="Times New Roman" w:hAnsi="Times New Roman"/>
+                <w:color w:val="000000" w:themeColor="text1"/>
+                <w:spacing w:val="4"/>
+                <w:sz w:val="26"/>
+                <w:szCs w:val="26"/>
+                <w:lang w:val="vi-VN"/>
+              </w:rPr>
+              <w:lastRenderedPageBreak/>
+              <w:t>sung/sửa đổi để xây dựng kế hoạch cụ thể</w:t>
+            </w:r>
+          </w:p>
+        </w:tc>
+        <w:tc>
+          <w:tcPr>
+            <w:tcW w:w="850" w:type="dxa"/>
+          </w:tcPr>
+          <w:p>
+            <w:pPr>
+              <w:shd w:val="clear" w:color="auto" w:fill="FFFFFF" w:themeFill="background1"/>
+              <w:spacing w:line="300" w:lineRule="auto"/>
+              <w:rPr>
+                <w:rFonts w:ascii="Times New Roman" w:hAnsi="Times New Roman"/>
+                <w:i/>
+                <w:color w:val="000000" w:themeColor="text1"/>
+                <w:sz w:val="26"/>
+                <w:szCs w:val="26"/>
+              </w:rPr>
+            </w:pPr>
+            <w:r>
+              <w:rPr>
+                <w:rFonts w:ascii="Times New Roman" w:hAnsi="Times New Roman"/>
+                <w:i/>
+                <w:color w:val="000000" w:themeColor="text1"/>
+                <w:sz w:val="26"/>
+                <w:szCs w:val="26"/>
+              </w:rPr>
+              <w:lastRenderedPageBreak/>
+              <w:t>[[I02dat]]</w:t>
+            </w:r>
+          </w:p>
+        </w:tc>
+        <w:tc>
+          <w:tcPr>
+            <w:tcW w:w="1276" w:type="dxa"/>
+          </w:tcPr>
+          <w:p>
+            <w:pPr>
+              <w:shd w:val="clear" w:color="auto" w:fill="FFFFFF" w:themeFill="background1"/>
+              <w:spacing w:line="300" w:lineRule="auto"/>
+              <w:rPr>
+                <w:rFonts w:ascii="Times New Roman" w:hAnsi="Times New Roman"/>
+                <w:i/>
+                <w:color w:val="000000" w:themeColor="text1"/>
+                <w:sz w:val="26"/>
+                <w:szCs w:val="26"/>
+              </w:rPr>
+            </w:pPr>
+            <w:r>
+              <w:rPr>
+                <w:rFonts w:ascii="Times New Roman" w:hAnsi="Times New Roman"/>
+                <w:i/>
+                <w:color w:val="000000" w:themeColor="text1"/>
+                <w:sz w:val="26"/>
+                <w:szCs w:val="26"/>
+              </w:rPr>
+              <w:t>[[I02khongdat]]</w:t>
+            </w:r>
+          </w:p>
+        </w:tc>
+        <w:tc>
+          <w:tcPr>
+            <w:tcW w:w="1276" w:type="dxa"/>
+          </w:tcPr>
+          <w:p>
+            <w:pPr>
+              <w:shd w:val="clear" w:color="auto" w:fill="FFFFFF" w:themeFill="background1"/>
+              <w:spacing w:line="300" w:lineRule="auto"/>
+              <w:rPr>
+                <w:rFonts w:ascii="Times New Roman" w:hAnsi="Times New Roman"/>
+                <w:i/>
+                <w:color w:val="000000" w:themeColor="text1"/>
+                <w:sz w:val="26"/>
+                <w:szCs w:val="26"/>
+              </w:rPr>
+            </w:pPr>
+            <w:r>
+              <w:rPr>
+                <w:rFonts w:ascii="Times New Roman" w:hAnsi="Times New Roman"/>
+                <w:i/>
+                <w:color w:val="000000" w:themeColor="text1"/>
+                <w:sz w:val="26"/>
+                <w:szCs w:val="26"/>
+              </w:rPr>
+              <w:t>[[I02khonglam]]</w:t>
+            </w:r>
+          </w:p>
+        </w:tc>
+        <w:tc>
+          <w:tcPr>
+            <w:tcW w:w="992" w:type="dxa"/>
+          </w:tcPr>
+          <w:p>
+            <w:pPr>
+              <w:shd w:val="clear" w:color="auto" w:fill="FFFFFF" w:themeFill="background1"/>
+              <w:spacing w:line="300" w:lineRule="auto"/>
+              <w:rPr>
+                <w:rFonts w:ascii="Times New Roman" w:hAnsi="Times New Roman"/>
+                <w:i/>
+                <w:color w:val="000000" w:themeColor="text1"/>
+                <w:sz w:val="26"/>
+                <w:szCs w:val="26"/>
+              </w:rPr>
+            </w:pPr>
+            <w:r>
+              <w:rPr>
+                <w:rFonts w:ascii="Times New Roman" w:hAnsi="Times New Roman"/>
+                <w:i/>
+                <w:color w:val="000000" w:themeColor="text1"/>
+                <w:sz w:val="26"/>
+                <w:szCs w:val="26"/>
+              </w:rPr>
+              <w:t>[[I02ghichu]]</w:t>
+            </w:r>
+          </w:p>
+        </w:tc>
+      </w:tr>
+      <w:tr>
+        <w:tc>
+          <w:tcPr>
+            <w:tcW w:w="817" w:type="dxa"/>
+            <w:vAlign w:val="center"/>
+          </w:tcPr>
+          <w:p>
+            <w:pPr>
+              <w:shd w:val="clear" w:color="auto" w:fill="FFFFFF" w:themeFill="background1"/>
+              <w:spacing w:line="300" w:lineRule="auto"/>
+              <w:jc w:val="center"/>
+              <w:rPr>
+                <w:rFonts w:ascii="Times New Roman" w:hAnsi="Times New Roman"/>
+                <w:color w:val="000000" w:themeColor="text1"/>
+                <w:sz w:val="26"/>
+                <w:szCs w:val="26"/>
+              </w:rPr>
+            </w:pPr>
+            <w:r>
+              <w:rPr>
+                <w:rFonts w:ascii="Times New Roman" w:hAnsi="Times New Roman"/>
+                <w:color w:val="000000" w:themeColor="text1"/>
+                <w:sz w:val="26"/>
+                <w:szCs w:val="26"/>
+              </w:rPr>
+              <w:t>3</w:t>
+            </w:r>
+          </w:p>
+        </w:tc>
+        <w:tc>
+          <w:tcPr>
+            <w:tcW w:w="992" w:type="dxa"/>
+            <w:vMerge w:val="restart"/>
+            <w:vAlign w:val="center"/>
+          </w:tcPr>
+          <w:p>
+            <w:pPr>
+              <w:shd w:val="clear" w:color="auto" w:fill="FFFFFF" w:themeFill="background1"/>
+              <w:spacing w:line="300" w:lineRule="auto"/>
+              <w:jc w:val="center"/>
+              <w:rPr>
+                <w:rFonts w:ascii="Times New Roman" w:hAnsi="Times New Roman"/>
+                <w:color w:val="000000" w:themeColor="text1"/>
+                <w:sz w:val="26"/>
+                <w:szCs w:val="26"/>
+              </w:rPr>
+            </w:pPr>
+            <w:r>
+              <w:rPr>
+                <w:rFonts w:ascii="Times New Roman" w:hAnsi="Times New Roman"/>
+                <w:color w:val="000000" w:themeColor="text1"/>
+                <w:sz w:val="26"/>
+                <w:szCs w:val="26"/>
+              </w:rPr>
+              <w:t>2</w:t>
+            </w:r>
+          </w:p>
+        </w:tc>
+        <w:tc>
+          <w:tcPr>
+            <w:tcW w:w="3828" w:type="dxa"/>
+          </w:tcPr>
+          <w:p>
+            <w:pPr>
+              <w:keepNext/>
+              <w:keepLines/>
+              <w:shd w:val="clear" w:color="auto" w:fill="FFFFFF" w:themeFill="background1"/>
+              <w:spacing w:line="300" w:lineRule="auto"/>
+              <w:ind w:right="-45"/>
+              <w:rPr>
+                <w:rFonts w:ascii="Times New Roman" w:hAnsi="Times New Roman"/>
+                <w:color w:val="000000" w:themeColor="text1"/>
+                <w:sz w:val="26"/>
+                <w:szCs w:val="26"/>
+                <w:lang w:val="vi-VN"/>
+              </w:rPr>
+            </w:pPr>
+            <w:r>
+              <w:rPr>
+                <w:rFonts w:ascii="Times New Roman" w:hAnsi="Times New Roman"/>
+                <w:color w:val="000000" w:themeColor="text1"/>
+                <w:sz w:val="26"/>
+                <w:szCs w:val="26"/>
+                <w:lang w:val="vi-VN"/>
+              </w:rPr>
+              <w:t xml:space="preserve">Các giấy tờ, bao gồm: </w:t>
+            </w:r>
+          </w:p>
+          <w:p>
+            <w:pPr>
+              <w:keepNext/>
+              <w:keepLines/>
+              <w:shd w:val="clear" w:color="auto" w:fill="FFFFFF" w:themeFill="background1"/>
+              <w:spacing w:line="300" w:lineRule="auto"/>
+              <w:ind w:right="-45"/>
+              <w:rPr>
+                <w:rFonts w:ascii="Times New Roman" w:hAnsi="Times New Roman"/>
+                <w:b/>
+                <w:bCs/>
+                <w:i/>
+                <w:iCs/>
+                <w:color w:val="000000" w:themeColor="text1"/>
+                <w:sz w:val="26"/>
+                <w:szCs w:val="26"/>
+                <w:lang w:val="vi-VN"/>
+              </w:rPr>
+            </w:pPr>
+            <w:r>
+              <w:rPr>
+                <w:rFonts w:ascii="Times New Roman" w:hAnsi="Times New Roman"/>
+                <w:color w:val="000000" w:themeColor="text1"/>
+                <w:sz w:val="26"/>
+                <w:szCs w:val="26"/>
+                <w:lang w:val="vi-VN"/>
+              </w:rPr>
+              <w:t>+ Quyết định tổ chức lớp (</w:t>
+            </w:r>
+            <w:r>
+              <w:rPr>
+                <w:rFonts w:ascii="Times New Roman" w:hAnsi="Times New Roman"/>
+                <w:b/>
+                <w:bCs/>
+                <w:i/>
+                <w:iCs/>
+                <w:color w:val="000000" w:themeColor="text1"/>
+                <w:sz w:val="26"/>
+                <w:szCs w:val="26"/>
+                <w:lang w:val="vi-VN"/>
+              </w:rPr>
+              <w:t>QTQL/ĐT&amp;HTQT/03/BM03)</w:t>
+            </w:r>
+            <w:r>
+              <w:rPr>
+                <w:rFonts w:ascii="Times New Roman" w:hAnsi="Times New Roman"/>
+                <w:color w:val="000000" w:themeColor="text1"/>
+                <w:sz w:val="26"/>
+                <w:szCs w:val="26"/>
+                <w:lang w:val="vi-VN"/>
+              </w:rPr>
+              <w:t xml:space="preserve"> kèm theo danh sách giảng viên và chương trình giảng dạy</w:t>
+            </w:r>
+          </w:p>
+          <w:p>
+            <w:pPr>
+              <w:keepNext/>
+              <w:keepLines/>
+              <w:shd w:val="clear" w:color="auto" w:fill="FFFFFF" w:themeFill="background1"/>
+              <w:spacing w:line="300" w:lineRule="auto"/>
+              <w:ind w:right="-45"/>
+              <w:rPr>
+                <w:rFonts w:ascii="Times New Roman" w:hAnsi="Times New Roman"/>
+                <w:color w:val="000000" w:themeColor="text1"/>
+                <w:sz w:val="26"/>
+                <w:szCs w:val="26"/>
+              </w:rPr>
+            </w:pPr>
+            <w:r>
+              <w:rPr>
+                <w:rFonts w:ascii="Times New Roman" w:hAnsi="Times New Roman"/>
+                <w:color w:val="000000" w:themeColor="text1"/>
+                <w:sz w:val="26"/>
+                <w:szCs w:val="26"/>
+                <w:lang w:val="vi-VN"/>
+              </w:rPr>
+              <w:t>+ Công văn chiêu sinh (</w:t>
+            </w:r>
+            <w:r>
+              <w:rPr>
+                <w:rFonts w:ascii="Times New Roman" w:hAnsi="Times New Roman"/>
+                <w:b/>
+                <w:bCs/>
+                <w:i/>
+                <w:iCs/>
+                <w:color w:val="000000" w:themeColor="text1"/>
+                <w:sz w:val="26"/>
+                <w:szCs w:val="26"/>
+                <w:lang w:val="vi-VN"/>
+              </w:rPr>
+              <w:t>QTQL/ĐT&amp;HTQT/03/BM04)</w:t>
+            </w:r>
+          </w:p>
+        </w:tc>
+        <w:tc>
+          <w:tcPr>
+            <w:tcW w:w="850" w:type="dxa"/>
+          </w:tcPr>
+          <w:p>
+            <w:pPr>
+              <w:shd w:val="clear" w:color="auto" w:fill="FFFFFF" w:themeFill="background1"/>
+              <w:spacing w:line="300" w:lineRule="auto"/>
+              <w:rPr>
+                <w:rFonts w:ascii="Times New Roman" w:hAnsi="Times New Roman"/>
+                <w:i/>
+                <w:color w:val="000000" w:themeColor="text1"/>
+                <w:sz w:val="26"/>
+                <w:szCs w:val="26"/>
+              </w:rPr>
+            </w:pPr>
+            <w:r>
+              <w:rPr>
+                <w:rFonts w:ascii="Times New Roman" w:hAnsi="Times New Roman"/>
+                <w:i/>
+                <w:color w:val="000000" w:themeColor="text1"/>
+                <w:sz w:val="26"/>
+                <w:szCs w:val="26"/>
+              </w:rPr>
+              <w:t>[[I03dat]]</w:t>
+            </w:r>
+          </w:p>
+        </w:tc>
+        <w:tc>
+          <w:tcPr>
+            <w:tcW w:w="1276" w:type="dxa"/>
+          </w:tcPr>
+          <w:p>
+            <w:pPr>
+              <w:shd w:val="clear" w:color="auto" w:fill="FFFFFF" w:themeFill="background1"/>
+              <w:spacing w:line="300" w:lineRule="auto"/>
+              <w:rPr>
+                <w:rFonts w:ascii="Times New Roman" w:hAnsi="Times New Roman"/>
+                <w:i/>
+                <w:color w:val="000000" w:themeColor="text1"/>
+                <w:sz w:val="26"/>
+                <w:szCs w:val="26"/>
+              </w:rPr>
+            </w:pPr>
+            <w:r>
+              <w:rPr>
+                <w:rFonts w:ascii="Times New Roman" w:hAnsi="Times New Roman"/>
+                <w:i/>
+                <w:color w:val="000000" w:themeColor="text1"/>
+                <w:sz w:val="26"/>
+                <w:szCs w:val="26"/>
+              </w:rPr>
+              <w:t>[[I03khongdat]]</w:t>
+            </w:r>
+          </w:p>
+        </w:tc>
+        <w:tc>
+          <w:tcPr>
+            <w:tcW w:w="1276" w:type="dxa"/>
+          </w:tcPr>
+          <w:p>
+            <w:pPr>
+              <w:shd w:val="clear" w:color="auto" w:fill="FFFFFF" w:themeFill="background1"/>
+              <w:spacing w:line="300" w:lineRule="auto"/>
+              <w:rPr>
+                <w:rFonts w:ascii="Times New Roman" w:hAnsi="Times New Roman"/>
+                <w:i/>
+                <w:color w:val="000000" w:themeColor="text1"/>
+                <w:sz w:val="26"/>
+                <w:szCs w:val="26"/>
+              </w:rPr>
+            </w:pPr>
+            <w:r>
+              <w:rPr>
+                <w:rFonts w:ascii="Times New Roman" w:hAnsi="Times New Roman"/>
+                <w:i/>
+                <w:color w:val="000000" w:themeColor="text1"/>
+                <w:sz w:val="26"/>
+                <w:szCs w:val="26"/>
+              </w:rPr>
+              <w:t>[[I03khonglam]]</w:t>
+            </w:r>
+          </w:p>
+        </w:tc>
+        <w:tc>
+          <w:tcPr>
+            <w:tcW w:w="992" w:type="dxa"/>
+          </w:tcPr>
+          <w:p>
+            <w:pPr>
+              <w:shd w:val="clear" w:color="auto" w:fill="FFFFFF" w:themeFill="background1"/>
+              <w:spacing w:line="300" w:lineRule="auto"/>
+              <w:rPr>
+                <w:rFonts w:ascii="Times New Roman" w:hAnsi="Times New Roman"/>
+                <w:i/>
+                <w:color w:val="000000" w:themeColor="text1"/>
+                <w:sz w:val="26"/>
+                <w:szCs w:val="26"/>
+              </w:rPr>
+            </w:pPr>
+            <w:r>
+              <w:rPr>
+                <w:rFonts w:ascii="Times New Roman" w:hAnsi="Times New Roman"/>
+                <w:i/>
+                <w:color w:val="000000" w:themeColor="text1"/>
+                <w:sz w:val="26"/>
+                <w:szCs w:val="26"/>
+              </w:rPr>
+              <w:t>[[I03ghichu]]</w:t>
+            </w:r>
+          </w:p>
+        </w:tc>
+      </w:tr>
+      <w:tr>
+        <w:tc>
+          <w:tcPr>
+            <w:tcW w:w="817" w:type="dxa"/>
+            <w:vAlign w:val="center"/>
+          </w:tcPr>
+          <w:p>
+            <w:pPr>
+              <w:shd w:val="clear" w:color="auto" w:fill="FFFFFF" w:themeFill="background1"/>
+              <w:spacing w:line="300" w:lineRule="auto"/>
+              <w:jc w:val="center"/>
+              <w:rPr>
+                <w:rFonts w:ascii="Times New Roman" w:hAnsi="Times New Roman"/>
+                <w:color w:val="000000" w:themeColor="text1"/>
+                <w:sz w:val="26"/>
+                <w:szCs w:val="26"/>
+              </w:rPr>
+            </w:pPr>
+            <w:r>
+              <w:rPr>
+                <w:rFonts w:ascii="Times New Roman" w:hAnsi="Times New Roman"/>
+                <w:color w:val="000000" w:themeColor="text1"/>
+                <w:sz w:val="26"/>
+                <w:szCs w:val="26"/>
+              </w:rPr>
+              <w:t>4</w:t>
+            </w:r>
+          </w:p>
+        </w:tc>
+        <w:tc>
+          <w:tcPr>
+            <w:tcW w:w="992" w:type="dxa"/>
+            <w:vMerge/>
+            <w:vAlign w:val="center"/>
+          </w:tcPr>
+          <w:p>
+            <w:pPr>
+              <w:shd w:val="clear" w:color="auto" w:fill="FFFFFF" w:themeFill="background1"/>
+              <w:spacing w:line="300" w:lineRule="auto"/>
+              <w:jc w:val="center"/>
+              <w:rPr>
+                <w:rFonts w:ascii="Times New Roman" w:hAnsi="Times New Roman"/>
+                <w:color w:val="000000" w:themeColor="text1"/>
+                <w:sz w:val="26"/>
+                <w:szCs w:val="26"/>
+              </w:rPr>
+            </w:pPr>
+          </w:p>
+        </w:tc>
+        <w:tc>
+          <w:tcPr>
+            <w:tcW w:w="3828" w:type="dxa"/>
+          </w:tcPr>
+          <w:p>
+            <w:pPr>
+              <w:shd w:val="clear" w:color="auto" w:fill="FFFFFF" w:themeFill="background1"/>
+              <w:tabs>
+                <w:tab w:val="left" w:pos="290"/>
+              </w:tabs>
+              <w:spacing w:line="300" w:lineRule="auto"/>
+              <w:ind w:left="20"/>
+              <w:contextualSpacing/>
+              <w:rPr>
+                <w:rFonts w:ascii="Times New Roman" w:hAnsi="Times New Roman"/>
+                <w:i/>
+                <w:color w:val="000000" w:themeColor="text1"/>
+                <w:sz w:val="26"/>
+                <w:szCs w:val="26"/>
+              </w:rPr>
+            </w:pPr>
+            <w:r>
+              <w:rPr>
+                <w:rFonts w:ascii="Times New Roman" w:hAnsi="Times New Roman"/>
+                <w:color w:val="000000" w:themeColor="text1"/>
+                <w:sz w:val="26"/>
+                <w:szCs w:val="26"/>
+                <w:lang w:val="vi-VN"/>
+              </w:rPr>
+              <w:t xml:space="preserve">Trình Giám đốc bệnh viện phê duyệt thủ tục giấy tờ liên quan tới khoá học, trước ngày khai giảng </w:t>
+            </w:r>
+            <w:r>
+              <w:rPr>
+                <w:rFonts w:ascii="Times New Roman" w:hAnsi="Times New Roman"/>
+                <w:b/>
+                <w:color w:val="000000" w:themeColor="text1"/>
+                <w:sz w:val="26"/>
+                <w:szCs w:val="26"/>
+                <w:lang w:val="vi-VN"/>
+              </w:rPr>
+              <w:t>ít nhất</w:t>
+            </w:r>
+            <w:r>
+              <w:rPr>
+                <w:rFonts w:ascii="Times New Roman" w:hAnsi="Times New Roman"/>
+                <w:color w:val="000000" w:themeColor="text1"/>
+                <w:sz w:val="26"/>
+                <w:szCs w:val="26"/>
+                <w:lang w:val="vi-VN"/>
+              </w:rPr>
+              <w:t>15 ngày</w:t>
+            </w:r>
+          </w:p>
+        </w:tc>
+        <w:tc>
+          <w:tcPr>
+            <w:tcW w:w="850" w:type="dxa"/>
+          </w:tcPr>
+          <w:p>
+            <w:pPr>
+              <w:shd w:val="clear" w:color="auto" w:fill="FFFFFF" w:themeFill="background1"/>
+              <w:spacing w:line="300" w:lineRule="auto"/>
+              <w:rPr>
+                <w:rFonts w:ascii="Times New Roman" w:hAnsi="Times New Roman"/>
+                <w:i/>
+                <w:color w:val="000000" w:themeColor="text1"/>
+                <w:sz w:val="26"/>
+                <w:szCs w:val="26"/>
+              </w:rPr>
+            </w:pPr>
+            <w:r>
+              <w:rPr>
+                <w:rFonts w:ascii="Times New Roman" w:hAnsi="Times New Roman"/>
+                <w:i/>
+                <w:color w:val="000000" w:themeColor="text1"/>
+                <w:sz w:val="26"/>
+                <w:szCs w:val="26"/>
+              </w:rPr>
+              <w:t>[[I04dat]]</w:t>
+            </w:r>
+          </w:p>
+        </w:tc>
+        <w:tc>
+          <w:tcPr>
+            <w:tcW w:w="1276" w:type="dxa"/>
+          </w:tcPr>
+          <w:p>
+            <w:pPr>
+              <w:shd w:val="clear" w:color="auto" w:fill="FFFFFF" w:themeFill="background1"/>
+              <w:spacing w:line="300" w:lineRule="auto"/>
+              <w:rPr>
+                <w:rFonts w:ascii="Times New Roman" w:hAnsi="Times New Roman"/>
+                <w:i/>
+                <w:color w:val="000000" w:themeColor="text1"/>
+                <w:sz w:val="26"/>
+                <w:szCs w:val="26"/>
+              </w:rPr>
+            </w:pPr>
+            <w:r>
+              <w:rPr>
+                <w:rFonts w:ascii="Times New Roman" w:hAnsi="Times New Roman"/>
+                <w:i/>
+                <w:color w:val="000000" w:themeColor="text1"/>
+                <w:sz w:val="26"/>
+                <w:szCs w:val="26"/>
+              </w:rPr>
+              <w:t>[[I04khongdat]]</w:t>
+            </w:r>
+          </w:p>
+        </w:tc>
+        <w:tc>
+          <w:tcPr>
+            <w:tcW w:w="1276" w:type="dxa"/>
+          </w:tcPr>
+          <w:p>
+            <w:pPr>
+              <w:shd w:val="clear" w:color="auto" w:fill="FFFFFF" w:themeFill="background1"/>
+              <w:spacing w:line="300" w:lineRule="auto"/>
+              <w:rPr>
+                <w:rFonts w:ascii="Times New Roman" w:hAnsi="Times New Roman"/>
+                <w:i/>
+                <w:color w:val="000000" w:themeColor="text1"/>
+                <w:sz w:val="26"/>
+                <w:szCs w:val="26"/>
+              </w:rPr>
+            </w:pPr>
+            <w:r>
+              <w:rPr>
+                <w:rFonts w:ascii="Times New Roman" w:hAnsi="Times New Roman"/>
+                <w:i/>
+                <w:color w:val="000000" w:themeColor="text1"/>
+                <w:sz w:val="26"/>
+                <w:szCs w:val="26"/>
+              </w:rPr>
+              <w:t>[[I04khonglam]]</w:t>
+            </w:r>
+          </w:p>
+        </w:tc>
+        <w:tc>
+          <w:tcPr>
+            <w:tcW w:w="992" w:type="dxa"/>
+          </w:tcPr>
+          <w:p>
+            <w:pPr>
+              <w:shd w:val="clear" w:color="auto" w:fill="FFFFFF" w:themeFill="background1"/>
+              <w:spacing w:line="300" w:lineRule="auto"/>
+              <w:rPr>
+                <w:rFonts w:ascii="Times New Roman" w:hAnsi="Times New Roman"/>
+                <w:i/>
+                <w:color w:val="000000" w:themeColor="text1"/>
+                <w:sz w:val="26"/>
+                <w:szCs w:val="26"/>
+              </w:rPr>
+            </w:pPr>
+            <w:r>
+              <w:rPr>
+                <w:rFonts w:ascii="Times New Roman" w:hAnsi="Times New Roman"/>
+                <w:i/>
+                <w:color w:val="000000" w:themeColor="text1"/>
+                <w:sz w:val="26"/>
+                <w:szCs w:val="26"/>
+              </w:rPr>
+              <w:t>[[I04ghichu]]</w:t>
+            </w:r>
+          </w:p>
+        </w:tc>
+      </w:tr>
+      <w:tr>
+        <w:trPr>
+          <w:trHeight w:val="1435"/>
+        </w:trPr>
+        <w:tc>
+          <w:tcPr>
+            <w:tcW w:w="817" w:type="dxa"/>
+            <w:vAlign w:val="center"/>
+          </w:tcPr>
+          <w:p>
+            <w:pPr>
+              <w:shd w:val="clear" w:color="auto" w:fill="FFFFFF" w:themeFill="background1"/>
+              <w:spacing w:line="300" w:lineRule="auto"/>
+              <w:jc w:val="center"/>
+              <w:rPr>
+                <w:rFonts w:ascii="Times New Roman" w:hAnsi="Times New Roman"/>
+                <w:color w:val="000000" w:themeColor="text1"/>
+                <w:sz w:val="26"/>
+                <w:szCs w:val="26"/>
+              </w:rPr>
+            </w:pPr>
+            <w:r>
+              <w:rPr>
+                <w:rFonts w:ascii="Times New Roman" w:hAnsi="Times New Roman"/>
+                <w:color w:val="000000" w:themeColor="text1"/>
+                <w:sz w:val="26"/>
+                <w:szCs w:val="26"/>
+              </w:rPr>
+              <w:t>5</w:t>
+            </w:r>
+          </w:p>
+        </w:tc>
+        <w:tc>
+          <w:tcPr>
+            <w:tcW w:w="992" w:type="dxa"/>
+            <w:vMerge w:val="restart"/>
+            <w:vAlign w:val="center"/>
+          </w:tcPr>
+          <w:p>
+            <w:pPr>
+              <w:shd w:val="clear" w:color="auto" w:fill="FFFFFF" w:themeFill="background1"/>
+              <w:spacing w:line="300" w:lineRule="auto"/>
+              <w:jc w:val="center"/>
+              <w:rPr>
+                <w:rFonts w:ascii="Times New Roman" w:hAnsi="Times New Roman"/>
+                <w:color w:val="000000" w:themeColor="text1"/>
+                <w:sz w:val="26"/>
+                <w:szCs w:val="26"/>
+              </w:rPr>
+            </w:pPr>
+            <w:r>
+              <w:rPr>
+                <w:rFonts w:ascii="Times New Roman" w:hAnsi="Times New Roman"/>
+                <w:color w:val="000000" w:themeColor="text1"/>
+                <w:sz w:val="26"/>
+                <w:szCs w:val="26"/>
+              </w:rPr>
+              <w:t>3</w:t>
+            </w:r>
+          </w:p>
+        </w:tc>
+        <w:tc>
+          <w:tcPr>
+            <w:tcW w:w="3828" w:type="dxa"/>
+            <w:vAlign w:val="center"/>
+          </w:tcPr>
+          <w:p>
+            <w:pPr>
+              <w:keepNext/>
+              <w:keepLines/>
+              <w:shd w:val="clear" w:color="auto" w:fill="FFFFFF" w:themeFill="background1"/>
+              <w:spacing w:line="300" w:lineRule="auto"/>
+              <w:ind w:right="-45"/>
+              <w:rPr>
+                <w:rFonts w:ascii="Times New Roman" w:hAnsi="Times New Roman"/>
+                <w:color w:val="000000" w:themeColor="text1"/>
+                <w:sz w:val="26"/>
+                <w:szCs w:val="26"/>
+              </w:rPr>
+            </w:pPr>
+            <w:r>
+              <w:rPr>
+                <w:rFonts w:ascii="Times New Roman" w:hAnsi="Times New Roman"/>
+                <w:color w:val="000000" w:themeColor="text1"/>
+                <w:spacing w:val="-4"/>
+                <w:sz w:val="26"/>
+                <w:szCs w:val="26"/>
+                <w:lang w:val="vi-VN"/>
+              </w:rPr>
+              <w:t>Đăng tải thông tin về khóa ĐT trên các trang điện tử: trang web bệnh viện, Facebook TTĐT&amp;HTQT (theo mẫu của phòng CNTT).</w:t>
+            </w:r>
+          </w:p>
+        </w:tc>
+        <w:tc>
+          <w:tcPr>
+            <w:tcW w:w="850" w:type="dxa"/>
+          </w:tcPr>
+          <w:p>
+            <w:pPr>
+              <w:shd w:val="clear" w:color="auto" w:fill="FFFFFF" w:themeFill="background1"/>
+              <w:spacing w:line="300" w:lineRule="auto"/>
+              <w:rPr>
+                <w:rFonts w:ascii="Times New Roman" w:hAnsi="Times New Roman"/>
+                <w:i/>
+                <w:color w:val="000000" w:themeColor="text1"/>
+                <w:sz w:val="26"/>
+                <w:szCs w:val="26"/>
+              </w:rPr>
+            </w:pPr>
+            <w:r>
+              <w:rPr>
+                <w:rFonts w:ascii="Times New Roman" w:hAnsi="Times New Roman"/>
+                <w:i/>
+                <w:color w:val="000000" w:themeColor="text1"/>
+                <w:sz w:val="26"/>
+                <w:szCs w:val="26"/>
+              </w:rPr>
+              <w:t>[[I05dat]]</w:t>
+            </w:r>
+          </w:p>
+        </w:tc>
+        <w:tc>
+          <w:tcPr>
+            <w:tcW w:w="1276" w:type="dxa"/>
+          </w:tcPr>
+          <w:p>
+            <w:pPr>
+              <w:shd w:val="clear" w:color="auto" w:fill="FFFFFF" w:themeFill="background1"/>
+              <w:spacing w:line="300" w:lineRule="auto"/>
+              <w:rPr>
+                <w:rFonts w:ascii="Times New Roman" w:hAnsi="Times New Roman"/>
+                <w:i/>
+                <w:color w:val="000000" w:themeColor="text1"/>
+                <w:sz w:val="26"/>
+                <w:szCs w:val="26"/>
+              </w:rPr>
+            </w:pPr>
+            <w:r>
+              <w:rPr>
+                <w:rFonts w:ascii="Times New Roman" w:hAnsi="Times New Roman"/>
+                <w:i/>
+                <w:color w:val="000000" w:themeColor="text1"/>
+                <w:sz w:val="26"/>
+                <w:szCs w:val="26"/>
+              </w:rPr>
+              <w:t>[[I05khongdat]]</w:t>
+            </w:r>
+          </w:p>
+        </w:tc>
+        <w:tc>
+          <w:tcPr>
+            <w:tcW w:w="1276" w:type="dxa"/>
+          </w:tcPr>
+          <w:p>
+            <w:pPr>
+              <w:shd w:val="clear" w:color="auto" w:fill="FFFFFF" w:themeFill="background1"/>
+              <w:spacing w:line="300" w:lineRule="auto"/>
+              <w:rPr>
+                <w:rFonts w:ascii="Times New Roman" w:hAnsi="Times New Roman"/>
+                <w:i/>
+                <w:color w:val="000000" w:themeColor="text1"/>
+                <w:sz w:val="26"/>
+                <w:szCs w:val="26"/>
+              </w:rPr>
+            </w:pPr>
+            <w:r>
+              <w:rPr>
+                <w:rFonts w:ascii="Times New Roman" w:hAnsi="Times New Roman"/>
+                <w:i/>
+                <w:color w:val="000000" w:themeColor="text1"/>
+                <w:sz w:val="26"/>
+                <w:szCs w:val="26"/>
+              </w:rPr>
+              <w:t>[[I05khonglam]]</w:t>
+            </w:r>
+          </w:p>
+        </w:tc>
+        <w:tc>
+          <w:tcPr>
+            <w:tcW w:w="992" w:type="dxa"/>
+          </w:tcPr>
+          <w:p>
+            <w:pPr>
+              <w:shd w:val="clear" w:color="auto" w:fill="FFFFFF" w:themeFill="background1"/>
+              <w:spacing w:line="300" w:lineRule="auto"/>
+              <w:rPr>
+                <w:rFonts w:ascii="Times New Roman" w:hAnsi="Times New Roman"/>
+                <w:i/>
+                <w:color w:val="000000" w:themeColor="text1"/>
+                <w:sz w:val="26"/>
+                <w:szCs w:val="26"/>
+              </w:rPr>
+            </w:pPr>
+            <w:r>
+              <w:rPr>
+                <w:rFonts w:ascii="Times New Roman" w:hAnsi="Times New Roman"/>
+                <w:i/>
+                <w:color w:val="000000" w:themeColor="text1"/>
+                <w:sz w:val="26"/>
+                <w:szCs w:val="26"/>
+              </w:rPr>
+              <w:t>[[I05ghichu]]</w:t>
+            </w:r>
+          </w:p>
+        </w:tc>
+      </w:tr>
+      <w:tr>
+        <w:trPr>
+          <w:trHeight w:val="1435"/>
+        </w:trPr>
+        <w:tc>
+          <w:tcPr>
+            <w:tcW w:w="817" w:type="dxa"/>
+            <w:vAlign w:val="center"/>
+          </w:tcPr>
+          <w:p>
+            <w:pPr>
+              <w:shd w:val="clear" w:color="auto" w:fill="FFFFFF" w:themeFill="background1"/>
+              <w:spacing w:line="300" w:lineRule="auto"/>
+              <w:jc w:val="center"/>
+              <w:rPr>
+                <w:rFonts w:ascii="Times New Roman" w:hAnsi="Times New Roman"/>
+                <w:color w:val="000000" w:themeColor="text1"/>
+                <w:sz w:val="26"/>
+                <w:szCs w:val="26"/>
+              </w:rPr>
+            </w:pPr>
+            <w:r>
+              <w:rPr>
+                <w:rFonts w:ascii="Times New Roman" w:hAnsi="Times New Roman"/>
+                <w:color w:val="000000" w:themeColor="text1"/>
+                <w:sz w:val="26"/>
+                <w:szCs w:val="26"/>
+              </w:rPr>
+              <w:t>6</w:t>
+            </w:r>
+          </w:p>
+        </w:tc>
+        <w:tc>
+          <w:tcPr>
+            <w:tcW w:w="992" w:type="dxa"/>
+            <w:vMerge/>
+            <w:vAlign w:val="center"/>
+          </w:tcPr>
+          <w:p>
+            <w:pPr>
+              <w:shd w:val="clear" w:color="auto" w:fill="FFFFFF" w:themeFill="background1"/>
+              <w:spacing w:line="300" w:lineRule="auto"/>
+              <w:jc w:val="center"/>
+              <w:rPr>
+                <w:rFonts w:ascii="Times New Roman" w:hAnsi="Times New Roman"/>
+                <w:color w:val="000000" w:themeColor="text1"/>
+                <w:sz w:val="26"/>
+                <w:szCs w:val="26"/>
+              </w:rPr>
+            </w:pPr>
+          </w:p>
+        </w:tc>
+        <w:tc>
+          <w:tcPr>
+            <w:tcW w:w="3828" w:type="dxa"/>
+            <w:vAlign w:val="center"/>
+          </w:tcPr>
+          <w:p>
+            <w:pPr>
+              <w:keepNext/>
+              <w:keepLines/>
+              <w:shd w:val="clear" w:color="auto" w:fill="FFFFFF" w:themeFill="background1"/>
+              <w:spacing w:line="300" w:lineRule="auto"/>
+              <w:ind w:right="-45"/>
+              <w:rPr>
+                <w:rFonts w:ascii="Times New Roman" w:hAnsi="Times New Roman"/>
+                <w:color w:val="000000" w:themeColor="text1"/>
+                <w:spacing w:val="-4"/>
+                <w:sz w:val="26"/>
+                <w:szCs w:val="26"/>
+              </w:rPr>
+            </w:pPr>
+            <w:r>
+              <w:rPr>
+                <w:rFonts w:ascii="Times New Roman" w:hAnsi="Times New Roman"/>
+                <w:color w:val="000000" w:themeColor="text1"/>
+                <w:spacing w:val="-4"/>
+                <w:sz w:val="26"/>
+                <w:szCs w:val="26"/>
+                <w:lang w:val="vi-VN"/>
+              </w:rPr>
+              <w:t>Chiêu sinh: học viên điền các Đơn xin học</w:t>
+            </w:r>
+            <w:r>
+              <w:rPr>
+                <w:rFonts w:ascii="Times New Roman" w:hAnsi="Times New Roman"/>
+                <w:b/>
+                <w:i/>
+                <w:color w:val="000000" w:themeColor="text1"/>
+                <w:spacing w:val="-4"/>
+                <w:sz w:val="26"/>
+                <w:szCs w:val="26"/>
+                <w:lang w:val="vi-VN"/>
+              </w:rPr>
+              <w:t xml:space="preserve"> (</w:t>
+            </w:r>
+            <w:r>
+              <w:rPr>
+                <w:rFonts w:ascii="Times New Roman" w:hAnsi="Times New Roman"/>
+                <w:b/>
+                <w:bCs/>
+                <w:i/>
+                <w:iCs/>
+                <w:color w:val="000000" w:themeColor="text1"/>
+                <w:spacing w:val="-4"/>
+                <w:sz w:val="26"/>
+                <w:szCs w:val="26"/>
+                <w:lang w:val="vi-VN"/>
+              </w:rPr>
+              <w:t>QTQL/ĐT&amp;HTQT/03/BM05</w:t>
+            </w:r>
+            <w:r>
+              <w:rPr>
+                <w:rFonts w:ascii="Times New Roman" w:hAnsi="Times New Roman"/>
+                <w:b/>
+                <w:i/>
+                <w:color w:val="000000" w:themeColor="text1"/>
+                <w:spacing w:val="-4"/>
+                <w:sz w:val="26"/>
+                <w:szCs w:val="26"/>
+                <w:lang w:val="vi-VN"/>
+              </w:rPr>
+              <w:t>)</w:t>
+            </w:r>
+            <w:r>
+              <w:rPr>
+                <w:rFonts w:ascii="Times New Roman" w:hAnsi="Times New Roman"/>
+                <w:b/>
+                <w:i/>
+                <w:color w:val="000000" w:themeColor="text1"/>
+                <w:spacing w:val="-4"/>
+                <w:sz w:val="26"/>
+                <w:szCs w:val="26"/>
+              </w:rPr>
+              <w:t xml:space="preserve"> </w:t>
+            </w:r>
+            <w:r>
+              <w:rPr>
+                <w:rFonts w:ascii="Times New Roman" w:hAnsi="Times New Roman"/>
+                <w:bCs/>
+                <w:i/>
+                <w:color w:val="000000" w:themeColor="text1"/>
+                <w:spacing w:val="-4"/>
+                <w:sz w:val="26"/>
+                <w:szCs w:val="26"/>
+              </w:rPr>
+              <w:t xml:space="preserve">hoặc </w:t>
+            </w:r>
+            <w:r>
+              <w:rPr>
+                <w:rFonts w:ascii="Times New Roman" w:hAnsi="Times New Roman"/>
+                <w:b/>
+                <w:i/>
+                <w:color w:val="000000" w:themeColor="text1"/>
+                <w:spacing w:val="-4"/>
+                <w:sz w:val="26"/>
+                <w:szCs w:val="26"/>
+              </w:rPr>
+              <w:t>(QTQL/</w:t>
+            </w:r>
+            <w:r>
+              <w:rPr>
+                <w:rFonts w:ascii="Times New Roman" w:hAnsi="Times New Roman" w:hint="eastAsia"/>
+                <w:b/>
+                <w:i/>
+                <w:color w:val="000000" w:themeColor="text1"/>
+                <w:spacing w:val="-4"/>
+                <w:sz w:val="26"/>
+                <w:szCs w:val="26"/>
+              </w:rPr>
+              <w:t>Đ</w:t>
+            </w:r>
+            <w:r>
+              <w:rPr>
+                <w:rFonts w:ascii="Times New Roman" w:hAnsi="Times New Roman"/>
+                <w:b/>
+                <w:i/>
+                <w:color w:val="000000" w:themeColor="text1"/>
+                <w:spacing w:val="-4"/>
+                <w:sz w:val="26"/>
+                <w:szCs w:val="26"/>
+              </w:rPr>
+              <w:t xml:space="preserve">T&amp;HTQT/03/BM06) </w:t>
+            </w:r>
+            <w:r>
+              <w:rPr>
+                <w:rFonts w:ascii="Times New Roman" w:hAnsi="Times New Roman"/>
+                <w:b/>
+                <w:i/>
+                <w:color w:val="000000" w:themeColor="text1"/>
+                <w:spacing w:val="-4"/>
+                <w:sz w:val="26"/>
+                <w:szCs w:val="26"/>
+                <w:lang w:val="vi-VN"/>
+              </w:rPr>
+              <w:t xml:space="preserve"> </w:t>
+            </w:r>
+            <w:r>
+              <w:rPr>
+                <w:rFonts w:ascii="Times New Roman" w:hAnsi="Times New Roman"/>
+                <w:color w:val="000000" w:themeColor="text1"/>
+                <w:spacing w:val="-4"/>
+                <w:sz w:val="26"/>
+                <w:szCs w:val="26"/>
+                <w:lang w:val="vi-VN"/>
+              </w:rPr>
+              <w:t>đào tạo theo lớp</w:t>
+            </w:r>
+            <w:r>
+              <w:rPr>
+                <w:rFonts w:ascii="Times New Roman" w:hAnsi="Times New Roman"/>
+                <w:color w:val="000000" w:themeColor="text1"/>
+                <w:spacing w:val="-4"/>
+                <w:sz w:val="26"/>
+                <w:szCs w:val="26"/>
+              </w:rPr>
+              <w:t xml:space="preserve"> và danh sách khoá học (QTQL/</w:t>
+            </w:r>
+            <w:r>
+              <w:rPr>
+                <w:rFonts w:ascii="Times New Roman" w:hAnsi="Times New Roman" w:hint="eastAsia"/>
+                <w:color w:val="000000" w:themeColor="text1"/>
+                <w:spacing w:val="-4"/>
+                <w:sz w:val="26"/>
+                <w:szCs w:val="26"/>
+              </w:rPr>
+              <w:t>Đ</w:t>
+            </w:r>
+            <w:r>
+              <w:rPr>
+                <w:rFonts w:ascii="Times New Roman" w:hAnsi="Times New Roman"/>
+                <w:color w:val="000000" w:themeColor="text1"/>
+                <w:spacing w:val="-4"/>
+                <w:sz w:val="26"/>
+                <w:szCs w:val="26"/>
+              </w:rPr>
+              <w:t>T&amp;HTQT/03/BM07).</w:t>
+            </w:r>
+          </w:p>
+        </w:tc>
+        <w:tc>
+          <w:tcPr>
+            <w:tcW w:w="850" w:type="dxa"/>
+          </w:tcPr>
+          <w:p>
+            <w:pPr>
+              <w:shd w:val="clear" w:color="auto" w:fill="FFFFFF" w:themeFill="background1"/>
+              <w:spacing w:line="300" w:lineRule="auto"/>
+              <w:rPr>
+                <w:rFonts w:ascii="Times New Roman" w:hAnsi="Times New Roman"/>
+                <w:i/>
+                <w:color w:val="000000" w:themeColor="text1"/>
+                <w:sz w:val="26"/>
+                <w:szCs w:val="26"/>
+              </w:rPr>
+            </w:pPr>
+            <w:r>
+              <w:rPr>
+                <w:rFonts w:ascii="Times New Roman" w:hAnsi="Times New Roman"/>
+                <w:i/>
+                <w:color w:val="000000" w:themeColor="text1"/>
+                <w:sz w:val="26"/>
+                <w:szCs w:val="26"/>
+              </w:rPr>
+              <w:t>[[I06dat]]</w:t>
+            </w:r>
+          </w:p>
+        </w:tc>
+        <w:tc>
+          <w:tcPr>
+            <w:tcW w:w="1276" w:type="dxa"/>
+          </w:tcPr>
+          <w:p>
+            <w:pPr>
+              <w:shd w:val="clear" w:color="auto" w:fill="FFFFFF" w:themeFill="background1"/>
+              <w:spacing w:line="300" w:lineRule="auto"/>
+              <w:rPr>
+                <w:rFonts w:ascii="Times New Roman" w:hAnsi="Times New Roman"/>
+                <w:i/>
+                <w:color w:val="000000" w:themeColor="text1"/>
+                <w:sz w:val="26"/>
+                <w:szCs w:val="26"/>
+              </w:rPr>
+            </w:pPr>
+            <w:r>
+              <w:rPr>
+                <w:rFonts w:ascii="Times New Roman" w:hAnsi="Times New Roman"/>
+                <w:i/>
+                <w:color w:val="000000" w:themeColor="text1"/>
+                <w:sz w:val="26"/>
+                <w:szCs w:val="26"/>
+              </w:rPr>
+              <w:t>[[I06khongdat]]</w:t>
+            </w:r>
+          </w:p>
+        </w:tc>
+        <w:tc>
+          <w:tcPr>
+            <w:tcW w:w="1276" w:type="dxa"/>
+          </w:tcPr>
+          <w:p>
+            <w:pPr>
+              <w:shd w:val="clear" w:color="auto" w:fill="FFFFFF" w:themeFill="background1"/>
+              <w:spacing w:line="300" w:lineRule="auto"/>
+              <w:rPr>
+                <w:rFonts w:ascii="Times New Roman" w:hAnsi="Times New Roman"/>
+                <w:i/>
+                <w:color w:val="000000" w:themeColor="text1"/>
+                <w:sz w:val="26"/>
+                <w:szCs w:val="26"/>
+              </w:rPr>
+            </w:pPr>
+            <w:r>
+              <w:rPr>
+                <w:rFonts w:ascii="Times New Roman" w:hAnsi="Times New Roman"/>
+                <w:i/>
+                <w:color w:val="000000" w:themeColor="text1"/>
+                <w:sz w:val="26"/>
+                <w:szCs w:val="26"/>
+              </w:rPr>
+              <w:t>[[I06khonglam]]</w:t>
+            </w:r>
+          </w:p>
+        </w:tc>
+        <w:tc>
+          <w:tcPr>
+            <w:tcW w:w="992" w:type="dxa"/>
+          </w:tcPr>
+          <w:p>
+            <w:pPr>
+              <w:shd w:val="clear" w:color="auto" w:fill="FFFFFF" w:themeFill="background1"/>
+              <w:spacing w:line="300" w:lineRule="auto"/>
+              <w:rPr>
+                <w:rFonts w:ascii="Times New Roman" w:hAnsi="Times New Roman"/>
+                <w:i/>
+                <w:color w:val="000000" w:themeColor="text1"/>
+                <w:sz w:val="26"/>
+                <w:szCs w:val="26"/>
+              </w:rPr>
+            </w:pPr>
+            <w:r>
+              <w:rPr>
+                <w:rFonts w:ascii="Times New Roman" w:hAnsi="Times New Roman"/>
+                <w:i/>
+                <w:color w:val="000000" w:themeColor="text1"/>
+                <w:sz w:val="26"/>
+                <w:szCs w:val="26"/>
+              </w:rPr>
+              <w:t>[[I06ghichu]]</w:t>
+            </w:r>
+          </w:p>
+        </w:tc>
+      </w:tr>
+      <w:tr>
+        <w:trPr>
+          <w:trHeight w:val="1435"/>
+        </w:trPr>
+        <w:tc>
+          <w:tcPr>
+            <w:tcW w:w="817" w:type="dxa"/>
+            <w:vAlign w:val="center"/>
+          </w:tcPr>
+          <w:p>
+            <w:pPr>
+              <w:shd w:val="clear" w:color="auto" w:fill="FFFFFF" w:themeFill="background1"/>
+              <w:spacing w:line="300" w:lineRule="auto"/>
+              <w:jc w:val="center"/>
+              <w:rPr>
+                <w:rFonts w:ascii="Times New Roman" w:hAnsi="Times New Roman"/>
+                <w:color w:val="000000" w:themeColor="text1"/>
+                <w:sz w:val="26"/>
+                <w:szCs w:val="26"/>
+              </w:rPr>
+            </w:pPr>
+            <w:r>
+              <w:rPr>
+                <w:rFonts w:ascii="Times New Roman" w:hAnsi="Times New Roman"/>
+                <w:color w:val="000000" w:themeColor="text1"/>
+                <w:sz w:val="26"/>
+                <w:szCs w:val="26"/>
+              </w:rPr>
+              <w:t>7</w:t>
+            </w:r>
+          </w:p>
+        </w:tc>
+        <w:tc>
+          <w:tcPr>
+            <w:tcW w:w="992" w:type="dxa"/>
+            <w:vMerge/>
+            <w:vAlign w:val="center"/>
+          </w:tcPr>
+          <w:p>
+            <w:pPr>
+              <w:shd w:val="clear" w:color="auto" w:fill="FFFFFF" w:themeFill="background1"/>
+              <w:spacing w:line="300" w:lineRule="auto"/>
+              <w:jc w:val="center"/>
+              <w:rPr>
+                <w:rFonts w:ascii="Times New Roman" w:hAnsi="Times New Roman"/>
+                <w:color w:val="000000" w:themeColor="text1"/>
+                <w:sz w:val="26"/>
+                <w:szCs w:val="26"/>
+              </w:rPr>
+            </w:pPr>
+          </w:p>
+        </w:tc>
+        <w:tc>
+          <w:tcPr>
+            <w:tcW w:w="3828" w:type="dxa"/>
+            <w:vAlign w:val="center"/>
+          </w:tcPr>
+          <w:p>
+            <w:pPr>
+              <w:keepNext/>
+              <w:keepLines/>
+              <w:shd w:val="clear" w:color="auto" w:fill="FFFFFF" w:themeFill="background1"/>
+              <w:spacing w:line="300" w:lineRule="auto"/>
+              <w:ind w:right="-45"/>
+              <w:rPr>
+                <w:rFonts w:ascii="Times New Roman" w:hAnsi="Times New Roman"/>
+                <w:color w:val="000000" w:themeColor="text1"/>
+                <w:sz w:val="26"/>
+                <w:szCs w:val="26"/>
+              </w:rPr>
+            </w:pPr>
+            <w:r>
+              <w:rPr>
+                <w:rFonts w:ascii="Times New Roman" w:hAnsi="Times New Roman"/>
+                <w:color w:val="000000" w:themeColor="text1"/>
+                <w:sz w:val="26"/>
+                <w:szCs w:val="26"/>
+                <w:lang w:val="vi-VN"/>
+              </w:rPr>
+              <w:t xml:space="preserve">Phối hợp phòng TCCB làm các </w:t>
+            </w:r>
+            <w:r>
+              <w:rPr>
+                <w:rFonts w:ascii="Times New Roman" w:hAnsi="Times New Roman"/>
+                <w:color w:val="000000" w:themeColor="text1"/>
+                <w:sz w:val="26"/>
+                <w:szCs w:val="26"/>
+              </w:rPr>
+              <w:t>H</w:t>
+            </w:r>
+            <w:r>
+              <w:rPr>
+                <w:rFonts w:ascii="Times New Roman" w:hAnsi="Times New Roman"/>
+                <w:color w:val="000000" w:themeColor="text1"/>
+                <w:sz w:val="26"/>
+                <w:szCs w:val="26"/>
+                <w:lang w:val="vi-VN"/>
+              </w:rPr>
+              <w:t xml:space="preserve">ợp đồng thực hành </w:t>
+            </w:r>
+            <w:r>
+              <w:rPr>
+                <w:rFonts w:ascii="Times New Roman" w:hAnsi="Times New Roman"/>
+                <w:color w:val="000000" w:themeColor="text1"/>
+                <w:sz w:val="26"/>
+                <w:szCs w:val="26"/>
+              </w:rPr>
+              <w:t xml:space="preserve">khám bệnh-chữa bệnh </w:t>
+            </w:r>
+            <w:r>
+              <w:rPr>
+                <w:rFonts w:ascii="Times New Roman" w:hAnsi="Times New Roman"/>
+                <w:color w:val="000000" w:themeColor="text1"/>
+                <w:sz w:val="26"/>
+                <w:szCs w:val="26"/>
+                <w:lang w:val="vi-VN"/>
+              </w:rPr>
+              <w:t>với học viên</w:t>
+            </w:r>
+            <w:r>
+              <w:rPr>
+                <w:rFonts w:ascii="Times New Roman" w:hAnsi="Times New Roman"/>
+                <w:color w:val="000000" w:themeColor="text1"/>
+                <w:sz w:val="26"/>
+                <w:szCs w:val="26"/>
+              </w:rPr>
+              <w:t xml:space="preserve">, mẫu hợp đồng </w:t>
+            </w:r>
+            <w:r>
+              <w:rPr>
+                <w:rFonts w:ascii="Times New Roman" w:hAnsi="Times New Roman"/>
+                <w:b/>
+                <w:i/>
+                <w:color w:val="000000" w:themeColor="text1"/>
+                <w:sz w:val="26"/>
+                <w:szCs w:val="26"/>
+                <w:lang w:val="vi-VN"/>
+              </w:rPr>
+              <w:t>(</w:t>
+            </w:r>
+            <w:r>
+              <w:rPr>
+                <w:rFonts w:ascii="Times New Roman" w:hAnsi="Times New Roman"/>
+                <w:b/>
+                <w:bCs/>
+                <w:i/>
+                <w:iCs/>
+                <w:color w:val="000000" w:themeColor="text1"/>
+                <w:sz w:val="26"/>
+                <w:szCs w:val="26"/>
+                <w:lang w:val="vi-VN"/>
+              </w:rPr>
+              <w:t>QTQL/ĐT&amp;HTQT/03/BM0</w:t>
+            </w:r>
+            <w:r>
+              <w:rPr>
+                <w:rFonts w:ascii="Times New Roman" w:hAnsi="Times New Roman"/>
+                <w:b/>
+                <w:bCs/>
+                <w:i/>
+                <w:iCs/>
+                <w:color w:val="000000" w:themeColor="text1"/>
+                <w:sz w:val="26"/>
+                <w:szCs w:val="26"/>
+              </w:rPr>
+              <w:t>8</w:t>
+            </w:r>
+            <w:r>
+              <w:rPr>
+                <w:rFonts w:ascii="Times New Roman" w:hAnsi="Times New Roman"/>
+                <w:b/>
+                <w:i/>
+                <w:color w:val="000000" w:themeColor="text1"/>
+                <w:sz w:val="26"/>
+                <w:szCs w:val="26"/>
+                <w:lang w:val="vi-VN"/>
+              </w:rPr>
+              <w:t>)</w:t>
+            </w:r>
+            <w:r>
+              <w:rPr>
+                <w:rFonts w:ascii="Times New Roman" w:hAnsi="Times New Roman"/>
+                <w:color w:val="000000" w:themeColor="text1"/>
+                <w:sz w:val="26"/>
+                <w:szCs w:val="26"/>
+              </w:rPr>
+              <w:t>.</w:t>
+            </w:r>
+          </w:p>
+        </w:tc>
+        <w:tc>
+          <w:tcPr>
+            <w:tcW w:w="850" w:type="dxa"/>
+          </w:tcPr>
+          <w:p>
+            <w:pPr>
+              <w:shd w:val="clear" w:color="auto" w:fill="FFFFFF" w:themeFill="background1"/>
+              <w:spacing w:line="300" w:lineRule="auto"/>
+              <w:rPr>
+                <w:rFonts w:ascii="Times New Roman" w:hAnsi="Times New Roman"/>
+                <w:i/>
+                <w:color w:val="000000" w:themeColor="text1"/>
+                <w:sz w:val="26"/>
+                <w:szCs w:val="26"/>
+              </w:rPr>
+            </w:pPr>
+            <w:r>
+              <w:rPr>
+                <w:rFonts w:ascii="Times New Roman" w:hAnsi="Times New Roman"/>
+                <w:i/>
+                <w:color w:val="000000" w:themeColor="text1"/>
+                <w:sz w:val="26"/>
+                <w:szCs w:val="26"/>
+              </w:rPr>
+              <w:t>[[I07dat]]</w:t>
+            </w:r>
+          </w:p>
+        </w:tc>
+        <w:tc>
+          <w:tcPr>
+            <w:tcW w:w="1276" w:type="dxa"/>
+          </w:tcPr>
+          <w:p>
+            <w:pPr>
+              <w:shd w:val="clear" w:color="auto" w:fill="FFFFFF" w:themeFill="background1"/>
+              <w:spacing w:line="300" w:lineRule="auto"/>
+              <w:rPr>
+                <w:rFonts w:ascii="Times New Roman" w:hAnsi="Times New Roman"/>
+                <w:i/>
+                <w:color w:val="000000" w:themeColor="text1"/>
+                <w:sz w:val="26"/>
+                <w:szCs w:val="26"/>
+              </w:rPr>
+            </w:pPr>
+            <w:r>
+              <w:rPr>
+                <w:rFonts w:ascii="Times New Roman" w:hAnsi="Times New Roman"/>
+                <w:i/>
+                <w:color w:val="000000" w:themeColor="text1"/>
+                <w:sz w:val="26"/>
+                <w:szCs w:val="26"/>
+              </w:rPr>
+              <w:t>[[I07khongdat]]</w:t>
+            </w:r>
+          </w:p>
+        </w:tc>
+        <w:tc>
+          <w:tcPr>
+            <w:tcW w:w="1276" w:type="dxa"/>
+          </w:tcPr>
+          <w:p>
+            <w:pPr>
+              <w:shd w:val="clear" w:color="auto" w:fill="FFFFFF" w:themeFill="background1"/>
+              <w:spacing w:line="300" w:lineRule="auto"/>
+              <w:rPr>
+                <w:rFonts w:ascii="Times New Roman" w:hAnsi="Times New Roman"/>
+                <w:i/>
+                <w:color w:val="000000" w:themeColor="text1"/>
+                <w:sz w:val="26"/>
+                <w:szCs w:val="26"/>
+              </w:rPr>
+            </w:pPr>
+            <w:r>
+              <w:rPr>
+                <w:rFonts w:ascii="Times New Roman" w:hAnsi="Times New Roman"/>
+                <w:i/>
+                <w:color w:val="000000" w:themeColor="text1"/>
+                <w:sz w:val="26"/>
+                <w:szCs w:val="26"/>
+              </w:rPr>
+              <w:t>[[I07khonglam]]</w:t>
+            </w:r>
+          </w:p>
+        </w:tc>
+        <w:tc>
+          <w:tcPr>
+            <w:tcW w:w="992" w:type="dxa"/>
+          </w:tcPr>
+          <w:p>
+            <w:pPr>
+              <w:shd w:val="clear" w:color="auto" w:fill="FFFFFF" w:themeFill="background1"/>
+              <w:spacing w:line="300" w:lineRule="auto"/>
+              <w:rPr>
+                <w:rFonts w:ascii="Times New Roman" w:hAnsi="Times New Roman"/>
+                <w:i/>
+                <w:color w:val="000000" w:themeColor="text1"/>
+                <w:sz w:val="26"/>
+                <w:szCs w:val="26"/>
+              </w:rPr>
+            </w:pPr>
+            <w:r>
+              <w:rPr>
+                <w:rFonts w:ascii="Times New Roman" w:hAnsi="Times New Roman"/>
+                <w:i/>
+                <w:color w:val="000000" w:themeColor="text1"/>
+                <w:sz w:val="26"/>
+                <w:szCs w:val="26"/>
+              </w:rPr>
+              <w:t>[[I07ghichu]]</w:t>
+            </w:r>
+          </w:p>
+        </w:tc>
+      </w:tr>
+      <w:tr>
+        <w:trPr>
+          <w:trHeight w:val="699"/>
+        </w:trPr>
+        <w:tc>
+          <w:tcPr>
+            <w:tcW w:w="817" w:type="dxa"/>
+            <w:vAlign w:val="center"/>
+          </w:tcPr>
+          <w:p>
+            <w:pPr>
+              <w:shd w:val="clear" w:color="auto" w:fill="FFFFFF" w:themeFill="background1"/>
+              <w:spacing w:line="300" w:lineRule="auto"/>
+              <w:jc w:val="center"/>
+              <w:rPr>
+                <w:rFonts w:ascii="Times New Roman" w:hAnsi="Times New Roman"/>
+                <w:color w:val="000000" w:themeColor="text1"/>
+                <w:sz w:val="26"/>
+                <w:szCs w:val="26"/>
+              </w:rPr>
+            </w:pPr>
+            <w:r>
+              <w:rPr>
+                <w:rFonts w:ascii="Times New Roman" w:hAnsi="Times New Roman"/>
+                <w:color w:val="000000" w:themeColor="text1"/>
+                <w:sz w:val="26"/>
+                <w:szCs w:val="26"/>
+              </w:rPr>
+              <w:t>8</w:t>
+            </w:r>
+          </w:p>
+        </w:tc>
+        <w:tc>
+          <w:tcPr>
+            <w:tcW w:w="992" w:type="dxa"/>
+            <w:vMerge/>
+            <w:vAlign w:val="center"/>
+          </w:tcPr>
+          <w:p>
+            <w:pPr>
+              <w:shd w:val="clear" w:color="auto" w:fill="FFFFFF" w:themeFill="background1"/>
+              <w:spacing w:line="300" w:lineRule="auto"/>
+              <w:jc w:val="center"/>
+              <w:rPr>
+                <w:rFonts w:ascii="Times New Roman" w:hAnsi="Times New Roman"/>
+                <w:color w:val="000000" w:themeColor="text1"/>
+                <w:sz w:val="26"/>
+                <w:szCs w:val="26"/>
+              </w:rPr>
+            </w:pPr>
+          </w:p>
+        </w:tc>
+        <w:tc>
+          <w:tcPr>
+            <w:tcW w:w="3828" w:type="dxa"/>
+            <w:vAlign w:val="center"/>
+          </w:tcPr>
+          <w:p>
+            <w:pPr>
+              <w:keepNext/>
+              <w:keepLines/>
+              <w:shd w:val="clear" w:color="auto" w:fill="FFFFFF" w:themeFill="background1"/>
+              <w:spacing w:line="300" w:lineRule="auto"/>
+              <w:ind w:right="-45"/>
+              <w:rPr>
+                <w:rFonts w:ascii="Times New Roman" w:hAnsi="Times New Roman"/>
+                <w:color w:val="000000" w:themeColor="text1"/>
+                <w:sz w:val="26"/>
+                <w:szCs w:val="26"/>
+                <w:lang w:val="vi-VN"/>
+              </w:rPr>
+            </w:pPr>
+            <w:r>
+              <w:rPr>
+                <w:rFonts w:ascii="Times New Roman" w:hAnsi="Times New Roman"/>
+                <w:bCs/>
+                <w:color w:val="000000" w:themeColor="text1"/>
+                <w:sz w:val="26"/>
+                <w:szCs w:val="26"/>
+                <w:lang w:val="vi-VN"/>
+              </w:rPr>
+              <w:t>Quyết định về việc tiếp nhận và</w:t>
+            </w:r>
+            <w:r>
+              <w:rPr>
+                <w:rFonts w:ascii="Times New Roman" w:hAnsi="Times New Roman"/>
+                <w:bCs/>
+                <w:color w:val="000000" w:themeColor="text1"/>
+                <w:sz w:val="26"/>
+                <w:szCs w:val="26"/>
+              </w:rPr>
+              <w:t xml:space="preserve"> </w:t>
+            </w:r>
+            <w:r>
+              <w:rPr>
+                <w:rFonts w:ascii="Times New Roman" w:hAnsi="Times New Roman"/>
+                <w:bCs/>
+                <w:color w:val="000000" w:themeColor="text1"/>
+                <w:sz w:val="26"/>
+                <w:szCs w:val="26"/>
+                <w:lang w:val="vi-VN"/>
+              </w:rPr>
+              <w:t>phân công người hướng dẫn thực hành tại cơ sở khám bệnh, chữa</w:t>
+            </w:r>
+            <w:r>
+              <w:rPr>
+                <w:rFonts w:ascii="Times New Roman" w:hAnsi="Times New Roman"/>
+                <w:bCs/>
+                <w:color w:val="000000" w:themeColor="text1"/>
+                <w:sz w:val="26"/>
+                <w:szCs w:val="26"/>
+              </w:rPr>
+              <w:t xml:space="preserve"> </w:t>
+            </w:r>
+            <w:r>
+              <w:rPr>
+                <w:rFonts w:ascii="Times New Roman" w:hAnsi="Times New Roman"/>
+                <w:bCs/>
+                <w:color w:val="000000" w:themeColor="text1"/>
+                <w:sz w:val="26"/>
+                <w:szCs w:val="26"/>
+                <w:lang w:val="vi-VN"/>
+              </w:rPr>
+              <w:t>bệnh</w:t>
+            </w:r>
+            <w:r>
+              <w:rPr>
+                <w:rFonts w:ascii="Times New Roman" w:hAnsi="Times New Roman"/>
+                <w:bCs/>
+                <w:color w:val="000000" w:themeColor="text1"/>
+                <w:sz w:val="26"/>
+                <w:szCs w:val="26"/>
+              </w:rPr>
+              <w:t xml:space="preserve"> </w:t>
+            </w:r>
+            <w:r>
+              <w:rPr>
+                <w:rFonts w:ascii="Times New Roman" w:hAnsi="Times New Roman"/>
+                <w:b/>
+                <w:i/>
+                <w:color w:val="000000" w:themeColor="text1"/>
+                <w:sz w:val="26"/>
+                <w:szCs w:val="26"/>
+                <w:lang w:val="vi-VN"/>
+              </w:rPr>
+              <w:t>(</w:t>
+            </w:r>
+            <w:r>
+              <w:rPr>
+                <w:rFonts w:ascii="Times New Roman" w:hAnsi="Times New Roman"/>
+                <w:b/>
+                <w:bCs/>
+                <w:i/>
+                <w:iCs/>
+                <w:color w:val="000000" w:themeColor="text1"/>
+                <w:sz w:val="26"/>
+                <w:szCs w:val="26"/>
+                <w:lang w:val="vi-VN"/>
+              </w:rPr>
+              <w:t>QTQL/ĐT&amp;HTQT/03/BM0</w:t>
+            </w:r>
+            <w:r>
+              <w:rPr>
+                <w:rFonts w:ascii="Times New Roman" w:hAnsi="Times New Roman"/>
+                <w:b/>
+                <w:bCs/>
+                <w:i/>
+                <w:iCs/>
+                <w:color w:val="000000" w:themeColor="text1"/>
+                <w:sz w:val="26"/>
+                <w:szCs w:val="26"/>
+              </w:rPr>
+              <w:t>9</w:t>
+            </w:r>
+            <w:r>
+              <w:rPr>
+                <w:rFonts w:ascii="Times New Roman" w:hAnsi="Times New Roman"/>
+                <w:b/>
+                <w:i/>
+                <w:color w:val="000000" w:themeColor="text1"/>
+                <w:sz w:val="26"/>
+                <w:szCs w:val="26"/>
+                <w:lang w:val="vi-VN"/>
+              </w:rPr>
+              <w:t>).</w:t>
+            </w:r>
+          </w:p>
+        </w:tc>
+        <w:tc>
+          <w:tcPr>
+            <w:tcW w:w="850" w:type="dxa"/>
+          </w:tcPr>
+          <w:p>
+            <w:pPr>
+              <w:shd w:val="clear" w:color="auto" w:fill="FFFFFF" w:themeFill="background1"/>
+              <w:spacing w:line="300" w:lineRule="auto"/>
+              <w:rPr>
+                <w:rFonts w:ascii="Times New Roman" w:hAnsi="Times New Roman"/>
+                <w:i/>
+                <w:color w:val="000000" w:themeColor="text1"/>
+                <w:sz w:val="26"/>
+                <w:szCs w:val="26"/>
+              </w:rPr>
+            </w:pPr>
+            <w:r>
+              <w:rPr>
+                <w:rFonts w:ascii="Times New Roman" w:hAnsi="Times New Roman"/>
+                <w:i/>
+                <w:color w:val="000000" w:themeColor="text1"/>
+                <w:sz w:val="26"/>
+                <w:szCs w:val="26"/>
+              </w:rPr>
+              <w:t>[[I08dat]]</w:t>
+            </w:r>
+          </w:p>
+        </w:tc>
+        <w:tc>
+          <w:tcPr>
+            <w:tcW w:w="1276" w:type="dxa"/>
+          </w:tcPr>
+          <w:p>
+            <w:pPr>
+              <w:shd w:val="clear" w:color="auto" w:fill="FFFFFF" w:themeFill="background1"/>
+              <w:spacing w:line="300" w:lineRule="auto"/>
+              <w:rPr>
+                <w:rFonts w:ascii="Times New Roman" w:hAnsi="Times New Roman"/>
+                <w:i/>
+                <w:color w:val="000000" w:themeColor="text1"/>
+                <w:sz w:val="26"/>
+                <w:szCs w:val="26"/>
+              </w:rPr>
+            </w:pPr>
+            <w:r>
+              <w:rPr>
+                <w:rFonts w:ascii="Times New Roman" w:hAnsi="Times New Roman"/>
+                <w:i/>
+                <w:color w:val="000000" w:themeColor="text1"/>
+                <w:sz w:val="26"/>
+                <w:szCs w:val="26"/>
+              </w:rPr>
+              <w:t>[[I08khongdat]]</w:t>
+            </w:r>
+          </w:p>
+        </w:tc>
+        <w:tc>
+          <w:tcPr>
+            <w:tcW w:w="1276" w:type="dxa"/>
+          </w:tcPr>
+          <w:p>
+            <w:pPr>
+              <w:shd w:val="clear" w:color="auto" w:fill="FFFFFF" w:themeFill="background1"/>
+              <w:spacing w:line="300" w:lineRule="auto"/>
+              <w:rPr>
+                <w:rFonts w:ascii="Times New Roman" w:hAnsi="Times New Roman"/>
+                <w:i/>
+                <w:color w:val="000000" w:themeColor="text1"/>
+                <w:sz w:val="26"/>
+                <w:szCs w:val="26"/>
+              </w:rPr>
+            </w:pPr>
+            <w:r>
+              <w:rPr>
+                <w:rFonts w:ascii="Times New Roman" w:hAnsi="Times New Roman"/>
+                <w:i/>
+                <w:color w:val="000000" w:themeColor="text1"/>
+                <w:sz w:val="26"/>
+                <w:szCs w:val="26"/>
+              </w:rPr>
+              <w:t>[[I08khonglam]]</w:t>
+            </w:r>
+          </w:p>
+        </w:tc>
+        <w:tc>
+          <w:tcPr>
+            <w:tcW w:w="992" w:type="dxa"/>
+          </w:tcPr>
+          <w:p>
+            <w:pPr>
+              <w:shd w:val="clear" w:color="auto" w:fill="FFFFFF" w:themeFill="background1"/>
+              <w:spacing w:line="300" w:lineRule="auto"/>
+              <w:rPr>
+                <w:rFonts w:ascii="Times New Roman" w:hAnsi="Times New Roman"/>
+                <w:i/>
+                <w:color w:val="000000" w:themeColor="text1"/>
+                <w:sz w:val="26"/>
+                <w:szCs w:val="26"/>
+              </w:rPr>
+            </w:pPr>
+            <w:r>
+              <w:rPr>
+                <w:rFonts w:ascii="Times New Roman" w:hAnsi="Times New Roman"/>
+                <w:i/>
+                <w:color w:val="000000" w:themeColor="text1"/>
+                <w:sz w:val="26"/>
+                <w:szCs w:val="26"/>
+              </w:rPr>
+              <w:t>[[I08ghichu]]</w:t>
+            </w:r>
+          </w:p>
+        </w:tc>
+      </w:tr>
+      <w:tr>
+        <w:trPr>
+          <w:trHeight w:val="1435"/>
+        </w:trPr>
+        <w:tc>
+          <w:tcPr>
+            <w:tcW w:w="817" w:type="dxa"/>
+            <w:vAlign w:val="center"/>
+          </w:tcPr>
+          <w:p>
+            <w:pPr>
+              <w:shd w:val="clear" w:color="auto" w:fill="FFFFFF" w:themeFill="background1"/>
+              <w:spacing w:line="300" w:lineRule="auto"/>
+              <w:jc w:val="center"/>
+              <w:rPr>
+                <w:rFonts w:ascii="Times New Roman" w:hAnsi="Times New Roman"/>
+                <w:color w:val="000000" w:themeColor="text1"/>
+                <w:sz w:val="26"/>
+                <w:szCs w:val="26"/>
+              </w:rPr>
+            </w:pPr>
+            <w:r>
+              <w:rPr>
+                <w:rFonts w:ascii="Times New Roman" w:hAnsi="Times New Roman"/>
+                <w:color w:val="000000" w:themeColor="text1"/>
+                <w:sz w:val="26"/>
+                <w:szCs w:val="26"/>
+              </w:rPr>
+              <w:lastRenderedPageBreak/>
+              <w:t>9</w:t>
+            </w:r>
+          </w:p>
+        </w:tc>
+        <w:tc>
+          <w:tcPr>
+            <w:tcW w:w="992" w:type="dxa"/>
+            <w:vMerge w:val="restart"/>
+            <w:vAlign w:val="center"/>
+          </w:tcPr>
+          <w:p>
+            <w:pPr>
+              <w:shd w:val="clear" w:color="auto" w:fill="FFFFFF" w:themeFill="background1"/>
+              <w:spacing w:line="300" w:lineRule="auto"/>
+              <w:jc w:val="center"/>
+              <w:rPr>
+                <w:rFonts w:ascii="Times New Roman" w:hAnsi="Times New Roman"/>
+                <w:color w:val="000000" w:themeColor="text1"/>
+                <w:sz w:val="26"/>
+                <w:szCs w:val="26"/>
+              </w:rPr>
+            </w:pPr>
+          </w:p>
+        </w:tc>
+        <w:tc>
+          <w:tcPr>
+            <w:tcW w:w="3828" w:type="dxa"/>
+            <w:vAlign w:val="center"/>
+          </w:tcPr>
+          <w:p>
+            <w:pPr>
+              <w:pStyle w:val="ListParagraph"/>
+              <w:keepNext/>
+              <w:keepLines/>
+              <w:shd w:val="clear" w:color="auto" w:fill="FFFFFF" w:themeFill="background1"/>
+              <w:spacing w:line="300" w:lineRule="auto"/>
+              <w:ind w:left="96" w:right="-45" w:hanging="90"/>
+              <w:rPr>
+                <w:rFonts w:ascii="Times New Roman" w:hAnsi="Times New Roman"/>
+                <w:color w:val="000000" w:themeColor="text1"/>
+                <w:sz w:val="26"/>
+                <w:szCs w:val="26"/>
+              </w:rPr>
+            </w:pPr>
+            <w:r>
+              <w:rPr>
+                <w:rFonts w:ascii="Times New Roman" w:hAnsi="Times New Roman"/>
+                <w:color w:val="000000" w:themeColor="text1"/>
+                <w:sz w:val="26"/>
+                <w:szCs w:val="26"/>
+                <w:lang w:val="vi-VN"/>
+              </w:rPr>
+              <w:t xml:space="preserve">Công văn Mời giảng lý thuyết vàcác chứng nhận theo chương trình đã đăng tải trong bản công bố </w:t>
+            </w:r>
+            <w:r>
+              <w:rPr>
+                <w:rFonts w:ascii="Times New Roman" w:hAnsi="Times New Roman"/>
+                <w:b/>
+                <w:i/>
+                <w:color w:val="000000" w:themeColor="text1"/>
+                <w:sz w:val="26"/>
+                <w:szCs w:val="26"/>
+                <w:lang w:val="vi-VN"/>
+              </w:rPr>
+              <w:t>(</w:t>
+            </w:r>
+            <w:r>
+              <w:rPr>
+                <w:rFonts w:ascii="Times New Roman" w:hAnsi="Times New Roman"/>
+                <w:b/>
+                <w:bCs/>
+                <w:i/>
+                <w:iCs/>
+                <w:color w:val="000000" w:themeColor="text1"/>
+                <w:sz w:val="26"/>
+                <w:szCs w:val="26"/>
+                <w:lang w:val="vi-VN"/>
+              </w:rPr>
+              <w:t>QTQL/ĐT&amp;HTQT/03/BM</w:t>
+            </w:r>
+            <w:r>
+              <w:rPr>
+                <w:rFonts w:ascii="Times New Roman" w:hAnsi="Times New Roman"/>
+                <w:b/>
+                <w:bCs/>
+                <w:i/>
+                <w:iCs/>
+                <w:color w:val="000000" w:themeColor="text1"/>
+                <w:sz w:val="26"/>
+                <w:szCs w:val="26"/>
+              </w:rPr>
+              <w:t>10</w:t>
+            </w:r>
+            <w:r>
+              <w:rPr>
+                <w:rFonts w:ascii="Times New Roman" w:hAnsi="Times New Roman"/>
+                <w:b/>
+                <w:i/>
+                <w:color w:val="000000" w:themeColor="text1"/>
+                <w:sz w:val="26"/>
+                <w:szCs w:val="26"/>
+                <w:lang w:val="vi-VN"/>
+              </w:rPr>
+              <w:t>)</w:t>
+            </w:r>
+            <w:r>
+              <w:rPr>
+                <w:rFonts w:ascii="Times New Roman" w:hAnsi="Times New Roman"/>
+                <w:color w:val="000000" w:themeColor="text1"/>
+                <w:sz w:val="26"/>
+                <w:szCs w:val="26"/>
+                <w:lang w:val="vi-VN"/>
+              </w:rPr>
+              <w:t>.</w:t>
+            </w:r>
+          </w:p>
+        </w:tc>
+        <w:tc>
+          <w:tcPr>
+            <w:tcW w:w="850" w:type="dxa"/>
+          </w:tcPr>
+          <w:p>
+            <w:pPr>
+              <w:shd w:val="clear" w:color="auto" w:fill="FFFFFF" w:themeFill="background1"/>
+              <w:spacing w:line="300" w:lineRule="auto"/>
+              <w:rPr>
+                <w:rFonts w:ascii="Times New Roman" w:hAnsi="Times New Roman"/>
+                <w:i/>
+                <w:color w:val="000000" w:themeColor="text1"/>
+                <w:sz w:val="26"/>
+                <w:szCs w:val="26"/>
+              </w:rPr>
+            </w:pPr>
+            <w:r>
+              <w:rPr>
+                <w:rFonts w:ascii="Times New Roman" w:hAnsi="Times New Roman"/>
+                <w:i/>
+                <w:color w:val="000000" w:themeColor="text1"/>
+                <w:sz w:val="26"/>
+                <w:szCs w:val="26"/>
+              </w:rPr>
+              <w:t>[[I09dat]]</w:t>
+            </w:r>
+          </w:p>
+        </w:tc>
+        <w:tc>
+          <w:tcPr>
+            <w:tcW w:w="1276" w:type="dxa"/>
+          </w:tcPr>
+          <w:p>
+            <w:pPr>
+              <w:shd w:val="clear" w:color="auto" w:fill="FFFFFF" w:themeFill="background1"/>
+              <w:spacing w:line="300" w:lineRule="auto"/>
+              <w:rPr>
+                <w:rFonts w:ascii="Times New Roman" w:hAnsi="Times New Roman"/>
+                <w:i/>
+                <w:color w:val="000000" w:themeColor="text1"/>
+                <w:sz w:val="26"/>
+                <w:szCs w:val="26"/>
+              </w:rPr>
+            </w:pPr>
+            <w:r>
+              <w:rPr>
+                <w:rFonts w:ascii="Times New Roman" w:hAnsi="Times New Roman"/>
+                <w:i/>
+                <w:color w:val="000000" w:themeColor="text1"/>
+                <w:sz w:val="26"/>
+                <w:szCs w:val="26"/>
+              </w:rPr>
+              <w:t>[[I09khongdat]]</w:t>
+            </w:r>
+          </w:p>
+        </w:tc>
+        <w:tc>
+          <w:tcPr>
+            <w:tcW w:w="1276" w:type="dxa"/>
+          </w:tcPr>
+          <w:p>
+            <w:pPr>
+              <w:shd w:val="clear" w:color="auto" w:fill="FFFFFF" w:themeFill="background1"/>
+              <w:spacing w:line="300" w:lineRule="auto"/>
+              <w:rPr>
+                <w:rFonts w:ascii="Times New Roman" w:hAnsi="Times New Roman"/>
+                <w:i/>
+                <w:color w:val="000000" w:themeColor="text1"/>
+                <w:sz w:val="26"/>
+                <w:szCs w:val="26"/>
+              </w:rPr>
+            </w:pPr>
+            <w:r>
+              <w:rPr>
+                <w:rFonts w:ascii="Times New Roman" w:hAnsi="Times New Roman"/>
+                <w:i/>
+                <w:color w:val="000000" w:themeColor="text1"/>
+                <w:sz w:val="26"/>
+                <w:szCs w:val="26"/>
+              </w:rPr>
+              <w:t>[[I09khonglam]]</w:t>
+            </w:r>
+          </w:p>
+        </w:tc>
+        <w:tc>
+          <w:tcPr>
+            <w:tcW w:w="992" w:type="dxa"/>
+          </w:tcPr>
+          <w:p>
+            <w:pPr>
+              <w:shd w:val="clear" w:color="auto" w:fill="FFFFFF" w:themeFill="background1"/>
+              <w:spacing w:line="300" w:lineRule="auto"/>
+              <w:rPr>
+                <w:rFonts w:ascii="Times New Roman" w:hAnsi="Times New Roman"/>
+                <w:i/>
+                <w:color w:val="000000" w:themeColor="text1"/>
+                <w:sz w:val="26"/>
+                <w:szCs w:val="26"/>
+              </w:rPr>
+            </w:pPr>
+            <w:r>
+              <w:rPr>
+                <w:rFonts w:ascii="Times New Roman" w:hAnsi="Times New Roman"/>
+                <w:i/>
+                <w:color w:val="000000" w:themeColor="text1"/>
+                <w:sz w:val="26"/>
+                <w:szCs w:val="26"/>
+              </w:rPr>
+              <w:t>[[I09ghichu]]</w:t>
+            </w:r>
+          </w:p>
+        </w:tc>
+      </w:tr>
+      <w:tr>
+        <w:trPr>
+          <w:trHeight w:val="1435"/>
+        </w:trPr>
+        <w:tc>
+          <w:tcPr>
+            <w:tcW w:w="817" w:type="dxa"/>
+            <w:vAlign w:val="center"/>
+          </w:tcPr>
+          <w:p>
+            <w:pPr>
+              <w:shd w:val="clear" w:color="auto" w:fill="FFFFFF" w:themeFill="background1"/>
+              <w:spacing w:line="300" w:lineRule="auto"/>
+              <w:jc w:val="center"/>
+              <w:rPr>
+                <w:rFonts w:ascii="Times New Roman" w:hAnsi="Times New Roman"/>
+                <w:color w:val="000000" w:themeColor="text1"/>
+                <w:sz w:val="26"/>
+                <w:szCs w:val="26"/>
+              </w:rPr>
+            </w:pPr>
+            <w:r>
+              <w:rPr>
+                <w:rFonts w:ascii="Times New Roman" w:hAnsi="Times New Roman"/>
+                <w:color w:val="000000" w:themeColor="text1"/>
+                <w:sz w:val="26"/>
+                <w:szCs w:val="26"/>
+              </w:rPr>
+              <w:t>10</w:t>
+            </w:r>
+          </w:p>
+        </w:tc>
+        <w:tc>
+          <w:tcPr>
+            <w:tcW w:w="992" w:type="dxa"/>
+            <w:vMerge/>
+            <w:vAlign w:val="center"/>
+          </w:tcPr>
+          <w:p>
+            <w:pPr>
+              <w:shd w:val="clear" w:color="auto" w:fill="FFFFFF" w:themeFill="background1"/>
+              <w:spacing w:line="300" w:lineRule="auto"/>
+              <w:jc w:val="center"/>
+              <w:rPr>
+                <w:rFonts w:ascii="Times New Roman" w:hAnsi="Times New Roman"/>
+                <w:color w:val="000000" w:themeColor="text1"/>
+                <w:sz w:val="26"/>
+                <w:szCs w:val="26"/>
+              </w:rPr>
+            </w:pPr>
+          </w:p>
+        </w:tc>
+        <w:tc>
+          <w:tcPr>
+            <w:tcW w:w="3828" w:type="dxa"/>
+            <w:vAlign w:val="center"/>
+          </w:tcPr>
+          <w:p>
+            <w:pPr>
+              <w:keepNext/>
+              <w:keepLines/>
+              <w:shd w:val="clear" w:color="auto" w:fill="FFFFFF" w:themeFill="background1"/>
+              <w:spacing w:line="300" w:lineRule="auto"/>
+              <w:ind w:right="-45"/>
+              <w:rPr>
+                <w:rFonts w:ascii="Times New Roman" w:hAnsi="Times New Roman"/>
+                <w:color w:val="000000" w:themeColor="text1"/>
+                <w:sz w:val="26"/>
+                <w:szCs w:val="26"/>
+                <w:lang w:val="vi-VN"/>
+              </w:rPr>
+            </w:pPr>
+            <w:r>
+              <w:rPr>
+                <w:rFonts w:ascii="Times New Roman" w:hAnsi="Times New Roman"/>
+                <w:color w:val="000000" w:themeColor="text1"/>
+                <w:sz w:val="26"/>
+                <w:szCs w:val="26"/>
+                <w:lang w:val="vi-VN"/>
+              </w:rPr>
+              <w:t>Vào bảng</w:t>
+            </w:r>
+            <w:r>
+              <w:rPr>
+                <w:rFonts w:ascii="Times New Roman" w:hAnsi="Times New Roman"/>
+                <w:color w:val="000000" w:themeColor="text1"/>
+                <w:sz w:val="26"/>
+                <w:szCs w:val="26"/>
+              </w:rPr>
+              <w:t xml:space="preserve"> </w:t>
+            </w:r>
+            <w:r>
+              <w:rPr>
+                <w:rFonts w:ascii="Times New Roman" w:hAnsi="Times New Roman"/>
+                <w:color w:val="000000" w:themeColor="text1"/>
+                <w:sz w:val="26"/>
+                <w:szCs w:val="26"/>
+                <w:lang w:val="vi-VN"/>
+              </w:rPr>
+              <w:t>Danh sách học viên lưu tại TT</w:t>
+            </w:r>
+          </w:p>
+          <w:p>
+            <w:pPr>
+              <w:pStyle w:val="ListParagraph"/>
+              <w:keepNext/>
+              <w:keepLines/>
+              <w:shd w:val="clear" w:color="auto" w:fill="FFFFFF" w:themeFill="background1"/>
+              <w:spacing w:line="300" w:lineRule="auto"/>
+              <w:ind w:left="96" w:right="-45" w:hanging="90"/>
+              <w:rPr>
+                <w:rFonts w:ascii="Times New Roman" w:hAnsi="Times New Roman"/>
+                <w:color w:val="000000" w:themeColor="text1"/>
+                <w:sz w:val="26"/>
+                <w:szCs w:val="26"/>
+              </w:rPr>
+            </w:pPr>
+            <w:r>
+              <w:rPr>
+                <w:rFonts w:ascii="Times New Roman" w:hAnsi="Times New Roman"/>
+                <w:b/>
+                <w:bCs/>
+                <w:i/>
+                <w:iCs/>
+                <w:color w:val="000000" w:themeColor="text1"/>
+                <w:sz w:val="26"/>
+                <w:szCs w:val="26"/>
+              </w:rPr>
+              <w:t>(</w:t>
+            </w:r>
+            <w:r>
+              <w:rPr>
+                <w:rFonts w:ascii="Times New Roman" w:hAnsi="Times New Roman"/>
+                <w:b/>
+                <w:bCs/>
+                <w:i/>
+                <w:iCs/>
+                <w:color w:val="000000" w:themeColor="text1"/>
+                <w:sz w:val="26"/>
+                <w:szCs w:val="26"/>
+                <w:lang w:val="vi-VN"/>
+              </w:rPr>
+              <w:t>QTQL/ĐT&amp;HTQT/03/BM1</w:t>
+            </w:r>
+            <w:r>
+              <w:rPr>
+                <w:rFonts w:ascii="Times New Roman" w:hAnsi="Times New Roman"/>
+                <w:b/>
+                <w:bCs/>
+                <w:i/>
+                <w:iCs/>
+                <w:color w:val="000000" w:themeColor="text1"/>
+                <w:sz w:val="26"/>
+                <w:szCs w:val="26"/>
+              </w:rPr>
+              <w:t>1).</w:t>
+            </w:r>
+          </w:p>
+        </w:tc>
+        <w:tc>
+          <w:tcPr>
+            <w:tcW w:w="850" w:type="dxa"/>
+          </w:tcPr>
+          <w:p>
+            <w:pPr>
+              <w:shd w:val="clear" w:color="auto" w:fill="FFFFFF" w:themeFill="background1"/>
+              <w:spacing w:line="300" w:lineRule="auto"/>
+              <w:rPr>
+                <w:rFonts w:ascii="Times New Roman" w:hAnsi="Times New Roman"/>
+                <w:i/>
+                <w:color w:val="000000" w:themeColor="text1"/>
+                <w:sz w:val="26"/>
+                <w:szCs w:val="26"/>
+              </w:rPr>
+            </w:pPr>
+            <w:r>
+              <w:rPr>
+                <w:rFonts w:ascii="Times New Roman" w:hAnsi="Times New Roman"/>
+                <w:i/>
+                <w:color w:val="000000" w:themeColor="text1"/>
+                <w:sz w:val="26"/>
+                <w:szCs w:val="26"/>
+              </w:rPr>
+              <w:t>[[I10dat]]</w:t>
+            </w:r>
+          </w:p>
+        </w:tc>
+        <w:tc>
+          <w:tcPr>
+            <w:tcW w:w="1276" w:type="dxa"/>
+          </w:tcPr>
+          <w:p>
+            <w:pPr>
+              <w:shd w:val="clear" w:color="auto" w:fill="FFFFFF" w:themeFill="background1"/>
+              <w:spacing w:line="300" w:lineRule="auto"/>
+              <w:rPr>
+                <w:rFonts w:ascii="Times New Roman" w:hAnsi="Times New Roman"/>
+                <w:i/>
+                <w:color w:val="000000" w:themeColor="text1"/>
+                <w:sz w:val="26"/>
+                <w:szCs w:val="26"/>
+              </w:rPr>
+            </w:pPr>
+            <w:r>
+              <w:rPr>
+                <w:rFonts w:ascii="Times New Roman" w:hAnsi="Times New Roman"/>
+                <w:i/>
+                <w:color w:val="000000" w:themeColor="text1"/>
+                <w:sz w:val="26"/>
+                <w:szCs w:val="26"/>
+              </w:rPr>
+              <w:t>[[I10khongdat]]</w:t>
+            </w:r>
+          </w:p>
+        </w:tc>
+        <w:tc>
+          <w:tcPr>
+            <w:tcW w:w="1276" w:type="dxa"/>
+          </w:tcPr>
+          <w:p>
+            <w:pPr>
+              <w:shd w:val="clear" w:color="auto" w:fill="FFFFFF" w:themeFill="background1"/>
+              <w:spacing w:line="300" w:lineRule="auto"/>
+              <w:rPr>
+                <w:rFonts w:ascii="Times New Roman" w:hAnsi="Times New Roman"/>
+                <w:i/>
+                <w:color w:val="000000" w:themeColor="text1"/>
+                <w:sz w:val="26"/>
+                <w:szCs w:val="26"/>
+              </w:rPr>
+            </w:pPr>
+            <w:r>
+              <w:rPr>
+                <w:rFonts w:ascii="Times New Roman" w:hAnsi="Times New Roman"/>
+                <w:i/>
+                <w:color w:val="000000" w:themeColor="text1"/>
+                <w:sz w:val="26"/>
+                <w:szCs w:val="26"/>
+              </w:rPr>
+              <w:t>[[I10khonglam]]</w:t>
+            </w:r>
+          </w:p>
+        </w:tc>
+        <w:tc>
+          <w:tcPr>
+            <w:tcW w:w="992" w:type="dxa"/>
+          </w:tcPr>
+          <w:p>
+            <w:pPr>
+              <w:shd w:val="clear" w:color="auto" w:fill="FFFFFF" w:themeFill="background1"/>
+              <w:spacing w:line="300" w:lineRule="auto"/>
+              <w:rPr>
+                <w:rFonts w:ascii="Times New Roman" w:hAnsi="Times New Roman"/>
+                <w:i/>
+                <w:color w:val="000000" w:themeColor="text1"/>
+                <w:sz w:val="26"/>
+                <w:szCs w:val="26"/>
+              </w:rPr>
+            </w:pPr>
+            <w:r>
+              <w:rPr>
+                <w:rFonts w:ascii="Times New Roman" w:hAnsi="Times New Roman"/>
+                <w:i/>
+                <w:color w:val="000000" w:themeColor="text1"/>
+                <w:sz w:val="26"/>
+                <w:szCs w:val="26"/>
+              </w:rPr>
+              <w:t>[[I10ghichu]]</w:t>
+            </w:r>
+          </w:p>
+        </w:tc>
+      </w:tr>
+      <w:tr>
+        <w:trPr>
+          <w:trHeight w:val="1435"/>
+        </w:trPr>
+        <w:tc>
+          <w:tcPr>
+            <w:tcW w:w="817" w:type="dxa"/>
+            <w:vAlign w:val="center"/>
+          </w:tcPr>
+          <w:p>
+            <w:pPr>
+              <w:shd w:val="clear" w:color="auto" w:fill="FFFFFF" w:themeFill="background1"/>
+              <w:spacing w:line="300" w:lineRule="auto"/>
+              <w:jc w:val="center"/>
+              <w:rPr>
+                <w:rFonts w:ascii="Times New Roman" w:hAnsi="Times New Roman"/>
+                <w:color w:val="000000" w:themeColor="text1"/>
+                <w:sz w:val="26"/>
+                <w:szCs w:val="26"/>
+              </w:rPr>
+            </w:pPr>
+            <w:r>
+              <w:rPr>
+                <w:rFonts w:ascii="Times New Roman" w:hAnsi="Times New Roman"/>
+                <w:color w:val="000000" w:themeColor="text1"/>
+                <w:sz w:val="26"/>
+                <w:szCs w:val="26"/>
+              </w:rPr>
+              <w:t>11</w:t>
+            </w:r>
+          </w:p>
+        </w:tc>
+        <w:tc>
+          <w:tcPr>
+            <w:tcW w:w="992" w:type="dxa"/>
+            <w:vMerge/>
+            <w:vAlign w:val="center"/>
+          </w:tcPr>
+          <w:p>
+            <w:pPr>
+              <w:shd w:val="clear" w:color="auto" w:fill="FFFFFF" w:themeFill="background1"/>
+              <w:spacing w:line="300" w:lineRule="auto"/>
+              <w:jc w:val="center"/>
+              <w:rPr>
+                <w:rFonts w:ascii="Times New Roman" w:hAnsi="Times New Roman"/>
+                <w:color w:val="000000" w:themeColor="text1"/>
+                <w:sz w:val="26"/>
+                <w:szCs w:val="26"/>
+              </w:rPr>
+            </w:pPr>
+          </w:p>
+        </w:tc>
+        <w:tc>
+          <w:tcPr>
+            <w:tcW w:w="3828" w:type="dxa"/>
+            <w:vAlign w:val="center"/>
+          </w:tcPr>
+          <w:p>
+            <w:pPr>
+              <w:pStyle w:val="ListParagraph"/>
+              <w:keepNext/>
+              <w:keepLines/>
+              <w:shd w:val="clear" w:color="auto" w:fill="FFFFFF" w:themeFill="background1"/>
+              <w:tabs>
+                <w:tab w:val="left" w:pos="152"/>
+              </w:tabs>
+              <w:spacing w:line="300" w:lineRule="auto"/>
+              <w:ind w:left="0" w:right="-45"/>
+              <w:rPr>
+                <w:rFonts w:ascii="Times New Roman" w:hAnsi="Times New Roman"/>
+                <w:b/>
+                <w:color w:val="000000" w:themeColor="text1"/>
+                <w:sz w:val="26"/>
+                <w:szCs w:val="26"/>
+                <w:lang w:val="vi-VN"/>
+              </w:rPr>
+            </w:pPr>
+            <w:r>
+              <w:rPr>
+                <w:rFonts w:ascii="Times New Roman" w:hAnsi="Times New Roman"/>
+                <w:b/>
+                <w:color w:val="000000" w:themeColor="text1"/>
+                <w:sz w:val="26"/>
+                <w:szCs w:val="26"/>
+                <w:lang w:val="vi-VN"/>
+              </w:rPr>
+              <w:t xml:space="preserve">Quản lý nguồn thu: </w:t>
+            </w:r>
+          </w:p>
+          <w:p>
+            <w:pPr>
+              <w:pStyle w:val="ListParagraph"/>
+              <w:keepNext/>
+              <w:keepLines/>
+              <w:shd w:val="clear" w:color="auto" w:fill="FFFFFF" w:themeFill="background1"/>
+              <w:spacing w:line="300" w:lineRule="auto"/>
+              <w:ind w:left="0" w:right="-45"/>
+              <w:rPr>
+                <w:rFonts w:ascii="Times New Roman" w:hAnsi="Times New Roman"/>
+                <w:color w:val="000000" w:themeColor="text1"/>
+                <w:sz w:val="26"/>
+                <w:szCs w:val="26"/>
+                <w:lang w:val="vi-VN"/>
+              </w:rPr>
+            </w:pPr>
+            <w:r>
+              <w:rPr>
+                <w:rFonts w:ascii="Times New Roman" w:hAnsi="Times New Roman"/>
+                <w:color w:val="000000" w:themeColor="text1"/>
+                <w:sz w:val="26"/>
+                <w:szCs w:val="26"/>
+                <w:lang w:val="vi-VN"/>
+              </w:rPr>
+              <w:t xml:space="preserve">+ </w:t>
+            </w:r>
+            <w:r>
+              <w:rPr>
+                <w:rFonts w:ascii="Times New Roman" w:hAnsi="Times New Roman"/>
+                <w:color w:val="000000" w:themeColor="text1"/>
+                <w:spacing w:val="-6"/>
+                <w:sz w:val="26"/>
+                <w:szCs w:val="26"/>
+                <w:lang w:val="vi-VN"/>
+              </w:rPr>
+              <w:t>Dự toán chi (</w:t>
+            </w:r>
+            <w:r>
+              <w:rPr>
+                <w:rFonts w:ascii="Times New Roman" w:hAnsi="Times New Roman"/>
+                <w:b/>
+                <w:bCs/>
+                <w:i/>
+                <w:iCs/>
+                <w:color w:val="000000" w:themeColor="text1"/>
+                <w:spacing w:val="-6"/>
+                <w:sz w:val="26"/>
+                <w:szCs w:val="26"/>
+                <w:lang w:val="vi-VN"/>
+              </w:rPr>
+              <w:t>QTQL/ĐT&amp;HTQT/03/BM1</w:t>
+            </w:r>
+            <w:r>
+              <w:rPr>
+                <w:rFonts w:ascii="Times New Roman" w:hAnsi="Times New Roman"/>
+                <w:b/>
+                <w:bCs/>
+                <w:i/>
+                <w:iCs/>
+                <w:color w:val="000000" w:themeColor="text1"/>
+                <w:spacing w:val="-6"/>
+                <w:sz w:val="26"/>
+                <w:szCs w:val="26"/>
+              </w:rPr>
+              <w:t>2</w:t>
+            </w:r>
+            <w:r>
+              <w:rPr>
+                <w:rFonts w:ascii="Times New Roman" w:hAnsi="Times New Roman"/>
+                <w:color w:val="000000" w:themeColor="text1"/>
+                <w:spacing w:val="-6"/>
+                <w:sz w:val="26"/>
+                <w:szCs w:val="26"/>
+                <w:lang w:val="vi-VN"/>
+              </w:rPr>
+              <w:t>)(Chi theo quy chế chi tiêu nội bộ và quy định thu/chi trong công tác đào tạo/Hợp tác quốc tế)</w:t>
+            </w:r>
+          </w:p>
+          <w:p>
+            <w:pPr>
+              <w:pStyle w:val="ListParagraph"/>
+              <w:keepNext/>
+              <w:keepLines/>
+              <w:shd w:val="clear" w:color="auto" w:fill="FFFFFF" w:themeFill="background1"/>
+              <w:spacing w:line="300" w:lineRule="auto"/>
+              <w:ind w:left="0" w:right="-45"/>
+              <w:rPr>
+                <w:rFonts w:ascii="Times New Roman" w:hAnsi="Times New Roman"/>
+                <w:b/>
+                <w:bCs/>
+                <w:i/>
+                <w:iCs/>
+                <w:color w:val="000000" w:themeColor="text1"/>
+                <w:sz w:val="26"/>
+                <w:szCs w:val="26"/>
+                <w:lang w:val="vi-VN"/>
+              </w:rPr>
+            </w:pPr>
+            <w:r>
+              <w:rPr>
+                <w:rFonts w:ascii="Times New Roman" w:hAnsi="Times New Roman"/>
+                <w:color w:val="000000" w:themeColor="text1"/>
+                <w:sz w:val="26"/>
+                <w:szCs w:val="26"/>
+                <w:lang w:val="vi-VN"/>
+              </w:rPr>
+              <w:t>+ Giấy nộp tiền (</w:t>
+            </w:r>
+            <w:r>
+              <w:rPr>
+                <w:rFonts w:ascii="Times New Roman" w:hAnsi="Times New Roman"/>
+                <w:b/>
+                <w:bCs/>
+                <w:i/>
+                <w:iCs/>
+                <w:color w:val="000000" w:themeColor="text1"/>
+                <w:sz w:val="26"/>
+                <w:szCs w:val="26"/>
+                <w:lang w:val="vi-VN"/>
+              </w:rPr>
+              <w:t>QTQL/ĐT&amp;HTQT/03/BM1</w:t>
+            </w:r>
+            <w:r>
+              <w:rPr>
+                <w:rFonts w:ascii="Times New Roman" w:hAnsi="Times New Roman"/>
+                <w:b/>
+                <w:bCs/>
+                <w:i/>
+                <w:iCs/>
+                <w:color w:val="000000" w:themeColor="text1"/>
+                <w:sz w:val="26"/>
+                <w:szCs w:val="26"/>
+              </w:rPr>
+              <w:t>3</w:t>
+            </w:r>
+            <w:r>
+              <w:rPr>
+                <w:rFonts w:ascii="Times New Roman" w:hAnsi="Times New Roman"/>
+                <w:b/>
+                <w:bCs/>
+                <w:i/>
+                <w:iCs/>
+                <w:color w:val="000000" w:themeColor="text1"/>
+                <w:sz w:val="26"/>
+                <w:szCs w:val="26"/>
+                <w:lang w:val="vi-VN"/>
+              </w:rPr>
+              <w:t xml:space="preserve">) </w:t>
+            </w:r>
+          </w:p>
+          <w:p>
+            <w:pPr>
+              <w:pStyle w:val="ListParagraph"/>
+              <w:keepNext/>
+              <w:keepLines/>
+              <w:shd w:val="clear" w:color="auto" w:fill="FFFFFF" w:themeFill="background1"/>
+              <w:spacing w:line="300" w:lineRule="auto"/>
+              <w:ind w:left="0" w:right="-45"/>
+              <w:rPr>
+                <w:rFonts w:ascii="Times New Roman" w:hAnsi="Times New Roman"/>
+                <w:b/>
+                <w:bCs/>
+                <w:i/>
+                <w:iCs/>
+                <w:color w:val="000000" w:themeColor="text1"/>
+                <w:sz w:val="26"/>
+                <w:szCs w:val="26"/>
+                <w:lang w:val="vi-VN"/>
+              </w:rPr>
+            </w:pPr>
+            <w:r>
+              <w:rPr>
+                <w:rFonts w:ascii="Times New Roman" w:hAnsi="Times New Roman"/>
+                <w:bCs/>
+                <w:iCs/>
+                <w:color w:val="000000" w:themeColor="text1"/>
+                <w:sz w:val="26"/>
+                <w:szCs w:val="26"/>
+                <w:lang w:val="vi-VN"/>
+              </w:rPr>
+              <w:t xml:space="preserve">+ </w:t>
+            </w:r>
+            <w:r>
+              <w:rPr>
+                <w:rFonts w:ascii="Times New Roman" w:hAnsi="Times New Roman"/>
+                <w:color w:val="000000" w:themeColor="text1"/>
+                <w:sz w:val="26"/>
+                <w:szCs w:val="26"/>
+                <w:lang w:val="vi-VN"/>
+              </w:rPr>
+              <w:t>Giấy miễn giảm học phí</w:t>
+            </w:r>
+            <w:r>
+              <w:rPr>
+                <w:rFonts w:ascii="Times New Roman" w:hAnsi="Times New Roman"/>
+                <w:b/>
+                <w:bCs/>
+                <w:i/>
+                <w:iCs/>
+                <w:color w:val="000000" w:themeColor="text1"/>
+                <w:sz w:val="26"/>
+                <w:szCs w:val="26"/>
+                <w:lang w:val="vi-VN"/>
+              </w:rPr>
+              <w:t xml:space="preserve"> (QTQL/ĐT&amp;HTQT/03/BM1</w:t>
+            </w:r>
+            <w:r>
+              <w:rPr>
+                <w:rFonts w:ascii="Times New Roman" w:hAnsi="Times New Roman"/>
+                <w:b/>
+                <w:bCs/>
+                <w:i/>
+                <w:iCs/>
+                <w:color w:val="000000" w:themeColor="text1"/>
+                <w:sz w:val="26"/>
+                <w:szCs w:val="26"/>
+              </w:rPr>
+              <w:t>4</w:t>
+            </w:r>
+            <w:r>
+              <w:rPr>
+                <w:rFonts w:ascii="Times New Roman" w:hAnsi="Times New Roman"/>
+                <w:b/>
+                <w:bCs/>
+                <w:i/>
+                <w:iCs/>
+                <w:color w:val="000000" w:themeColor="text1"/>
+                <w:sz w:val="26"/>
+                <w:szCs w:val="26"/>
+                <w:lang w:val="vi-VN"/>
+              </w:rPr>
+              <w:t>)</w:t>
+            </w:r>
+          </w:p>
+          <w:p>
+            <w:pPr>
+              <w:pStyle w:val="ListParagraph"/>
+              <w:keepNext/>
+              <w:keepLines/>
+              <w:shd w:val="clear" w:color="auto" w:fill="FFFFFF" w:themeFill="background1"/>
+              <w:spacing w:line="300" w:lineRule="auto"/>
+              <w:ind w:left="0" w:right="-45"/>
+              <w:rPr>
+                <w:rFonts w:ascii="Times New Roman" w:hAnsi="Times New Roman"/>
+                <w:color w:val="000000" w:themeColor="text1"/>
+                <w:sz w:val="26"/>
+                <w:szCs w:val="26"/>
+                <w:lang w:val="vi-VN"/>
+              </w:rPr>
+            </w:pPr>
+            <w:r>
+              <w:rPr>
+                <w:rFonts w:ascii="Times New Roman" w:hAnsi="Times New Roman"/>
+                <w:color w:val="000000" w:themeColor="text1"/>
+                <w:sz w:val="26"/>
+                <w:szCs w:val="26"/>
+                <w:lang w:val="vi-VN"/>
+              </w:rPr>
+              <w:t xml:space="preserve">+Đơn xin lấy lại học phí (nếu có) </w:t>
+            </w:r>
+          </w:p>
+          <w:p>
+            <w:pPr>
+              <w:keepNext/>
+              <w:keepLines/>
+              <w:shd w:val="clear" w:color="auto" w:fill="FFFFFF" w:themeFill="background1"/>
+              <w:spacing w:line="300" w:lineRule="auto"/>
+              <w:ind w:right="-45"/>
+              <w:rPr>
+                <w:rFonts w:ascii="Times New Roman" w:hAnsi="Times New Roman"/>
+                <w:b/>
+                <w:bCs/>
+                <w:i/>
+                <w:iCs/>
+                <w:color w:val="000000" w:themeColor="text1"/>
+                <w:sz w:val="26"/>
+                <w:szCs w:val="26"/>
+                <w:lang w:val="vi-VN"/>
+              </w:rPr>
+            </w:pPr>
+            <w:r>
+              <w:rPr>
+                <w:rFonts w:ascii="Times New Roman" w:hAnsi="Times New Roman"/>
+                <w:b/>
+                <w:bCs/>
+                <w:i/>
+                <w:iCs/>
+                <w:color w:val="000000" w:themeColor="text1"/>
+                <w:sz w:val="26"/>
+                <w:szCs w:val="26"/>
+                <w:lang w:val="vi-VN"/>
+              </w:rPr>
+              <w:t>(QTQL/ĐT&amp;HTQT/03/BM1</w:t>
+            </w:r>
+            <w:r>
+              <w:rPr>
+                <w:rFonts w:ascii="Times New Roman" w:hAnsi="Times New Roman"/>
+                <w:b/>
+                <w:bCs/>
+                <w:i/>
+                <w:iCs/>
+                <w:color w:val="000000" w:themeColor="text1"/>
+                <w:sz w:val="26"/>
+                <w:szCs w:val="26"/>
+              </w:rPr>
+              <w:t>5</w:t>
+            </w:r>
+            <w:r>
+              <w:rPr>
+                <w:rFonts w:ascii="Times New Roman" w:hAnsi="Times New Roman"/>
+                <w:b/>
+                <w:bCs/>
+                <w:i/>
+                <w:iCs/>
+                <w:color w:val="000000" w:themeColor="text1"/>
+                <w:sz w:val="26"/>
+                <w:szCs w:val="26"/>
+                <w:lang w:val="vi-VN"/>
+              </w:rPr>
+              <w:t>)</w:t>
+            </w:r>
+          </w:p>
+          <w:p>
+            <w:pPr>
+              <w:keepNext/>
+              <w:keepLines/>
+              <w:shd w:val="clear" w:color="auto" w:fill="FFFFFF" w:themeFill="background1"/>
+              <w:spacing w:line="300" w:lineRule="auto"/>
+              <w:ind w:right="-45"/>
+              <w:rPr>
+                <w:rFonts w:ascii="Times New Roman" w:hAnsi="Times New Roman"/>
+                <w:color w:val="000000" w:themeColor="text1"/>
+                <w:sz w:val="26"/>
+                <w:szCs w:val="26"/>
+                <w:lang w:val="vi-VN"/>
+              </w:rPr>
+            </w:pPr>
+            <w:r>
+              <w:rPr>
+                <w:rFonts w:ascii="Times New Roman" w:hAnsi="Times New Roman"/>
+                <w:color w:val="000000" w:themeColor="text1"/>
+                <w:sz w:val="26"/>
+                <w:szCs w:val="26"/>
+                <w:lang w:val="vi-VN"/>
+              </w:rPr>
+              <w:t xml:space="preserve">+ Bảng kê chi tiết tổng hợp hoá đơn khóa học nếu học viên thu tập trung </w:t>
+            </w:r>
+          </w:p>
+          <w:p>
+            <w:pPr>
+              <w:keepNext/>
+              <w:keepLines/>
+              <w:shd w:val="clear" w:color="auto" w:fill="FFFFFF" w:themeFill="background1"/>
+              <w:spacing w:line="300" w:lineRule="auto"/>
+              <w:ind w:right="-45"/>
+              <w:rPr>
+                <w:rFonts w:ascii="Times New Roman" w:hAnsi="Times New Roman"/>
+                <w:b/>
+                <w:bCs/>
+                <w:i/>
+                <w:iCs/>
+                <w:color w:val="000000" w:themeColor="text1"/>
+                <w:sz w:val="26"/>
+                <w:szCs w:val="26"/>
+                <w:lang w:val="vi-VN"/>
+              </w:rPr>
+            </w:pPr>
+            <w:r>
+              <w:rPr>
+                <w:rFonts w:ascii="Times New Roman" w:hAnsi="Times New Roman"/>
+                <w:b/>
+                <w:bCs/>
+                <w:i/>
+                <w:iCs/>
+                <w:color w:val="000000" w:themeColor="text1"/>
+                <w:sz w:val="26"/>
+                <w:szCs w:val="26"/>
+                <w:lang w:val="vi-VN"/>
+              </w:rPr>
+              <w:t>(QTQL/ĐT&amp;HTQT/03/BM16)</w:t>
+            </w:r>
+          </w:p>
+          <w:p>
+            <w:pPr>
+              <w:keepNext/>
+              <w:keepLines/>
+              <w:shd w:val="clear" w:color="auto" w:fill="FFFFFF" w:themeFill="background1"/>
+              <w:spacing w:line="300" w:lineRule="auto"/>
+              <w:ind w:right="-45"/>
+              <w:rPr>
+                <w:rFonts w:ascii="Times New Roman" w:hAnsi="Times New Roman"/>
+                <w:b/>
+                <w:bCs/>
+                <w:color w:val="000000" w:themeColor="text1"/>
+                <w:sz w:val="26"/>
+                <w:szCs w:val="26"/>
+              </w:rPr>
+            </w:pPr>
+            <w:r>
+              <w:rPr>
+                <w:rFonts w:ascii="Times New Roman" w:hAnsi="Times New Roman"/>
+                <w:color w:val="000000" w:themeColor="text1"/>
+                <w:sz w:val="26"/>
+                <w:szCs w:val="26"/>
+                <w:lang w:val="vi-VN"/>
+              </w:rPr>
+              <w:t xml:space="preserve">+ Bảng quyết toán </w:t>
+            </w:r>
+            <w:r>
+              <w:rPr>
+                <w:rFonts w:ascii="Times New Roman" w:hAnsi="Times New Roman"/>
+                <w:b/>
+                <w:bCs/>
+                <w:i/>
+                <w:iCs/>
+                <w:color w:val="000000" w:themeColor="text1"/>
+                <w:sz w:val="26"/>
+                <w:szCs w:val="26"/>
+                <w:lang w:val="vi-VN"/>
+              </w:rPr>
+              <w:t>(QTQL/ĐT&amp;HTQT/03/BM17)</w:t>
+            </w:r>
+          </w:p>
+        </w:tc>
+        <w:tc>
+          <w:tcPr>
+            <w:tcW w:w="850" w:type="dxa"/>
+          </w:tcPr>
+          <w:p>
+            <w:pPr>
+              <w:shd w:val="clear" w:color="auto" w:fill="FFFFFF" w:themeFill="background1"/>
+              <w:spacing w:line="300" w:lineRule="auto"/>
+              <w:rPr>
+                <w:rFonts w:ascii="Times New Roman" w:hAnsi="Times New Roman"/>
+                <w:i/>
+                <w:color w:val="000000" w:themeColor="text1"/>
+                <w:sz w:val="26"/>
+                <w:szCs w:val="26"/>
+              </w:rPr>
+            </w:pPr>
+            <w:r>
+              <w:rPr>
+                <w:rFonts w:ascii="Times New Roman" w:hAnsi="Times New Roman"/>
+                <w:i/>
+                <w:color w:val="000000" w:themeColor="text1"/>
+                <w:sz w:val="26"/>
+                <w:szCs w:val="26"/>
+              </w:rPr>
+              <w:t>[[I11dat]]</w:t>
+            </w:r>
+          </w:p>
+        </w:tc>
+        <w:tc>
+          <w:tcPr>
+            <w:tcW w:w="1276" w:type="dxa"/>
+          </w:tcPr>
+          <w:p>
+            <w:pPr>
+              <w:shd w:val="clear" w:color="auto" w:fill="FFFFFF" w:themeFill="background1"/>
+              <w:spacing w:line="300" w:lineRule="auto"/>
+              <w:rPr>
+                <w:rFonts w:ascii="Times New Roman" w:hAnsi="Times New Roman"/>
+                <w:i/>
+                <w:color w:val="000000" w:themeColor="text1"/>
+                <w:sz w:val="26"/>
+                <w:szCs w:val="26"/>
+              </w:rPr>
+            </w:pPr>
+            <w:r>
+              <w:rPr>
+                <w:rFonts w:ascii="Times New Roman" w:hAnsi="Times New Roman"/>
+                <w:i/>
+                <w:color w:val="000000" w:themeColor="text1"/>
+                <w:sz w:val="26"/>
+                <w:szCs w:val="26"/>
+              </w:rPr>
+              <w:t>[[I11khongdat]]</w:t>
+            </w:r>
+          </w:p>
+        </w:tc>
+        <w:tc>
+          <w:tcPr>
+            <w:tcW w:w="1276" w:type="dxa"/>
+          </w:tcPr>
+          <w:p>
+            <w:pPr>
+              <w:shd w:val="clear" w:color="auto" w:fill="FFFFFF" w:themeFill="background1"/>
+              <w:spacing w:line="300" w:lineRule="auto"/>
+              <w:rPr>
+                <w:rFonts w:ascii="Times New Roman" w:hAnsi="Times New Roman"/>
+                <w:i/>
+                <w:color w:val="000000" w:themeColor="text1"/>
+                <w:sz w:val="26"/>
+                <w:szCs w:val="26"/>
+              </w:rPr>
+            </w:pPr>
+            <w:r>
+              <w:rPr>
+                <w:rFonts w:ascii="Times New Roman" w:hAnsi="Times New Roman"/>
+                <w:i/>
+                <w:color w:val="000000" w:themeColor="text1"/>
+                <w:sz w:val="26"/>
+                <w:szCs w:val="26"/>
+              </w:rPr>
+              <w:t>[[I11khonglam]]</w:t>
+            </w:r>
+          </w:p>
+        </w:tc>
+        <w:tc>
+          <w:tcPr>
+            <w:tcW w:w="992" w:type="dxa"/>
+          </w:tcPr>
+          <w:p>
+            <w:pPr>
+              <w:shd w:val="clear" w:color="auto" w:fill="FFFFFF" w:themeFill="background1"/>
+              <w:spacing w:line="300" w:lineRule="auto"/>
+              <w:rPr>
+                <w:rFonts w:ascii="Times New Roman" w:hAnsi="Times New Roman"/>
+                <w:i/>
+                <w:color w:val="000000" w:themeColor="text1"/>
+                <w:sz w:val="26"/>
+                <w:szCs w:val="26"/>
+              </w:rPr>
+            </w:pPr>
+            <w:r>
+              <w:rPr>
+                <w:rFonts w:ascii="Times New Roman" w:hAnsi="Times New Roman"/>
+                <w:i/>
+                <w:color w:val="000000" w:themeColor="text1"/>
+                <w:sz w:val="26"/>
+                <w:szCs w:val="26"/>
+              </w:rPr>
+              <w:t>[[I11ghichu]]</w:t>
+            </w:r>
+          </w:p>
+        </w:tc>
+      </w:tr>
+      <w:tr>
+        <w:trPr>
+          <w:trHeight w:val="1435"/>
+        </w:trPr>
+        <w:tc>
+          <w:tcPr>
+            <w:tcW w:w="817" w:type="dxa"/>
+            <w:vAlign w:val="center"/>
+          </w:tcPr>
+          <w:p>
+            <w:pPr>
+              <w:shd w:val="clear" w:color="auto" w:fill="FFFFFF" w:themeFill="background1"/>
+              <w:spacing w:line="300" w:lineRule="auto"/>
+              <w:jc w:val="center"/>
+              <w:rPr>
+                <w:rFonts w:ascii="Times New Roman" w:hAnsi="Times New Roman"/>
+                <w:color w:val="000000" w:themeColor="text1"/>
+                <w:sz w:val="26"/>
+                <w:szCs w:val="26"/>
+              </w:rPr>
+            </w:pPr>
+            <w:r>
+              <w:rPr>
+                <w:rFonts w:ascii="Times New Roman" w:hAnsi="Times New Roman"/>
+                <w:color w:val="000000" w:themeColor="text1"/>
+                <w:sz w:val="26"/>
+                <w:szCs w:val="26"/>
+              </w:rPr>
+              <w:t>12</w:t>
+            </w:r>
+          </w:p>
+        </w:tc>
+        <w:tc>
+          <w:tcPr>
+            <w:tcW w:w="992" w:type="dxa"/>
+            <w:vMerge/>
+            <w:vAlign w:val="center"/>
+          </w:tcPr>
+          <w:p>
+            <w:pPr>
+              <w:shd w:val="clear" w:color="auto" w:fill="FFFFFF" w:themeFill="background1"/>
+              <w:spacing w:line="300" w:lineRule="auto"/>
+              <w:jc w:val="center"/>
+              <w:rPr>
+                <w:rFonts w:ascii="Times New Roman" w:hAnsi="Times New Roman"/>
+                <w:color w:val="000000" w:themeColor="text1"/>
+                <w:sz w:val="26"/>
+                <w:szCs w:val="26"/>
+              </w:rPr>
+            </w:pPr>
+          </w:p>
+        </w:tc>
+        <w:tc>
+          <w:tcPr>
+            <w:tcW w:w="3828" w:type="dxa"/>
+          </w:tcPr>
+          <w:p>
+            <w:pPr>
+              <w:keepNext/>
+              <w:keepLines/>
+              <w:shd w:val="clear" w:color="auto" w:fill="FFFFFF" w:themeFill="background1"/>
+              <w:spacing w:line="300" w:lineRule="auto"/>
+              <w:ind w:right="-45"/>
+              <w:jc w:val="both"/>
+              <w:rPr>
+                <w:rFonts w:ascii="Times New Roman" w:hAnsi="Times New Roman"/>
+                <w:b/>
+                <w:bCs/>
+                <w:i/>
+                <w:iCs/>
+                <w:color w:val="000000" w:themeColor="text1"/>
+                <w:sz w:val="26"/>
+                <w:szCs w:val="26"/>
+                <w:lang w:val="vi-VN"/>
+              </w:rPr>
+            </w:pPr>
+            <w:r>
+              <w:rPr>
+                <w:rFonts w:ascii="Times New Roman" w:hAnsi="Times New Roman"/>
+                <w:b/>
+                <w:bCs/>
+                <w:color w:val="000000" w:themeColor="text1"/>
+                <w:sz w:val="26"/>
+                <w:szCs w:val="26"/>
+                <w:lang w:val="vi-VN"/>
+              </w:rPr>
+              <w:t>Điểm danh</w:t>
+            </w:r>
+            <w:r>
+              <w:rPr>
+                <w:rFonts w:ascii="Times New Roman" w:hAnsi="Times New Roman"/>
+                <w:color w:val="000000" w:themeColor="text1"/>
+                <w:sz w:val="26"/>
+                <w:szCs w:val="26"/>
+                <w:lang w:val="vi-VN"/>
+              </w:rPr>
+              <w:t xml:space="preserve">: </w:t>
+            </w:r>
+          </w:p>
+          <w:p>
+            <w:pPr>
+              <w:keepNext/>
+              <w:keepLines/>
+              <w:shd w:val="clear" w:color="auto" w:fill="FFFFFF" w:themeFill="background1"/>
+              <w:spacing w:line="300" w:lineRule="auto"/>
+              <w:ind w:right="-45"/>
+              <w:rPr>
+                <w:rFonts w:ascii="Times New Roman" w:hAnsi="Times New Roman"/>
+                <w:color w:val="000000" w:themeColor="text1"/>
+                <w:sz w:val="26"/>
+                <w:szCs w:val="26"/>
+              </w:rPr>
+            </w:pPr>
+            <w:r>
+              <w:rPr>
+                <w:rFonts w:ascii="Times New Roman" w:hAnsi="Times New Roman"/>
+                <w:color w:val="000000" w:themeColor="text1"/>
+                <w:sz w:val="26"/>
+                <w:szCs w:val="26"/>
+                <w:lang w:val="vi-VN"/>
+              </w:rPr>
+              <w:t xml:space="preserve">+ Bảng điểm danh: điểm danh bằng vân tay hoặc bằng quét QRcode , bằng điểm danh trực tiếp </w:t>
+            </w:r>
+            <w:r>
+              <w:rPr>
+                <w:rFonts w:ascii="Times New Roman" w:hAnsi="Times New Roman"/>
+                <w:b/>
+                <w:i/>
+                <w:color w:val="000000" w:themeColor="text1"/>
+                <w:sz w:val="26"/>
+                <w:szCs w:val="26"/>
+                <w:lang w:val="vi-VN"/>
+              </w:rPr>
+              <w:t>(</w:t>
+            </w:r>
+            <w:r>
+              <w:rPr>
+                <w:rFonts w:ascii="Times New Roman" w:hAnsi="Times New Roman"/>
+                <w:b/>
+                <w:bCs/>
+                <w:i/>
+                <w:iCs/>
+                <w:color w:val="000000" w:themeColor="text1"/>
+                <w:sz w:val="26"/>
+                <w:szCs w:val="26"/>
+                <w:lang w:val="vi-VN"/>
+              </w:rPr>
+              <w:t>QTQL/ĐT&amp;HTQT/03/BM18</w:t>
+            </w:r>
+            <w:r>
+              <w:rPr>
+                <w:rFonts w:ascii="Times New Roman" w:hAnsi="Times New Roman"/>
+                <w:b/>
+                <w:i/>
+                <w:color w:val="000000" w:themeColor="text1"/>
+                <w:sz w:val="26"/>
+                <w:szCs w:val="26"/>
+                <w:lang w:val="vi-VN"/>
+              </w:rPr>
+              <w:t>).</w:t>
+            </w:r>
+          </w:p>
+        </w:tc>
+        <w:tc>
+          <w:tcPr>
+            <w:tcW w:w="850" w:type="dxa"/>
+          </w:tcPr>
+          <w:p>
+            <w:pPr>
+              <w:shd w:val="clear" w:color="auto" w:fill="FFFFFF" w:themeFill="background1"/>
+              <w:spacing w:line="300" w:lineRule="auto"/>
+              <w:rPr>
+                <w:rFonts w:ascii="Times New Roman" w:hAnsi="Times New Roman"/>
+                <w:i/>
+                <w:color w:val="000000" w:themeColor="text1"/>
+                <w:sz w:val="26"/>
+                <w:szCs w:val="26"/>
+              </w:rPr>
+            </w:pPr>
+            <w:r>
+              <w:rPr>
+                <w:rFonts w:ascii="Times New Roman" w:hAnsi="Times New Roman"/>
+                <w:i/>
+                <w:color w:val="000000" w:themeColor="text1"/>
+                <w:sz w:val="26"/>
+                <w:szCs w:val="26"/>
+              </w:rPr>
+              <w:t>[[I12dat]]</w:t>
+            </w:r>
+          </w:p>
+        </w:tc>
+        <w:tc>
+          <w:tcPr>
+            <w:tcW w:w="1276" w:type="dxa"/>
+          </w:tcPr>
+          <w:p>
+            <w:pPr>
+              <w:shd w:val="clear" w:color="auto" w:fill="FFFFFF" w:themeFill="background1"/>
+              <w:spacing w:line="300" w:lineRule="auto"/>
+              <w:rPr>
+                <w:rFonts w:ascii="Times New Roman" w:hAnsi="Times New Roman"/>
+                <w:i/>
+                <w:color w:val="000000" w:themeColor="text1"/>
+                <w:sz w:val="26"/>
+                <w:szCs w:val="26"/>
+              </w:rPr>
+            </w:pPr>
+            <w:r>
+              <w:rPr>
+                <w:rFonts w:ascii="Times New Roman" w:hAnsi="Times New Roman"/>
+                <w:i/>
+                <w:color w:val="000000" w:themeColor="text1"/>
+                <w:sz w:val="26"/>
+                <w:szCs w:val="26"/>
+              </w:rPr>
+              <w:t>[[I12khongdat]]</w:t>
+            </w:r>
+          </w:p>
+        </w:tc>
+        <w:tc>
+          <w:tcPr>
+            <w:tcW w:w="1276" w:type="dxa"/>
+          </w:tcPr>
+          <w:p>
+            <w:pPr>
+              <w:shd w:val="clear" w:color="auto" w:fill="FFFFFF" w:themeFill="background1"/>
+              <w:spacing w:line="300" w:lineRule="auto"/>
+              <w:rPr>
+                <w:rFonts w:ascii="Times New Roman" w:hAnsi="Times New Roman"/>
+                <w:i/>
+                <w:color w:val="000000" w:themeColor="text1"/>
+                <w:sz w:val="26"/>
+                <w:szCs w:val="26"/>
+              </w:rPr>
+            </w:pPr>
+            <w:r>
+              <w:rPr>
+                <w:rFonts w:ascii="Times New Roman" w:hAnsi="Times New Roman"/>
+                <w:i/>
+                <w:color w:val="000000" w:themeColor="text1"/>
+                <w:sz w:val="26"/>
+                <w:szCs w:val="26"/>
+              </w:rPr>
+              <w:t>[[I12khonglam]]</w:t>
+            </w:r>
+          </w:p>
+        </w:tc>
+        <w:tc>
+          <w:tcPr>
+            <w:tcW w:w="992" w:type="dxa"/>
+          </w:tcPr>
+          <w:p>
+            <w:pPr>
+              <w:shd w:val="clear" w:color="auto" w:fill="FFFFFF" w:themeFill="background1"/>
+              <w:spacing w:line="300" w:lineRule="auto"/>
+              <w:rPr>
+                <w:rFonts w:ascii="Times New Roman" w:hAnsi="Times New Roman"/>
+                <w:i/>
+                <w:color w:val="000000" w:themeColor="text1"/>
+                <w:sz w:val="26"/>
+                <w:szCs w:val="26"/>
+              </w:rPr>
+            </w:pPr>
+            <w:r>
+              <w:rPr>
+                <w:rFonts w:ascii="Times New Roman" w:hAnsi="Times New Roman"/>
+                <w:i/>
+                <w:color w:val="000000" w:themeColor="text1"/>
+                <w:sz w:val="26"/>
+                <w:szCs w:val="26"/>
+              </w:rPr>
+              <w:t>[[I12ghichu]]</w:t>
+            </w:r>
+          </w:p>
+        </w:tc>
+      </w:tr>
+      <w:tr>
+        <w:trPr>
+          <w:trHeight w:val="841"/>
+        </w:trPr>
+        <w:tc>
+          <w:tcPr>
+            <w:tcW w:w="817" w:type="dxa"/>
+            <w:vAlign w:val="center"/>
+          </w:tcPr>
+          <w:p>
+            <w:pPr>
+              <w:shd w:val="clear" w:color="auto" w:fill="FFFFFF" w:themeFill="background1"/>
+              <w:spacing w:line="300" w:lineRule="auto"/>
+              <w:jc w:val="center"/>
+              <w:rPr>
+                <w:rFonts w:ascii="Times New Roman" w:hAnsi="Times New Roman"/>
+                <w:color w:val="000000" w:themeColor="text1"/>
+                <w:sz w:val="26"/>
+                <w:szCs w:val="26"/>
+              </w:rPr>
+            </w:pPr>
+            <w:r>
+              <w:rPr>
+                <w:rFonts w:ascii="Times New Roman" w:hAnsi="Times New Roman"/>
+                <w:color w:val="000000" w:themeColor="text1"/>
+                <w:sz w:val="26"/>
+                <w:szCs w:val="26"/>
+              </w:rPr>
+              <w:lastRenderedPageBreak/>
+              <w:t>13</w:t>
+            </w:r>
+          </w:p>
+        </w:tc>
+        <w:tc>
+          <w:tcPr>
+            <w:tcW w:w="992" w:type="dxa"/>
+            <w:vMerge/>
+            <w:vAlign w:val="center"/>
+          </w:tcPr>
+          <w:p>
+            <w:pPr>
+              <w:shd w:val="clear" w:color="auto" w:fill="FFFFFF" w:themeFill="background1"/>
+              <w:spacing w:line="300" w:lineRule="auto"/>
+              <w:jc w:val="center"/>
+              <w:rPr>
+                <w:rFonts w:ascii="Times New Roman" w:hAnsi="Times New Roman"/>
+                <w:color w:val="000000" w:themeColor="text1"/>
+                <w:sz w:val="26"/>
+                <w:szCs w:val="26"/>
+              </w:rPr>
+            </w:pPr>
+          </w:p>
+        </w:tc>
+        <w:tc>
+          <w:tcPr>
+            <w:tcW w:w="3828" w:type="dxa"/>
+          </w:tcPr>
+          <w:p>
+            <w:pPr>
+              <w:keepNext/>
+              <w:keepLines/>
+              <w:shd w:val="clear" w:color="auto" w:fill="FFFFFF" w:themeFill="background1"/>
+              <w:spacing w:line="300" w:lineRule="auto"/>
+              <w:ind w:right="-45"/>
+              <w:rPr>
+                <w:rFonts w:ascii="Times New Roman" w:hAnsi="Times New Roman"/>
+                <w:color w:val="000000" w:themeColor="text1"/>
+                <w:sz w:val="26"/>
+                <w:szCs w:val="26"/>
+                <w:lang w:val="vi-VN"/>
+              </w:rPr>
+            </w:pPr>
+            <w:r>
+              <w:rPr>
+                <w:rFonts w:ascii="Times New Roman" w:hAnsi="Times New Roman"/>
+                <w:b/>
+                <w:bCs/>
+                <w:color w:val="000000" w:themeColor="text1"/>
+                <w:sz w:val="26"/>
+                <w:szCs w:val="26"/>
+                <w:lang w:val="vi-VN"/>
+              </w:rPr>
+              <w:t>Thủ tục hành chính</w:t>
+            </w:r>
+          </w:p>
+          <w:p>
+            <w:pPr>
+              <w:pStyle w:val="ListParagraph"/>
+              <w:keepNext/>
+              <w:keepLines/>
+              <w:shd w:val="clear" w:color="auto" w:fill="FFFFFF" w:themeFill="background1"/>
+              <w:spacing w:line="300" w:lineRule="auto"/>
+              <w:ind w:left="96" w:right="-45"/>
+              <w:rPr>
+                <w:rFonts w:ascii="Times New Roman" w:hAnsi="Times New Roman"/>
+                <w:color w:val="000000" w:themeColor="text1"/>
+                <w:sz w:val="26"/>
+                <w:szCs w:val="26"/>
+                <w:lang w:val="vi-VN"/>
+              </w:rPr>
+            </w:pPr>
+            <w:r>
+              <w:rPr>
+                <w:rFonts w:ascii="Times New Roman" w:hAnsi="Times New Roman"/>
+                <w:color w:val="000000" w:themeColor="text1"/>
+                <w:sz w:val="26"/>
+                <w:szCs w:val="26"/>
+                <w:lang w:val="vi-VN"/>
+              </w:rPr>
+              <w:t xml:space="preserve">+ Sổ học tập </w:t>
+            </w:r>
+            <w:r>
+              <w:rPr>
+                <w:rFonts w:ascii="Times New Roman" w:hAnsi="Times New Roman"/>
+                <w:b/>
+                <w:i/>
+                <w:color w:val="000000" w:themeColor="text1"/>
+                <w:sz w:val="26"/>
+                <w:szCs w:val="26"/>
+                <w:lang w:val="vi-VN"/>
+              </w:rPr>
+              <w:t>(</w:t>
+            </w:r>
+            <w:r>
+              <w:rPr>
+                <w:rFonts w:ascii="Times New Roman" w:hAnsi="Times New Roman"/>
+                <w:b/>
+                <w:bCs/>
+                <w:i/>
+                <w:iCs/>
+                <w:color w:val="000000" w:themeColor="text1"/>
+                <w:sz w:val="26"/>
+                <w:szCs w:val="26"/>
+                <w:lang w:val="vi-VN"/>
+              </w:rPr>
+              <w:t>QTQL/ĐT&amp;HTQT/03/BM19</w:t>
+            </w:r>
+            <w:r>
+              <w:rPr>
+                <w:rFonts w:ascii="Times New Roman" w:hAnsi="Times New Roman"/>
+                <w:b/>
+                <w:i/>
+                <w:color w:val="000000" w:themeColor="text1"/>
+                <w:sz w:val="26"/>
+                <w:szCs w:val="26"/>
+                <w:lang w:val="vi-VN"/>
+              </w:rPr>
+              <w:t>)</w:t>
+            </w:r>
+          </w:p>
+          <w:p>
+            <w:pPr>
+              <w:pStyle w:val="ListParagraph"/>
+              <w:keepNext/>
+              <w:keepLines/>
+              <w:shd w:val="clear" w:color="auto" w:fill="FFFFFF" w:themeFill="background1"/>
+              <w:spacing w:line="300" w:lineRule="auto"/>
+              <w:ind w:left="96" w:right="-45"/>
+              <w:rPr>
+                <w:rFonts w:ascii="Times New Roman" w:hAnsi="Times New Roman"/>
+                <w:color w:val="000000" w:themeColor="text1"/>
+                <w:sz w:val="26"/>
+                <w:szCs w:val="26"/>
+                <w:lang w:val="vi-VN"/>
+              </w:rPr>
+            </w:pPr>
+            <w:r>
+              <w:rPr>
+                <w:rFonts w:ascii="Times New Roman" w:hAnsi="Times New Roman"/>
+                <w:color w:val="000000" w:themeColor="text1"/>
+                <w:sz w:val="26"/>
+                <w:szCs w:val="26"/>
+                <w:lang w:val="vi-VN"/>
+              </w:rPr>
+              <w:t xml:space="preserve">+ Giấy giới thiệu luân khoa do lãnh đạo </w:t>
+            </w:r>
+            <w:r>
+              <w:rPr>
+                <w:rFonts w:ascii="Times New Roman" w:hAnsi="Times New Roman"/>
+                <w:color w:val="000000" w:themeColor="text1"/>
+                <w:spacing w:val="-4"/>
+                <w:sz w:val="26"/>
+                <w:szCs w:val="26"/>
+                <w:lang w:val="vi-VN"/>
+              </w:rPr>
+              <w:t xml:space="preserve">TTĐT&amp;HTQT </w:t>
+            </w:r>
+            <w:r>
+              <w:rPr>
+                <w:rFonts w:ascii="Times New Roman" w:hAnsi="Times New Roman"/>
+                <w:color w:val="000000" w:themeColor="text1"/>
+                <w:sz w:val="26"/>
+                <w:szCs w:val="26"/>
+                <w:lang w:val="vi-VN"/>
+              </w:rPr>
+              <w:t xml:space="preserve">ký </w:t>
+            </w:r>
+            <w:r>
+              <w:rPr>
+                <w:rFonts w:ascii="Times New Roman" w:hAnsi="Times New Roman"/>
+                <w:b/>
+                <w:i/>
+                <w:color w:val="000000" w:themeColor="text1"/>
+                <w:sz w:val="26"/>
+                <w:szCs w:val="26"/>
+                <w:lang w:val="vi-VN"/>
+              </w:rPr>
+              <w:t>(QTQL/ĐT&amp;HTQT/03/BM20)</w:t>
+            </w:r>
+          </w:p>
+          <w:p>
+            <w:pPr>
+              <w:keepNext/>
+              <w:keepLines/>
+              <w:shd w:val="clear" w:color="auto" w:fill="FFFFFF" w:themeFill="background1"/>
+              <w:spacing w:line="300" w:lineRule="auto"/>
+              <w:ind w:right="-45"/>
+              <w:rPr>
+                <w:rFonts w:ascii="Times New Roman" w:hAnsi="Times New Roman"/>
+                <w:color w:val="000000" w:themeColor="text1"/>
+                <w:sz w:val="26"/>
+                <w:szCs w:val="26"/>
+                <w:lang w:val="vi-VN"/>
+              </w:rPr>
+            </w:pPr>
+            <w:r>
+              <w:rPr>
+                <w:rFonts w:ascii="Times New Roman" w:hAnsi="Times New Roman"/>
+                <w:color w:val="000000" w:themeColor="text1"/>
+                <w:sz w:val="26"/>
+                <w:szCs w:val="26"/>
+                <w:lang w:val="vi-VN"/>
+              </w:rPr>
+              <w:t xml:space="preserve"> + Báo cáo trực </w:t>
+            </w:r>
+            <w:r>
+              <w:rPr>
+                <w:rFonts w:ascii="Times New Roman" w:hAnsi="Times New Roman"/>
+                <w:b/>
+                <w:i/>
+                <w:color w:val="000000" w:themeColor="text1"/>
+                <w:sz w:val="26"/>
+                <w:szCs w:val="26"/>
+                <w:lang w:val="vi-VN"/>
+              </w:rPr>
+              <w:t>(QTQL/ĐT&amp;HTQT/03/BM21)</w:t>
+            </w:r>
+          </w:p>
+        </w:tc>
+        <w:tc>
+          <w:tcPr>
+            <w:tcW w:w="850" w:type="dxa"/>
+          </w:tcPr>
+          <w:p>
+            <w:pPr>
+              <w:shd w:val="clear" w:color="auto" w:fill="FFFFFF" w:themeFill="background1"/>
+              <w:spacing w:line="300" w:lineRule="auto"/>
+              <w:rPr>
+                <w:rFonts w:ascii="Times New Roman" w:hAnsi="Times New Roman"/>
+                <w:i/>
+                <w:color w:val="000000" w:themeColor="text1"/>
+                <w:sz w:val="26"/>
+                <w:szCs w:val="26"/>
+              </w:rPr>
+            </w:pPr>
+            <w:r>
+              <w:rPr>
+                <w:rFonts w:ascii="Times New Roman" w:hAnsi="Times New Roman"/>
+                <w:i/>
+                <w:color w:val="000000" w:themeColor="text1"/>
+                <w:sz w:val="26"/>
+                <w:szCs w:val="26"/>
+              </w:rPr>
+              <w:t>[[I13dat]]</w:t>
+            </w:r>
+          </w:p>
+        </w:tc>
+        <w:tc>
+          <w:tcPr>
+            <w:tcW w:w="1276" w:type="dxa"/>
+          </w:tcPr>
+          <w:p>
+            <w:pPr>
+              <w:shd w:val="clear" w:color="auto" w:fill="FFFFFF" w:themeFill="background1"/>
+              <w:spacing w:line="300" w:lineRule="auto"/>
+              <w:rPr>
+                <w:rFonts w:ascii="Times New Roman" w:hAnsi="Times New Roman"/>
+                <w:i/>
+                <w:color w:val="000000" w:themeColor="text1"/>
+                <w:sz w:val="26"/>
+                <w:szCs w:val="26"/>
+              </w:rPr>
+            </w:pPr>
+            <w:r>
+              <w:rPr>
+                <w:rFonts w:ascii="Times New Roman" w:hAnsi="Times New Roman"/>
+                <w:i/>
+                <w:color w:val="000000" w:themeColor="text1"/>
+                <w:sz w:val="26"/>
+                <w:szCs w:val="26"/>
+              </w:rPr>
+              <w:t>[[I13khongdat]]</w:t>
+            </w:r>
+          </w:p>
+        </w:tc>
+        <w:tc>
+          <w:tcPr>
+            <w:tcW w:w="1276" w:type="dxa"/>
+          </w:tcPr>
+          <w:p>
+            <w:pPr>
+              <w:shd w:val="clear" w:color="auto" w:fill="FFFFFF" w:themeFill="background1"/>
+              <w:spacing w:line="300" w:lineRule="auto"/>
+              <w:rPr>
+                <w:rFonts w:ascii="Times New Roman" w:hAnsi="Times New Roman"/>
+                <w:i/>
+                <w:color w:val="000000" w:themeColor="text1"/>
+                <w:sz w:val="26"/>
+                <w:szCs w:val="26"/>
+              </w:rPr>
+            </w:pPr>
+            <w:r>
+              <w:rPr>
+                <w:rFonts w:ascii="Times New Roman" w:hAnsi="Times New Roman"/>
+                <w:i/>
+                <w:color w:val="000000" w:themeColor="text1"/>
+                <w:sz w:val="26"/>
+                <w:szCs w:val="26"/>
+              </w:rPr>
+              <w:t>[[I13khonglam]]</w:t>
+            </w:r>
+          </w:p>
+        </w:tc>
+        <w:tc>
+          <w:tcPr>
+            <w:tcW w:w="992" w:type="dxa"/>
+          </w:tcPr>
+          <w:p>
+            <w:pPr>
+              <w:shd w:val="clear" w:color="auto" w:fill="FFFFFF" w:themeFill="background1"/>
+              <w:spacing w:line="300" w:lineRule="auto"/>
+              <w:rPr>
+                <w:rFonts w:ascii="Times New Roman" w:hAnsi="Times New Roman"/>
+                <w:i/>
+                <w:color w:val="000000" w:themeColor="text1"/>
+                <w:sz w:val="26"/>
+                <w:szCs w:val="26"/>
+              </w:rPr>
+            </w:pPr>
+            <w:r>
+              <w:rPr>
+                <w:rFonts w:ascii="Times New Roman" w:hAnsi="Times New Roman"/>
+                <w:i/>
+                <w:color w:val="000000" w:themeColor="text1"/>
+                <w:sz w:val="26"/>
+                <w:szCs w:val="26"/>
+              </w:rPr>
+              <w:t>[[I13ghichu]]</w:t>
+            </w:r>
+          </w:p>
+        </w:tc>
+      </w:tr>
+      <w:tr>
+        <w:tc>
+          <w:tcPr>
+            <w:tcW w:w="817" w:type="dxa"/>
+            <w:vAlign w:val="center"/>
+          </w:tcPr>
+          <w:p>
+            <w:pPr>
+              <w:shd w:val="clear" w:color="auto" w:fill="FFFFFF" w:themeFill="background1"/>
+              <w:spacing w:line="300" w:lineRule="auto"/>
+              <w:jc w:val="center"/>
+              <w:rPr>
+                <w:rFonts w:ascii="Times New Roman" w:hAnsi="Times New Roman"/>
+                <w:color w:val="000000" w:themeColor="text1"/>
+                <w:sz w:val="26"/>
+                <w:szCs w:val="26"/>
+              </w:rPr>
+            </w:pPr>
+            <w:r>
+              <w:rPr>
+                <w:rFonts w:ascii="Times New Roman" w:hAnsi="Times New Roman"/>
+                <w:color w:val="000000" w:themeColor="text1"/>
+                <w:sz w:val="26"/>
+                <w:szCs w:val="26"/>
+              </w:rPr>
+              <w:t>14</w:t>
+            </w:r>
+          </w:p>
+        </w:tc>
+        <w:tc>
+          <w:tcPr>
+            <w:tcW w:w="992" w:type="dxa"/>
+            <w:vMerge w:val="restart"/>
+            <w:vAlign w:val="center"/>
+          </w:tcPr>
+          <w:p>
+            <w:pPr>
+              <w:shd w:val="clear" w:color="auto" w:fill="FFFFFF" w:themeFill="background1"/>
+              <w:spacing w:line="300" w:lineRule="auto"/>
+              <w:jc w:val="center"/>
+              <w:rPr>
+                <w:rFonts w:ascii="Times New Roman" w:hAnsi="Times New Roman"/>
+                <w:color w:val="000000" w:themeColor="text1"/>
+                <w:sz w:val="26"/>
+                <w:szCs w:val="26"/>
+              </w:rPr>
+            </w:pPr>
+            <w:r>
+              <w:rPr>
+                <w:rFonts w:ascii="Times New Roman" w:hAnsi="Times New Roman"/>
+                <w:color w:val="000000" w:themeColor="text1"/>
+                <w:sz w:val="26"/>
+                <w:szCs w:val="26"/>
+              </w:rPr>
+              <w:t>4</w:t>
+            </w:r>
+          </w:p>
+        </w:tc>
+        <w:tc>
+          <w:tcPr>
+            <w:tcW w:w="3828" w:type="dxa"/>
+          </w:tcPr>
+          <w:p>
+            <w:pPr>
+              <w:keepNext/>
+              <w:keepLines/>
+              <w:shd w:val="clear" w:color="auto" w:fill="FFFFFF" w:themeFill="background1"/>
+              <w:tabs>
+                <w:tab w:val="left" w:pos="175"/>
+              </w:tabs>
+              <w:spacing w:line="300" w:lineRule="auto"/>
+              <w:ind w:right="-45"/>
+              <w:rPr>
+                <w:rFonts w:ascii="Times New Roman" w:hAnsi="Times New Roman"/>
+                <w:color w:val="000000" w:themeColor="text1"/>
+                <w:sz w:val="26"/>
+                <w:szCs w:val="26"/>
+                <w:lang w:val="vi-VN"/>
+              </w:rPr>
+            </w:pPr>
+            <w:r>
+              <w:rPr>
+                <w:rFonts w:ascii="Times New Roman" w:hAnsi="Times New Roman"/>
+                <w:color w:val="000000" w:themeColor="text1"/>
+                <w:sz w:val="26"/>
+                <w:szCs w:val="26"/>
+                <w:lang w:val="vi-VN"/>
+              </w:rPr>
+              <w:t>Các thay đổi</w:t>
+            </w:r>
+          </w:p>
+          <w:p>
+            <w:pPr>
+              <w:keepNext/>
+              <w:keepLines/>
+              <w:shd w:val="clear" w:color="auto" w:fill="FFFFFF" w:themeFill="background1"/>
+              <w:spacing w:line="300" w:lineRule="auto"/>
+              <w:ind w:right="-45"/>
+              <w:rPr>
+                <w:rFonts w:ascii="Times New Roman" w:hAnsi="Times New Roman"/>
+                <w:color w:val="000000" w:themeColor="text1"/>
+                <w:sz w:val="26"/>
+                <w:szCs w:val="26"/>
+                <w:lang w:val="vi-VN"/>
+              </w:rPr>
+            </w:pPr>
+            <w:r>
+              <w:rPr>
+                <w:rFonts w:ascii="Times New Roman" w:hAnsi="Times New Roman"/>
+                <w:color w:val="000000" w:themeColor="text1"/>
+                <w:sz w:val="26"/>
+                <w:szCs w:val="26"/>
+                <w:lang w:val="vi-VN"/>
+              </w:rPr>
+              <w:t xml:space="preserve">+ Đơn xin bảo lưu </w:t>
+            </w:r>
+            <w:r>
+              <w:rPr>
+                <w:rFonts w:ascii="Times New Roman" w:hAnsi="Times New Roman"/>
+                <w:b/>
+                <w:i/>
+                <w:color w:val="000000" w:themeColor="text1"/>
+                <w:sz w:val="26"/>
+                <w:szCs w:val="26"/>
+                <w:lang w:val="vi-VN"/>
+              </w:rPr>
+              <w:t>(QTQL/ĐT&amp;HTQT/03/BM22)</w:t>
+            </w:r>
+          </w:p>
+          <w:p>
+            <w:pPr>
+              <w:pStyle w:val="ListParagraph"/>
+              <w:keepNext/>
+              <w:keepLines/>
+              <w:shd w:val="clear" w:color="auto" w:fill="FFFFFF" w:themeFill="background1"/>
+              <w:spacing w:line="300" w:lineRule="auto"/>
+              <w:ind w:left="96" w:right="-45"/>
+              <w:rPr>
+                <w:rFonts w:ascii="Times New Roman" w:hAnsi="Times New Roman"/>
+                <w:color w:val="000000" w:themeColor="text1"/>
+                <w:sz w:val="26"/>
+                <w:szCs w:val="26"/>
+              </w:rPr>
+            </w:pPr>
+            <w:r>
+              <w:rPr>
+                <w:rFonts w:ascii="Times New Roman" w:hAnsi="Times New Roman"/>
+                <w:color w:val="000000" w:themeColor="text1"/>
+                <w:sz w:val="26"/>
+                <w:szCs w:val="26"/>
+                <w:lang w:val="vi-VN"/>
+              </w:rPr>
+              <w:t xml:space="preserve">+ Đơn xin thôi học </w:t>
+            </w:r>
+            <w:r>
+              <w:rPr>
+                <w:rFonts w:ascii="Times New Roman" w:hAnsi="Times New Roman"/>
+                <w:b/>
+                <w:i/>
+                <w:color w:val="000000" w:themeColor="text1"/>
+                <w:sz w:val="26"/>
+                <w:szCs w:val="26"/>
+                <w:lang w:val="vi-VN"/>
+              </w:rPr>
+              <w:t>(QTQL/ĐT&amp;HTQT/03/BM23</w:t>
+            </w:r>
+            <w:r>
+              <w:rPr>
+                <w:rFonts w:ascii="Times New Roman" w:hAnsi="Times New Roman"/>
+                <w:b/>
+                <w:i/>
+                <w:color w:val="000000" w:themeColor="text1"/>
+                <w:sz w:val="26"/>
+                <w:szCs w:val="26"/>
+              </w:rPr>
+              <w:t>)</w:t>
+            </w:r>
+          </w:p>
+        </w:tc>
+        <w:tc>
+          <w:tcPr>
+            <w:tcW w:w="850" w:type="dxa"/>
+          </w:tcPr>
+          <w:p>
+            <w:pPr>
+              <w:shd w:val="clear" w:color="auto" w:fill="FFFFFF" w:themeFill="background1"/>
+              <w:spacing w:line="300" w:lineRule="auto"/>
+              <w:rPr>
+                <w:rFonts w:ascii="Times New Roman" w:hAnsi="Times New Roman"/>
+                <w:i/>
+                <w:color w:val="000000" w:themeColor="text1"/>
+                <w:sz w:val="26"/>
+                <w:szCs w:val="26"/>
+              </w:rPr>
+            </w:pPr>
+            <w:r>
+              <w:rPr>
+                <w:rFonts w:ascii="Times New Roman" w:hAnsi="Times New Roman"/>
+                <w:i/>
+                <w:color w:val="000000" w:themeColor="text1"/>
+                <w:sz w:val="26"/>
+                <w:szCs w:val="26"/>
+              </w:rPr>
+              <w:t>[[I14dat]]</w:t>
+            </w:r>
+          </w:p>
+        </w:tc>
+        <w:tc>
+          <w:tcPr>
+            <w:tcW w:w="1276" w:type="dxa"/>
+          </w:tcPr>
+          <w:p>
+            <w:pPr>
+              <w:shd w:val="clear" w:color="auto" w:fill="FFFFFF" w:themeFill="background1"/>
+              <w:spacing w:line="300" w:lineRule="auto"/>
+              <w:rPr>
+                <w:rFonts w:ascii="Times New Roman" w:hAnsi="Times New Roman"/>
+                <w:i/>
+                <w:color w:val="000000" w:themeColor="text1"/>
+                <w:sz w:val="26"/>
+                <w:szCs w:val="26"/>
+              </w:rPr>
+            </w:pPr>
+            <w:r>
+              <w:rPr>
+                <w:rFonts w:ascii="Times New Roman" w:hAnsi="Times New Roman"/>
+                <w:i/>
+                <w:color w:val="000000" w:themeColor="text1"/>
+                <w:sz w:val="26"/>
+                <w:szCs w:val="26"/>
+              </w:rPr>
+              <w:t>[[I14khongdat]]</w:t>
+            </w:r>
+          </w:p>
+        </w:tc>
+        <w:tc>
+          <w:tcPr>
+            <w:tcW w:w="1276" w:type="dxa"/>
+          </w:tcPr>
+          <w:p>
+            <w:pPr>
+              <w:shd w:val="clear" w:color="auto" w:fill="FFFFFF" w:themeFill="background1"/>
+              <w:spacing w:line="300" w:lineRule="auto"/>
+              <w:rPr>
+                <w:rFonts w:ascii="Times New Roman" w:hAnsi="Times New Roman"/>
+                <w:i/>
+                <w:color w:val="000000" w:themeColor="text1"/>
+                <w:sz w:val="26"/>
+                <w:szCs w:val="26"/>
+              </w:rPr>
+            </w:pPr>
+            <w:r>
+              <w:rPr>
+                <w:rFonts w:ascii="Times New Roman" w:hAnsi="Times New Roman"/>
+                <w:i/>
+                <w:color w:val="000000" w:themeColor="text1"/>
+                <w:sz w:val="26"/>
+                <w:szCs w:val="26"/>
+              </w:rPr>
+              <w:t>[[I14khonglam]]</w:t>
+            </w:r>
+          </w:p>
+        </w:tc>
+        <w:tc>
+          <w:tcPr>
+            <w:tcW w:w="992" w:type="dxa"/>
+          </w:tcPr>
+          <w:p>
+            <w:pPr>
+              <w:shd w:val="clear" w:color="auto" w:fill="FFFFFF" w:themeFill="background1"/>
+              <w:spacing w:line="300" w:lineRule="auto"/>
+              <w:rPr>
+                <w:rFonts w:ascii="Times New Roman" w:hAnsi="Times New Roman"/>
+                <w:i/>
+                <w:color w:val="000000" w:themeColor="text1"/>
+                <w:sz w:val="26"/>
+                <w:szCs w:val="26"/>
+              </w:rPr>
+            </w:pPr>
+            <w:r>
+              <w:rPr>
+                <w:rFonts w:ascii="Times New Roman" w:hAnsi="Times New Roman"/>
+                <w:i/>
+                <w:color w:val="000000" w:themeColor="text1"/>
+                <w:sz w:val="26"/>
+                <w:szCs w:val="26"/>
+              </w:rPr>
+              <w:t>[[I14ghichu]]</w:t>
+            </w:r>
+          </w:p>
+        </w:tc>
+      </w:tr>
+      <w:tr>
+        <w:tc>
+          <w:tcPr>
+            <w:tcW w:w="817" w:type="dxa"/>
+            <w:vAlign w:val="center"/>
+          </w:tcPr>
+          <w:p>
+            <w:pPr>
+              <w:shd w:val="clear" w:color="auto" w:fill="FFFFFF" w:themeFill="background1"/>
+              <w:spacing w:line="300" w:lineRule="auto"/>
+              <w:jc w:val="center"/>
+              <w:rPr>
+                <w:rFonts w:ascii="Times New Roman" w:hAnsi="Times New Roman"/>
+                <w:color w:val="000000" w:themeColor="text1"/>
+                <w:sz w:val="26"/>
+                <w:szCs w:val="26"/>
+              </w:rPr>
+            </w:pPr>
+            <w:r>
+              <w:rPr>
+                <w:rFonts w:ascii="Times New Roman" w:hAnsi="Times New Roman"/>
+                <w:color w:val="000000" w:themeColor="text1"/>
+                <w:sz w:val="26"/>
+                <w:szCs w:val="26"/>
+              </w:rPr>
+              <w:t>15</w:t>
+            </w:r>
+          </w:p>
+        </w:tc>
+        <w:tc>
+          <w:tcPr>
+            <w:tcW w:w="992" w:type="dxa"/>
+            <w:vMerge/>
+            <w:vAlign w:val="center"/>
+          </w:tcPr>
+          <w:p>
+            <w:pPr>
+              <w:shd w:val="clear" w:color="auto" w:fill="FFFFFF" w:themeFill="background1"/>
+              <w:spacing w:line="300" w:lineRule="auto"/>
+              <w:jc w:val="center"/>
+              <w:rPr>
+                <w:rFonts w:ascii="Times New Roman" w:hAnsi="Times New Roman"/>
+                <w:color w:val="000000" w:themeColor="text1"/>
+                <w:sz w:val="26"/>
+                <w:szCs w:val="26"/>
+              </w:rPr>
+            </w:pPr>
+          </w:p>
+        </w:tc>
+        <w:tc>
+          <w:tcPr>
+            <w:tcW w:w="3828" w:type="dxa"/>
+          </w:tcPr>
+          <w:p>
+            <w:pPr>
+              <w:keepNext/>
+              <w:keepLines/>
+              <w:shd w:val="clear" w:color="auto" w:fill="FFFFFF" w:themeFill="background1"/>
+              <w:spacing w:line="300" w:lineRule="auto"/>
+              <w:ind w:right="-45"/>
+              <w:jc w:val="both"/>
+              <w:rPr>
+                <w:rFonts w:ascii="Times New Roman" w:hAnsi="Times New Roman"/>
+                <w:color w:val="000000" w:themeColor="text1"/>
+                <w:sz w:val="26"/>
+                <w:szCs w:val="26"/>
+                <w:lang w:val="vi-VN"/>
+              </w:rPr>
+            </w:pPr>
+            <w:r>
+              <w:rPr>
+                <w:rFonts w:ascii="Times New Roman" w:hAnsi="Times New Roman"/>
+                <w:b/>
+                <w:bCs/>
+                <w:i/>
+                <w:iCs/>
+                <w:color w:val="000000" w:themeColor="text1"/>
+                <w:sz w:val="26"/>
+                <w:szCs w:val="26"/>
+                <w:lang w:val="vi-VN"/>
+              </w:rPr>
+              <w:t>Đánh giá chuyên môn</w:t>
+            </w:r>
+            <w:r>
+              <w:rPr>
+                <w:rFonts w:ascii="Times New Roman" w:hAnsi="Times New Roman"/>
+                <w:color w:val="000000" w:themeColor="text1"/>
+                <w:sz w:val="26"/>
+                <w:szCs w:val="26"/>
+                <w:lang w:val="vi-VN"/>
+              </w:rPr>
+              <w:t xml:space="preserve">: </w:t>
+            </w:r>
+          </w:p>
+          <w:p>
+            <w:pPr>
+              <w:keepNext/>
+              <w:keepLines/>
+              <w:shd w:val="clear" w:color="auto" w:fill="FFFFFF" w:themeFill="background1"/>
+              <w:spacing w:line="300" w:lineRule="auto"/>
+              <w:ind w:right="-45"/>
+              <w:jc w:val="both"/>
+              <w:rPr>
+                <w:rFonts w:ascii="Times New Roman" w:hAnsi="Times New Roman"/>
+                <w:color w:val="000000" w:themeColor="text1"/>
+                <w:sz w:val="26"/>
+                <w:szCs w:val="26"/>
+                <w:lang w:val="vi-VN"/>
+              </w:rPr>
+            </w:pPr>
+            <w:r>
+              <w:rPr>
+                <w:rFonts w:ascii="Times New Roman" w:hAnsi="Times New Roman"/>
+                <w:color w:val="000000" w:themeColor="text1"/>
+                <w:sz w:val="26"/>
+                <w:szCs w:val="26"/>
+                <w:lang w:val="vi-VN"/>
+              </w:rPr>
+              <w:t>- Giảng viên được phân công đánh giá tay nghề thông qua checklist hoặc kiểm tra tay nghề (nếu cần) và nhận xét kết quả thực hành lâm sàng</w:t>
+            </w:r>
+          </w:p>
+          <w:p>
+            <w:pPr>
+              <w:keepNext/>
+              <w:keepLines/>
+              <w:shd w:val="clear" w:color="auto" w:fill="FFFFFF" w:themeFill="background1"/>
+              <w:spacing w:line="300" w:lineRule="auto"/>
+              <w:ind w:right="-45"/>
+              <w:rPr>
+                <w:rFonts w:ascii="Times New Roman" w:hAnsi="Times New Roman"/>
+                <w:b/>
+                <w:i/>
+                <w:color w:val="000000" w:themeColor="text1"/>
+                <w:sz w:val="26"/>
+                <w:szCs w:val="26"/>
+                <w:lang w:val="vi-VN"/>
+              </w:rPr>
+            </w:pPr>
+            <w:r>
+              <w:rPr>
+                <w:rFonts w:ascii="Times New Roman" w:hAnsi="Times New Roman"/>
+                <w:color w:val="000000" w:themeColor="text1"/>
+                <w:sz w:val="26"/>
+                <w:szCs w:val="26"/>
+                <w:lang w:val="vi-VN"/>
+              </w:rPr>
+              <w:t xml:space="preserve">- Phiếu nhận xét quá trình thực hành khám bệnh, chữa bệnh </w:t>
+            </w:r>
+            <w:r>
+              <w:rPr>
+                <w:rFonts w:ascii="Times New Roman" w:hAnsi="Times New Roman"/>
+                <w:b/>
+                <w:i/>
+                <w:color w:val="000000" w:themeColor="text1"/>
+                <w:sz w:val="26"/>
+                <w:szCs w:val="26"/>
+                <w:lang w:val="vi-VN"/>
+              </w:rPr>
+              <w:t>(</w:t>
+            </w:r>
+            <w:r>
+              <w:rPr>
+                <w:rFonts w:ascii="Times New Roman" w:hAnsi="Times New Roman"/>
+                <w:b/>
+                <w:bCs/>
+                <w:i/>
+                <w:iCs/>
+                <w:color w:val="000000" w:themeColor="text1"/>
+                <w:sz w:val="26"/>
+                <w:szCs w:val="26"/>
+                <w:lang w:val="vi-VN"/>
+              </w:rPr>
+              <w:t>QTQL/ĐT&amp;HTQT/03/BM24</w:t>
+            </w:r>
+            <w:r>
+              <w:rPr>
+                <w:rFonts w:ascii="Times New Roman" w:hAnsi="Times New Roman"/>
+                <w:b/>
+                <w:i/>
+                <w:color w:val="000000" w:themeColor="text1"/>
+                <w:sz w:val="26"/>
+                <w:szCs w:val="26"/>
+                <w:lang w:val="vi-VN"/>
+              </w:rPr>
+              <w:t>).</w:t>
+            </w:r>
+          </w:p>
+          <w:p>
+            <w:pPr>
+              <w:pStyle w:val="ListParagraph"/>
+              <w:keepNext/>
+              <w:keepLines/>
+              <w:shd w:val="clear" w:color="auto" w:fill="FFFFFF" w:themeFill="background1"/>
+              <w:spacing w:line="300" w:lineRule="auto"/>
+              <w:ind w:left="96" w:right="-45"/>
+              <w:rPr>
+                <w:rFonts w:ascii="Times New Roman" w:hAnsi="Times New Roman"/>
+                <w:color w:val="000000" w:themeColor="text1"/>
+                <w:sz w:val="26"/>
+                <w:szCs w:val="26"/>
+              </w:rPr>
+            </w:pPr>
+            <w:r>
+              <w:rPr>
+                <w:rFonts w:ascii="Times New Roman" w:hAnsi="Times New Roman"/>
+                <w:color w:val="000000" w:themeColor="text1"/>
+                <w:sz w:val="26"/>
+                <w:szCs w:val="26"/>
+                <w:lang w:val="vi-VN"/>
+              </w:rPr>
+              <w:t>- Giấy xác nhận hoàn thành quá trình thực hành (</w:t>
+            </w:r>
+            <w:r>
+              <w:rPr>
+                <w:rFonts w:ascii="Times New Roman" w:hAnsi="Times New Roman"/>
+                <w:b/>
+                <w:bCs/>
+                <w:i/>
+                <w:iCs/>
+                <w:color w:val="000000" w:themeColor="text1"/>
+                <w:sz w:val="26"/>
+                <w:szCs w:val="26"/>
+                <w:lang w:val="vi-VN"/>
+              </w:rPr>
+              <w:t>QTQL/ĐT&amp;HTQT/03/BM25</w:t>
+            </w:r>
+            <w:r>
+              <w:rPr>
+                <w:rFonts w:ascii="Times New Roman" w:hAnsi="Times New Roman"/>
+                <w:b/>
+                <w:i/>
+                <w:color w:val="000000" w:themeColor="text1"/>
+                <w:sz w:val="26"/>
+                <w:szCs w:val="26"/>
+                <w:lang w:val="vi-VN"/>
+              </w:rPr>
+              <w:t>).</w:t>
+            </w:r>
+          </w:p>
+        </w:tc>
+        <w:tc>
+          <w:tcPr>
+            <w:tcW w:w="850" w:type="dxa"/>
+          </w:tcPr>
+          <w:p>
+            <w:pPr>
+              <w:shd w:val="clear" w:color="auto" w:fill="FFFFFF" w:themeFill="background1"/>
+              <w:spacing w:line="300" w:lineRule="auto"/>
+              <w:rPr>
+                <w:rFonts w:ascii="Times New Roman" w:hAnsi="Times New Roman"/>
+                <w:i/>
+                <w:color w:val="000000" w:themeColor="text1"/>
+                <w:sz w:val="26"/>
+                <w:szCs w:val="26"/>
+              </w:rPr>
+            </w:pPr>
+            <w:r>
+              <w:rPr>
+                <w:rFonts w:ascii="Times New Roman" w:hAnsi="Times New Roman"/>
+                <w:i/>
+                <w:color w:val="000000" w:themeColor="text1"/>
+                <w:sz w:val="26"/>
+                <w:szCs w:val="26"/>
+              </w:rPr>
+              <w:t>[[I15dat]]</w:t>
+            </w:r>
+          </w:p>
+        </w:tc>
+        <w:tc>
+          <w:tcPr>
+            <w:tcW w:w="1276" w:type="dxa"/>
+          </w:tcPr>
+          <w:p>
+            <w:pPr>
+              <w:shd w:val="clear" w:color="auto" w:fill="FFFFFF" w:themeFill="background1"/>
+              <w:spacing w:line="300" w:lineRule="auto"/>
+              <w:rPr>
+                <w:rFonts w:ascii="Times New Roman" w:hAnsi="Times New Roman"/>
+                <w:i/>
+                <w:color w:val="000000" w:themeColor="text1"/>
+                <w:sz w:val="26"/>
+                <w:szCs w:val="26"/>
+              </w:rPr>
+            </w:pPr>
+            <w:r>
+              <w:rPr>
+                <w:rFonts w:ascii="Times New Roman" w:hAnsi="Times New Roman"/>
+                <w:i/>
+                <w:color w:val="000000" w:themeColor="text1"/>
+                <w:sz w:val="26"/>
+                <w:szCs w:val="26"/>
+              </w:rPr>
+              <w:t>[[I15khongdat]]</w:t>
+            </w:r>
+          </w:p>
+        </w:tc>
+        <w:tc>
+          <w:tcPr>
+            <w:tcW w:w="1276" w:type="dxa"/>
+          </w:tcPr>
+          <w:p>
+            <w:pPr>
+              <w:shd w:val="clear" w:color="auto" w:fill="FFFFFF" w:themeFill="background1"/>
+              <w:spacing w:line="300" w:lineRule="auto"/>
+              <w:rPr>
+                <w:rFonts w:ascii="Times New Roman" w:hAnsi="Times New Roman"/>
+                <w:i/>
+                <w:color w:val="000000" w:themeColor="text1"/>
+                <w:sz w:val="26"/>
+                <w:szCs w:val="26"/>
+              </w:rPr>
+            </w:pPr>
+            <w:r>
+              <w:rPr>
+                <w:rFonts w:ascii="Times New Roman" w:hAnsi="Times New Roman"/>
+                <w:i/>
+                <w:color w:val="000000" w:themeColor="text1"/>
+                <w:sz w:val="26"/>
+                <w:szCs w:val="26"/>
+              </w:rPr>
+              <w:t>[[I15khonglam]]</w:t>
+            </w:r>
+          </w:p>
+        </w:tc>
+        <w:tc>
+          <w:tcPr>
+            <w:tcW w:w="992" w:type="dxa"/>
+          </w:tcPr>
+          <w:p>
+            <w:pPr>
+              <w:shd w:val="clear" w:color="auto" w:fill="FFFFFF" w:themeFill="background1"/>
+              <w:spacing w:line="300" w:lineRule="auto"/>
+              <w:rPr>
+                <w:rFonts w:ascii="Times New Roman" w:hAnsi="Times New Roman"/>
+                <w:i/>
+                <w:color w:val="000000" w:themeColor="text1"/>
+                <w:sz w:val="26"/>
+                <w:szCs w:val="26"/>
+              </w:rPr>
+            </w:pPr>
+            <w:r>
+              <w:rPr>
+                <w:rFonts w:ascii="Times New Roman" w:hAnsi="Times New Roman"/>
+                <w:i/>
+                <w:color w:val="000000" w:themeColor="text1"/>
+                <w:sz w:val="26"/>
+                <w:szCs w:val="26"/>
+              </w:rPr>
+              <w:t>[[I15ghichu]]</w:t>
+            </w:r>
+          </w:p>
+        </w:tc>
+      </w:tr>
+      <w:tr>
+        <w:tc>
+          <w:tcPr>
+            <w:tcW w:w="817" w:type="dxa"/>
+            <w:vAlign w:val="center"/>
+          </w:tcPr>
+          <w:p>
+            <w:pPr>
+              <w:shd w:val="clear" w:color="auto" w:fill="FFFFFF" w:themeFill="background1"/>
+              <w:spacing w:line="300" w:lineRule="auto"/>
+              <w:jc w:val="center"/>
+              <w:rPr>
+                <w:rFonts w:ascii="Times New Roman" w:hAnsi="Times New Roman"/>
+                <w:color w:val="000000" w:themeColor="text1"/>
+                <w:sz w:val="26"/>
+                <w:szCs w:val="26"/>
+              </w:rPr>
+            </w:pPr>
+            <w:r>
+              <w:rPr>
+                <w:rFonts w:ascii="Times New Roman" w:hAnsi="Times New Roman"/>
+                <w:color w:val="000000" w:themeColor="text1"/>
+                <w:sz w:val="26"/>
+                <w:szCs w:val="26"/>
+              </w:rPr>
+              <w:t>16</w:t>
+            </w:r>
+          </w:p>
+        </w:tc>
+        <w:tc>
+          <w:tcPr>
+            <w:tcW w:w="992" w:type="dxa"/>
+            <w:vAlign w:val="center"/>
+          </w:tcPr>
+          <w:p>
+            <w:pPr>
+              <w:shd w:val="clear" w:color="auto" w:fill="FFFFFF" w:themeFill="background1"/>
+              <w:spacing w:line="300" w:lineRule="auto"/>
+              <w:jc w:val="center"/>
+              <w:rPr>
+                <w:rFonts w:ascii="Times New Roman" w:hAnsi="Times New Roman"/>
+                <w:color w:val="000000" w:themeColor="text1"/>
+                <w:sz w:val="26"/>
+                <w:szCs w:val="26"/>
+              </w:rPr>
+            </w:pPr>
+          </w:p>
+        </w:tc>
+        <w:tc>
+          <w:tcPr>
+            <w:tcW w:w="3828" w:type="dxa"/>
+          </w:tcPr>
+          <w:p>
+            <w:pPr>
+              <w:keepNext/>
+              <w:keepLines/>
+              <w:shd w:val="clear" w:color="auto" w:fill="FFFFFF" w:themeFill="background1"/>
+              <w:spacing w:line="300" w:lineRule="auto"/>
+              <w:ind w:right="-45"/>
+              <w:rPr>
+                <w:rFonts w:ascii="Times New Roman" w:hAnsi="Times New Roman"/>
+                <w:b/>
+                <w:bCs/>
+                <w:i/>
+                <w:iCs/>
+                <w:color w:val="000000" w:themeColor="text1"/>
+                <w:sz w:val="26"/>
+                <w:szCs w:val="26"/>
+                <w:lang w:val="vi-VN"/>
+              </w:rPr>
+            </w:pPr>
+            <w:r>
+              <w:rPr>
+                <w:rFonts w:ascii="Times New Roman" w:hAnsi="Times New Roman"/>
+                <w:b/>
+                <w:bCs/>
+                <w:i/>
+                <w:iCs/>
+                <w:color w:val="000000" w:themeColor="text1"/>
+                <w:sz w:val="26"/>
+                <w:szCs w:val="26"/>
+                <w:lang w:val="vi-VN"/>
+              </w:rPr>
+              <w:t>Đánh giá về công tác tổ chức và giảng viên:</w:t>
+            </w:r>
+          </w:p>
+          <w:p>
+            <w:pPr>
+              <w:keepNext/>
+              <w:keepLines/>
+              <w:shd w:val="clear" w:color="auto" w:fill="FFFFFF" w:themeFill="background1"/>
+              <w:spacing w:line="300" w:lineRule="auto"/>
+              <w:ind w:right="-45"/>
+              <w:rPr>
+                <w:rFonts w:ascii="Times New Roman" w:hAnsi="Times New Roman"/>
+                <w:b/>
+                <w:bCs/>
+                <w:color w:val="000000" w:themeColor="text1"/>
+                <w:sz w:val="26"/>
+                <w:szCs w:val="26"/>
+              </w:rPr>
+            </w:pPr>
+            <w:r>
+              <w:rPr>
+                <w:rFonts w:ascii="Times New Roman" w:hAnsi="Times New Roman"/>
+                <w:color w:val="000000" w:themeColor="text1"/>
+                <w:sz w:val="26"/>
+                <w:szCs w:val="26"/>
+                <w:lang w:val="vi-VN"/>
+              </w:rPr>
+              <w:t xml:space="preserve">- Phiếu đánh giá cuối khóa </w:t>
+            </w:r>
+            <w:r>
+              <w:rPr>
+                <w:rFonts w:ascii="Times New Roman" w:hAnsi="Times New Roman"/>
+                <w:b/>
+                <w:i/>
+                <w:color w:val="000000" w:themeColor="text1"/>
+                <w:sz w:val="26"/>
+                <w:szCs w:val="26"/>
+                <w:lang w:val="vi-VN"/>
+              </w:rPr>
+              <w:t>(</w:t>
+            </w:r>
+            <w:r>
+              <w:rPr>
+                <w:rFonts w:ascii="Times New Roman" w:hAnsi="Times New Roman"/>
+                <w:b/>
+                <w:bCs/>
+                <w:i/>
+                <w:iCs/>
+                <w:color w:val="000000" w:themeColor="text1"/>
+                <w:sz w:val="26"/>
+                <w:szCs w:val="26"/>
+                <w:lang w:val="vi-VN"/>
+              </w:rPr>
+              <w:t>QTQL/ĐT&amp;HTQT/03/BM26</w:t>
+            </w:r>
+            <w:r>
+              <w:rPr>
+                <w:rFonts w:ascii="Times New Roman" w:hAnsi="Times New Roman"/>
+                <w:b/>
+                <w:i/>
+                <w:color w:val="000000" w:themeColor="text1"/>
+                <w:sz w:val="26"/>
+                <w:szCs w:val="26"/>
+                <w:lang w:val="vi-VN"/>
+              </w:rPr>
+              <w:t>).</w:t>
+            </w:r>
+          </w:p>
+        </w:tc>
+        <w:tc>
+          <w:tcPr>
+            <w:tcW w:w="850" w:type="dxa"/>
+          </w:tcPr>
+          <w:p>
+            <w:pPr>
+              <w:shd w:val="clear" w:color="auto" w:fill="FFFFFF" w:themeFill="background1"/>
+              <w:spacing w:line="300" w:lineRule="auto"/>
+              <w:rPr>
+                <w:rFonts w:ascii="Times New Roman" w:hAnsi="Times New Roman"/>
+                <w:i/>
+                <w:color w:val="000000" w:themeColor="text1"/>
+                <w:sz w:val="26"/>
+                <w:szCs w:val="26"/>
+              </w:rPr>
+            </w:pPr>
+            <w:r>
+              <w:rPr>
+                <w:rFonts w:ascii="Times New Roman" w:hAnsi="Times New Roman"/>
+                <w:i/>
+                <w:color w:val="000000" w:themeColor="text1"/>
+                <w:sz w:val="26"/>
+                <w:szCs w:val="26"/>
+              </w:rPr>
+              <w:t>[[I16dat]]</w:t>
+            </w:r>
+          </w:p>
+        </w:tc>
+        <w:tc>
+          <w:tcPr>
+            <w:tcW w:w="1276" w:type="dxa"/>
+          </w:tcPr>
+          <w:p>
+            <w:pPr>
+              <w:shd w:val="clear" w:color="auto" w:fill="FFFFFF" w:themeFill="background1"/>
+              <w:spacing w:line="300" w:lineRule="auto"/>
+              <w:rPr>
+                <w:rFonts w:ascii="Times New Roman" w:hAnsi="Times New Roman"/>
+                <w:i/>
+                <w:color w:val="000000" w:themeColor="text1"/>
+                <w:sz w:val="26"/>
+                <w:szCs w:val="26"/>
+              </w:rPr>
+            </w:pPr>
+            <w:r>
+              <w:rPr>
+                <w:rFonts w:ascii="Times New Roman" w:hAnsi="Times New Roman"/>
+                <w:i/>
+                <w:color w:val="000000" w:themeColor="text1"/>
+                <w:sz w:val="26"/>
+                <w:szCs w:val="26"/>
+              </w:rPr>
+              <w:t>[[I16khongdat]]</w:t>
+            </w:r>
+          </w:p>
+        </w:tc>
+        <w:tc>
+          <w:tcPr>
+            <w:tcW w:w="1276" w:type="dxa"/>
+          </w:tcPr>
+          <w:p>
+            <w:pPr>
+              <w:shd w:val="clear" w:color="auto" w:fill="FFFFFF" w:themeFill="background1"/>
+              <w:spacing w:line="300" w:lineRule="auto"/>
+              <w:rPr>
+                <w:rFonts w:ascii="Times New Roman" w:hAnsi="Times New Roman"/>
+                <w:i/>
+                <w:color w:val="000000" w:themeColor="text1"/>
+                <w:sz w:val="26"/>
+                <w:szCs w:val="26"/>
+              </w:rPr>
+            </w:pPr>
+            <w:r>
+              <w:rPr>
+                <w:rFonts w:ascii="Times New Roman" w:hAnsi="Times New Roman"/>
+                <w:i/>
+                <w:color w:val="000000" w:themeColor="text1"/>
+                <w:sz w:val="26"/>
+                <w:szCs w:val="26"/>
+              </w:rPr>
+              <w:t>[[I16khonglam]]</w:t>
+            </w:r>
+          </w:p>
+        </w:tc>
+        <w:tc>
+          <w:tcPr>
+            <w:tcW w:w="992" w:type="dxa"/>
+          </w:tcPr>
+          <w:p>
+            <w:pPr>
+              <w:shd w:val="clear" w:color="auto" w:fill="FFFFFF" w:themeFill="background1"/>
+              <w:spacing w:line="300" w:lineRule="auto"/>
+              <w:rPr>
+                <w:rFonts w:ascii="Times New Roman" w:hAnsi="Times New Roman"/>
+                <w:i/>
+                <w:color w:val="000000" w:themeColor="text1"/>
+                <w:sz w:val="26"/>
+                <w:szCs w:val="26"/>
+              </w:rPr>
+            </w:pPr>
+            <w:r>
+              <w:rPr>
+                <w:rFonts w:ascii="Times New Roman" w:hAnsi="Times New Roman"/>
+                <w:i/>
+                <w:color w:val="000000" w:themeColor="text1"/>
+                <w:sz w:val="26"/>
+                <w:szCs w:val="26"/>
+              </w:rPr>
+              <w:t>[[I16ghichu]]</w:t>
+            </w:r>
+          </w:p>
+        </w:tc>
+      </w:tr>
+      <w:tr>
+        <w:tc>
+          <w:tcPr>
+            <w:tcW w:w="817" w:type="dxa"/>
+            <w:vAlign w:val="center"/>
+          </w:tcPr>
+          <w:p>
+            <w:pPr>
+              <w:shd w:val="clear" w:color="auto" w:fill="FFFFFF" w:themeFill="background1"/>
+              <w:spacing w:line="300" w:lineRule="auto"/>
+              <w:jc w:val="center"/>
+              <w:rPr>
+                <w:rFonts w:ascii="Times New Roman" w:hAnsi="Times New Roman"/>
+                <w:color w:val="000000" w:themeColor="text1"/>
+                <w:sz w:val="26"/>
+                <w:szCs w:val="26"/>
+              </w:rPr>
+            </w:pPr>
+            <w:r>
+              <w:rPr>
+                <w:rFonts w:ascii="Times New Roman" w:hAnsi="Times New Roman"/>
+                <w:color w:val="000000" w:themeColor="text1"/>
+                <w:sz w:val="26"/>
+                <w:szCs w:val="26"/>
+              </w:rPr>
+              <w:t>17</w:t>
+            </w:r>
+          </w:p>
+        </w:tc>
+        <w:tc>
+          <w:tcPr>
+            <w:tcW w:w="992" w:type="dxa"/>
+            <w:vMerge w:val="restart"/>
+            <w:vAlign w:val="center"/>
+          </w:tcPr>
+          <w:p>
+            <w:pPr>
+              <w:shd w:val="clear" w:color="auto" w:fill="FFFFFF" w:themeFill="background1"/>
+              <w:spacing w:line="300" w:lineRule="auto"/>
+              <w:jc w:val="center"/>
+              <w:rPr>
+                <w:rFonts w:ascii="Times New Roman" w:hAnsi="Times New Roman"/>
+                <w:color w:val="000000" w:themeColor="text1"/>
+                <w:sz w:val="26"/>
+                <w:szCs w:val="26"/>
+              </w:rPr>
+            </w:pPr>
+            <w:r>
+              <w:rPr>
+                <w:rFonts w:ascii="Times New Roman" w:hAnsi="Times New Roman"/>
+                <w:color w:val="000000" w:themeColor="text1"/>
+                <w:sz w:val="26"/>
+                <w:szCs w:val="26"/>
+              </w:rPr>
+              <w:t>5</w:t>
+            </w:r>
+          </w:p>
+        </w:tc>
+        <w:tc>
+          <w:tcPr>
+            <w:tcW w:w="3828" w:type="dxa"/>
+          </w:tcPr>
+          <w:p>
+            <w:pPr>
+              <w:keepNext/>
+              <w:keepLines/>
+              <w:shd w:val="clear" w:color="auto" w:fill="FFFFFF" w:themeFill="background1"/>
+              <w:spacing w:line="300" w:lineRule="auto"/>
+              <w:ind w:right="-45"/>
+              <w:rPr>
+                <w:rFonts w:ascii="Times New Roman" w:hAnsi="Times New Roman"/>
+                <w:color w:val="000000" w:themeColor="text1"/>
+                <w:sz w:val="26"/>
+                <w:szCs w:val="26"/>
+                <w:lang w:val="vi-VN"/>
+              </w:rPr>
+            </w:pPr>
+            <w:r>
+              <w:rPr>
+                <w:rFonts w:ascii="Times New Roman" w:hAnsi="Times New Roman"/>
+                <w:color w:val="000000" w:themeColor="text1"/>
+                <w:sz w:val="26"/>
+                <w:szCs w:val="26"/>
+                <w:lang w:val="vi-VN"/>
+              </w:rPr>
+              <w:t xml:space="preserve">TTĐT&amp;HTQT làm hồ sơ: </w:t>
+            </w:r>
+          </w:p>
+          <w:p>
+            <w:pPr>
+              <w:keepNext/>
+              <w:keepLines/>
+              <w:shd w:val="clear" w:color="auto" w:fill="FFFFFF" w:themeFill="background1"/>
+              <w:spacing w:line="300" w:lineRule="auto"/>
+              <w:ind w:right="-45"/>
+              <w:rPr>
+                <w:rFonts w:ascii="Times New Roman" w:hAnsi="Times New Roman"/>
+                <w:color w:val="000000" w:themeColor="text1"/>
+                <w:sz w:val="26"/>
+                <w:szCs w:val="26"/>
+                <w:lang w:val="vi-VN"/>
+              </w:rPr>
+            </w:pPr>
+            <w:r>
+              <w:rPr>
+                <w:rFonts w:ascii="Times New Roman" w:hAnsi="Times New Roman"/>
+                <w:color w:val="000000" w:themeColor="text1"/>
+                <w:sz w:val="26"/>
+                <w:szCs w:val="26"/>
+                <w:lang w:val="vi-VN"/>
+              </w:rPr>
+              <w:t xml:space="preserve">+ Quyết định kết thúc khóa học </w:t>
+            </w:r>
+            <w:r>
+              <w:rPr>
+                <w:rFonts w:ascii="Times New Roman" w:hAnsi="Times New Roman"/>
+                <w:b/>
+                <w:i/>
+                <w:color w:val="000000" w:themeColor="text1"/>
+                <w:sz w:val="26"/>
+                <w:szCs w:val="26"/>
+                <w:lang w:val="vi-VN"/>
+              </w:rPr>
+              <w:t>(</w:t>
+            </w:r>
+            <w:r>
+              <w:rPr>
+                <w:rFonts w:ascii="Times New Roman" w:hAnsi="Times New Roman"/>
+                <w:b/>
+                <w:bCs/>
+                <w:i/>
+                <w:iCs/>
+                <w:color w:val="000000" w:themeColor="text1"/>
+                <w:sz w:val="26"/>
+                <w:szCs w:val="26"/>
+                <w:lang w:val="vi-VN"/>
+              </w:rPr>
+              <w:t>QTQL/ĐT&amp;HTQT/03/BM2</w:t>
+            </w:r>
+            <w:r>
+              <w:rPr>
+                <w:rFonts w:ascii="Times New Roman" w:hAnsi="Times New Roman"/>
+                <w:b/>
+                <w:bCs/>
+                <w:i/>
+                <w:iCs/>
+                <w:color w:val="000000" w:themeColor="text1"/>
+                <w:sz w:val="26"/>
+                <w:szCs w:val="26"/>
+              </w:rPr>
+              <w:t>8</w:t>
+            </w:r>
+            <w:r>
+              <w:rPr>
+                <w:rFonts w:ascii="Times New Roman" w:hAnsi="Times New Roman"/>
+                <w:b/>
+                <w:i/>
+                <w:color w:val="000000" w:themeColor="text1"/>
+                <w:sz w:val="26"/>
+                <w:szCs w:val="26"/>
+                <w:lang w:val="vi-VN"/>
+              </w:rPr>
+              <w:t>)</w:t>
+            </w:r>
+            <w:r>
+              <w:rPr>
+                <w:rFonts w:ascii="Times New Roman" w:hAnsi="Times New Roman"/>
+                <w:color w:val="000000" w:themeColor="text1"/>
+                <w:sz w:val="26"/>
+                <w:szCs w:val="26"/>
+                <w:lang w:val="vi-VN"/>
+              </w:rPr>
+              <w:t>;</w:t>
+            </w:r>
+          </w:p>
+          <w:p>
+            <w:pPr>
+              <w:keepNext/>
+              <w:keepLines/>
+              <w:shd w:val="clear" w:color="auto" w:fill="FFFFFF" w:themeFill="background1"/>
+              <w:spacing w:line="300" w:lineRule="auto"/>
+              <w:ind w:right="-45"/>
+              <w:rPr>
+                <w:rFonts w:ascii="Times New Roman" w:hAnsi="Times New Roman"/>
+                <w:color w:val="000000" w:themeColor="text1"/>
+                <w:sz w:val="26"/>
+                <w:szCs w:val="26"/>
+                <w:lang w:val="vi-VN"/>
+              </w:rPr>
+            </w:pPr>
+            <w:r>
+              <w:rPr>
+                <w:rFonts w:ascii="Times New Roman" w:hAnsi="Times New Roman"/>
+                <w:color w:val="000000" w:themeColor="text1"/>
+                <w:sz w:val="26"/>
+                <w:szCs w:val="26"/>
+                <w:lang w:val="vi-VN"/>
+              </w:rPr>
+              <w:t xml:space="preserve">+ Quyết định đề nghị cấp chứng chỉ </w:t>
+            </w:r>
+            <w:r>
+              <w:rPr>
+                <w:rFonts w:ascii="Times New Roman" w:hAnsi="Times New Roman"/>
+                <w:b/>
+                <w:i/>
+                <w:color w:val="000000" w:themeColor="text1"/>
+                <w:sz w:val="26"/>
+                <w:szCs w:val="26"/>
+                <w:lang w:val="vi-VN"/>
+              </w:rPr>
+              <w:t>(</w:t>
+            </w:r>
+            <w:r>
+              <w:rPr>
+                <w:rFonts w:ascii="Times New Roman" w:hAnsi="Times New Roman"/>
+                <w:b/>
+                <w:bCs/>
+                <w:i/>
+                <w:iCs/>
+                <w:color w:val="000000" w:themeColor="text1"/>
+                <w:sz w:val="26"/>
+                <w:szCs w:val="26"/>
+                <w:lang w:val="vi-VN"/>
+              </w:rPr>
+              <w:t>QTQL/ĐT&amp;HTQT/03/BM2</w:t>
+            </w:r>
+            <w:r>
+              <w:rPr>
+                <w:rFonts w:ascii="Times New Roman" w:hAnsi="Times New Roman"/>
+                <w:b/>
+                <w:bCs/>
+                <w:i/>
+                <w:iCs/>
+                <w:color w:val="000000" w:themeColor="text1"/>
+                <w:sz w:val="26"/>
+                <w:szCs w:val="26"/>
+              </w:rPr>
+              <w:t>9</w:t>
+            </w:r>
+            <w:r>
+              <w:rPr>
+                <w:rFonts w:ascii="Times New Roman" w:hAnsi="Times New Roman"/>
+                <w:b/>
+                <w:i/>
+                <w:color w:val="000000" w:themeColor="text1"/>
+                <w:sz w:val="26"/>
+                <w:szCs w:val="26"/>
+                <w:lang w:val="vi-VN"/>
+              </w:rPr>
+              <w:t>);</w:t>
+            </w:r>
+          </w:p>
+          <w:p>
+            <w:pPr>
+              <w:keepNext/>
+              <w:keepLines/>
+              <w:shd w:val="clear" w:color="auto" w:fill="FFFFFF" w:themeFill="background1"/>
+              <w:spacing w:line="300" w:lineRule="auto"/>
+              <w:ind w:right="-45"/>
+              <w:rPr>
+                <w:rFonts w:ascii="Times New Roman" w:hAnsi="Times New Roman"/>
+                <w:color w:val="000000" w:themeColor="text1"/>
+                <w:sz w:val="26"/>
+                <w:szCs w:val="26"/>
+                <w:lang w:val="vi-VN"/>
+              </w:rPr>
+            </w:pPr>
+            <w:r>
+              <w:rPr>
+                <w:rFonts w:ascii="Times New Roman" w:hAnsi="Times New Roman"/>
+                <w:color w:val="000000" w:themeColor="text1"/>
+                <w:sz w:val="26"/>
+                <w:szCs w:val="26"/>
+                <w:lang w:val="vi-VN"/>
+              </w:rPr>
+              <w:t xml:space="preserve">+ Quyết định khen thưởng (nếu có) </w:t>
+            </w:r>
+          </w:p>
+          <w:p>
+            <w:pPr>
+              <w:keepNext/>
+              <w:keepLines/>
+              <w:shd w:val="clear" w:color="auto" w:fill="FFFFFF" w:themeFill="background1"/>
+              <w:spacing w:line="300" w:lineRule="auto"/>
+              <w:ind w:right="-45"/>
+              <w:rPr>
+                <w:rFonts w:ascii="Times New Roman" w:hAnsi="Times New Roman"/>
+                <w:color w:val="000000" w:themeColor="text1"/>
+                <w:sz w:val="26"/>
+                <w:szCs w:val="26"/>
+              </w:rPr>
+            </w:pPr>
+            <w:r>
+              <w:rPr>
+                <w:rFonts w:ascii="Times New Roman" w:hAnsi="Times New Roman"/>
+                <w:b/>
+                <w:i/>
+                <w:color w:val="000000" w:themeColor="text1"/>
+                <w:sz w:val="26"/>
+                <w:szCs w:val="26"/>
+                <w:lang w:val="vi-VN"/>
+              </w:rPr>
+              <w:t>(</w:t>
+            </w:r>
+            <w:r>
+              <w:rPr>
+                <w:rFonts w:ascii="Times New Roman" w:hAnsi="Times New Roman"/>
+                <w:b/>
+                <w:bCs/>
+                <w:i/>
+                <w:iCs/>
+                <w:color w:val="000000" w:themeColor="text1"/>
+                <w:sz w:val="26"/>
+                <w:szCs w:val="26"/>
+                <w:lang w:val="vi-VN"/>
+              </w:rPr>
+              <w:t>QTQL/ĐT&amp;HTQT/03/BM</w:t>
+            </w:r>
+            <w:r>
+              <w:rPr>
+                <w:rFonts w:ascii="Times New Roman" w:hAnsi="Times New Roman"/>
+                <w:b/>
+                <w:bCs/>
+                <w:i/>
+                <w:iCs/>
+                <w:color w:val="000000" w:themeColor="text1"/>
+                <w:sz w:val="26"/>
+                <w:szCs w:val="26"/>
+              </w:rPr>
+              <w:t>30</w:t>
+            </w:r>
+            <w:r>
+              <w:rPr>
+                <w:rFonts w:ascii="Times New Roman" w:hAnsi="Times New Roman"/>
+                <w:b/>
+                <w:i/>
+                <w:color w:val="000000" w:themeColor="text1"/>
+                <w:sz w:val="26"/>
+                <w:szCs w:val="26"/>
+                <w:lang w:val="vi-VN"/>
+              </w:rPr>
+              <w:t>).</w:t>
+            </w:r>
+          </w:p>
+        </w:tc>
+        <w:tc>
+          <w:tcPr>
+            <w:tcW w:w="850" w:type="dxa"/>
+          </w:tcPr>
+          <w:p>
+            <w:pPr>
+              <w:shd w:val="clear" w:color="auto" w:fill="FFFFFF" w:themeFill="background1"/>
+              <w:spacing w:line="300" w:lineRule="auto"/>
+              <w:rPr>
+                <w:rFonts w:ascii="Times New Roman" w:hAnsi="Times New Roman"/>
+                <w:i/>
+                <w:color w:val="000000" w:themeColor="text1"/>
+                <w:sz w:val="26"/>
+                <w:szCs w:val="26"/>
+              </w:rPr>
+            </w:pPr>
+            <w:r>
+              <w:rPr>
+                <w:rFonts w:ascii="Times New Roman" w:hAnsi="Times New Roman"/>
+                <w:i/>
+                <w:color w:val="000000" w:themeColor="text1"/>
+                <w:sz w:val="26"/>
+                <w:szCs w:val="26"/>
+              </w:rPr>
+              <w:t>[[I17dat]]</w:t>
+            </w:r>
+          </w:p>
+        </w:tc>
+        <w:tc>
+          <w:tcPr>
+            <w:tcW w:w="1276" w:type="dxa"/>
+          </w:tcPr>
+          <w:p>
+            <w:pPr>
+              <w:shd w:val="clear" w:color="auto" w:fill="FFFFFF" w:themeFill="background1"/>
+              <w:spacing w:line="300" w:lineRule="auto"/>
+              <w:rPr>
+                <w:rFonts w:ascii="Times New Roman" w:hAnsi="Times New Roman"/>
+                <w:i/>
+                <w:color w:val="000000" w:themeColor="text1"/>
+                <w:sz w:val="26"/>
+                <w:szCs w:val="26"/>
+              </w:rPr>
+            </w:pPr>
+            <w:r>
+              <w:rPr>
+                <w:rFonts w:ascii="Times New Roman" w:hAnsi="Times New Roman"/>
+                <w:i/>
+                <w:color w:val="000000" w:themeColor="text1"/>
+                <w:sz w:val="26"/>
+                <w:szCs w:val="26"/>
+              </w:rPr>
+              <w:t>[[I17khongdat]]</w:t>
+            </w:r>
+          </w:p>
+        </w:tc>
+        <w:tc>
+          <w:tcPr>
+            <w:tcW w:w="1276" w:type="dxa"/>
+          </w:tcPr>
+          <w:p>
+            <w:pPr>
+              <w:shd w:val="clear" w:color="auto" w:fill="FFFFFF" w:themeFill="background1"/>
+              <w:spacing w:line="300" w:lineRule="auto"/>
+              <w:rPr>
+                <w:rFonts w:ascii="Times New Roman" w:hAnsi="Times New Roman"/>
+                <w:i/>
+                <w:color w:val="000000" w:themeColor="text1"/>
+                <w:sz w:val="26"/>
+                <w:szCs w:val="26"/>
+              </w:rPr>
+            </w:pPr>
+            <w:r>
+              <w:rPr>
+                <w:rFonts w:ascii="Times New Roman" w:hAnsi="Times New Roman"/>
+                <w:i/>
+                <w:color w:val="000000" w:themeColor="text1"/>
+                <w:sz w:val="26"/>
+                <w:szCs w:val="26"/>
+              </w:rPr>
+              <w:t>[[I17khonglam]]</w:t>
+            </w:r>
+          </w:p>
+        </w:tc>
+        <w:tc>
+          <w:tcPr>
+            <w:tcW w:w="992" w:type="dxa"/>
+          </w:tcPr>
+          <w:p>
+            <w:pPr>
+              <w:shd w:val="clear" w:color="auto" w:fill="FFFFFF" w:themeFill="background1"/>
+              <w:spacing w:line="300" w:lineRule="auto"/>
+              <w:rPr>
+                <w:rFonts w:ascii="Times New Roman" w:hAnsi="Times New Roman"/>
+                <w:i/>
+                <w:color w:val="000000" w:themeColor="text1"/>
+                <w:sz w:val="26"/>
+                <w:szCs w:val="26"/>
+              </w:rPr>
+            </w:pPr>
+            <w:r>
+              <w:rPr>
+                <w:rFonts w:ascii="Times New Roman" w:hAnsi="Times New Roman"/>
+                <w:i/>
+                <w:color w:val="000000" w:themeColor="text1"/>
+                <w:sz w:val="26"/>
+                <w:szCs w:val="26"/>
+              </w:rPr>
+              <w:t>[[I17ghichu]]</w:t>
+            </w:r>
+          </w:p>
+        </w:tc>
+      </w:tr>
+      <w:tr>
+        <w:tc>
+          <w:tcPr>
+            <w:tcW w:w="817" w:type="dxa"/>
+            <w:vAlign w:val="center"/>
+          </w:tcPr>
+          <w:p>
+            <w:pPr>
+              <w:shd w:val="clear" w:color="auto" w:fill="FFFFFF" w:themeFill="background1"/>
+              <w:spacing w:line="300" w:lineRule="auto"/>
+              <w:jc w:val="center"/>
+              <w:rPr>
+                <w:rFonts w:ascii="Times New Roman" w:hAnsi="Times New Roman"/>
+                <w:color w:val="000000" w:themeColor="text1"/>
+                <w:sz w:val="26"/>
+                <w:szCs w:val="26"/>
+              </w:rPr>
+            </w:pPr>
+            <w:r>
+              <w:rPr>
+                <w:rFonts w:ascii="Times New Roman" w:hAnsi="Times New Roman"/>
+                <w:color w:val="000000" w:themeColor="text1"/>
+                <w:sz w:val="26"/>
+                <w:szCs w:val="26"/>
+              </w:rPr>
+              <w:lastRenderedPageBreak/>
+              <w:t>18</w:t>
+            </w:r>
+          </w:p>
+        </w:tc>
+        <w:tc>
+          <w:tcPr>
+            <w:tcW w:w="992" w:type="dxa"/>
+            <w:vMerge/>
+            <w:vAlign w:val="center"/>
+          </w:tcPr>
+          <w:p>
+            <w:pPr>
+              <w:shd w:val="clear" w:color="auto" w:fill="FFFFFF" w:themeFill="background1"/>
+              <w:spacing w:line="300" w:lineRule="auto"/>
+              <w:jc w:val="center"/>
+              <w:rPr>
+                <w:rFonts w:ascii="Times New Roman" w:hAnsi="Times New Roman"/>
+                <w:color w:val="000000" w:themeColor="text1"/>
+                <w:sz w:val="26"/>
+                <w:szCs w:val="26"/>
+              </w:rPr>
+            </w:pPr>
+          </w:p>
+        </w:tc>
+        <w:tc>
+          <w:tcPr>
+            <w:tcW w:w="3828" w:type="dxa"/>
+          </w:tcPr>
+          <w:p>
+            <w:pPr>
+              <w:shd w:val="clear" w:color="auto" w:fill="FFFFFF" w:themeFill="background1"/>
+              <w:spacing w:line="300" w:lineRule="auto"/>
+              <w:rPr>
+                <w:rFonts w:ascii="Times New Roman" w:hAnsi="Times New Roman"/>
+                <w:i/>
+                <w:color w:val="000000" w:themeColor="text1"/>
+                <w:sz w:val="26"/>
+                <w:szCs w:val="26"/>
+              </w:rPr>
+            </w:pPr>
+            <w:r>
+              <w:rPr>
+                <w:rFonts w:ascii="Times New Roman" w:hAnsi="Times New Roman"/>
+                <w:color w:val="000000" w:themeColor="text1"/>
+                <w:sz w:val="26"/>
+                <w:szCs w:val="26"/>
+                <w:lang w:val="vi-VN"/>
+              </w:rPr>
+              <w:t>Phòng TCKT: Phối hợp với TTĐT&amp;HTQT hướng dẫn, hoàn thiện các chứng từ quyết toán. Không quá 30 ngày sau khi khóa ĐT kết thúc</w:t>
+            </w:r>
+          </w:p>
+        </w:tc>
+        <w:tc>
+          <w:tcPr>
+            <w:tcW w:w="850" w:type="dxa"/>
+          </w:tcPr>
+          <w:p>
+            <w:pPr>
+              <w:shd w:val="clear" w:color="auto" w:fill="FFFFFF" w:themeFill="background1"/>
+              <w:spacing w:line="300" w:lineRule="auto"/>
+              <w:rPr>
+                <w:rFonts w:ascii="Times New Roman" w:hAnsi="Times New Roman"/>
+                <w:i/>
+                <w:color w:val="000000" w:themeColor="text1"/>
+                <w:sz w:val="26"/>
+                <w:szCs w:val="26"/>
+              </w:rPr>
+            </w:pPr>
+            <w:r>
+              <w:rPr>
+                <w:rFonts w:ascii="Times New Roman" w:hAnsi="Times New Roman"/>
+                <w:i/>
+                <w:color w:val="000000" w:themeColor="text1"/>
+                <w:sz w:val="26"/>
+                <w:szCs w:val="26"/>
+              </w:rPr>
+              <w:t>[[I18dat]]</w:t>
+            </w:r>
+          </w:p>
+        </w:tc>
+        <w:tc>
+          <w:tcPr>
+            <w:tcW w:w="1276" w:type="dxa"/>
+          </w:tcPr>
+          <w:p>
+            <w:pPr>
+              <w:shd w:val="clear" w:color="auto" w:fill="FFFFFF" w:themeFill="background1"/>
+              <w:spacing w:line="300" w:lineRule="auto"/>
+              <w:rPr>
+                <w:rFonts w:ascii="Times New Roman" w:hAnsi="Times New Roman"/>
+                <w:i/>
+                <w:color w:val="000000" w:themeColor="text1"/>
+                <w:sz w:val="26"/>
+                <w:szCs w:val="26"/>
+              </w:rPr>
+            </w:pPr>
+            <w:r>
+              <w:rPr>
+                <w:rFonts w:ascii="Times New Roman" w:hAnsi="Times New Roman"/>
+                <w:i/>
+                <w:color w:val="000000" w:themeColor="text1"/>
+                <w:sz w:val="26"/>
+                <w:szCs w:val="26"/>
+              </w:rPr>
+              <w:t>[[I18khongdat]]</w:t>
+            </w:r>
+          </w:p>
+        </w:tc>
+        <w:tc>
+          <w:tcPr>
+            <w:tcW w:w="1276" w:type="dxa"/>
+          </w:tcPr>
+          <w:p>
+            <w:pPr>
+              <w:shd w:val="clear" w:color="auto" w:fill="FFFFFF" w:themeFill="background1"/>
+              <w:spacing w:line="300" w:lineRule="auto"/>
+              <w:rPr>
+                <w:rFonts w:ascii="Times New Roman" w:hAnsi="Times New Roman"/>
+                <w:i/>
+                <w:color w:val="000000" w:themeColor="text1"/>
+                <w:sz w:val="26"/>
+                <w:szCs w:val="26"/>
+              </w:rPr>
+            </w:pPr>
+            <w:r>
+              <w:rPr>
+                <w:rFonts w:ascii="Times New Roman" w:hAnsi="Times New Roman"/>
+                <w:i/>
+                <w:color w:val="000000" w:themeColor="text1"/>
+                <w:sz w:val="26"/>
+                <w:szCs w:val="26"/>
+              </w:rPr>
+              <w:t>[[I18khonglam]]</w:t>
+            </w:r>
+          </w:p>
+        </w:tc>
+        <w:tc>
+          <w:tcPr>
+            <w:tcW w:w="992" w:type="dxa"/>
+          </w:tcPr>
+          <w:p>
+            <w:pPr>
+              <w:shd w:val="clear" w:color="auto" w:fill="FFFFFF" w:themeFill="background1"/>
+              <w:spacing w:line="300" w:lineRule="auto"/>
+              <w:rPr>
+                <w:rFonts w:ascii="Times New Roman" w:hAnsi="Times New Roman"/>
+                <w:i/>
+                <w:color w:val="000000" w:themeColor="text1"/>
+                <w:sz w:val="26"/>
+                <w:szCs w:val="26"/>
+              </w:rPr>
+            </w:pPr>
+            <w:r>
+              <w:rPr>
+                <w:rFonts w:ascii="Times New Roman" w:hAnsi="Times New Roman"/>
+                <w:i/>
+                <w:color w:val="000000" w:themeColor="text1"/>
+                <w:sz w:val="26"/>
+                <w:szCs w:val="26"/>
+              </w:rPr>
+              <w:t>[[I18ghichu]]</w:t>
+            </w:r>
+          </w:p>
+        </w:tc>
+      </w:tr>
+      <w:tr>
+        <w:tc>
+          <w:tcPr>
+            <w:tcW w:w="817" w:type="dxa"/>
+            <w:vAlign w:val="center"/>
+          </w:tcPr>
+          <w:p>
+            <w:pPr>
+              <w:shd w:val="clear" w:color="auto" w:fill="FFFFFF" w:themeFill="background1"/>
+              <w:spacing w:line="300" w:lineRule="auto"/>
+              <w:jc w:val="center"/>
+              <w:rPr>
+                <w:rFonts w:ascii="Times New Roman" w:hAnsi="Times New Roman"/>
+                <w:color w:val="000000" w:themeColor="text1"/>
+                <w:sz w:val="26"/>
+                <w:szCs w:val="26"/>
+              </w:rPr>
+            </w:pPr>
+            <w:r>
+              <w:rPr>
+                <w:rFonts w:ascii="Times New Roman" w:hAnsi="Times New Roman"/>
+                <w:color w:val="000000" w:themeColor="text1"/>
+                <w:sz w:val="26"/>
+                <w:szCs w:val="26"/>
+              </w:rPr>
+              <w:t>19</w:t>
+            </w:r>
+          </w:p>
+        </w:tc>
+        <w:tc>
+          <w:tcPr>
+            <w:tcW w:w="992" w:type="dxa"/>
+            <w:vMerge w:val="restart"/>
+            <w:vAlign w:val="center"/>
+          </w:tcPr>
+          <w:p>
+            <w:pPr>
+              <w:shd w:val="clear" w:color="auto" w:fill="FFFFFF" w:themeFill="background1"/>
+              <w:spacing w:line="300" w:lineRule="auto"/>
+              <w:jc w:val="center"/>
+              <w:rPr>
+                <w:rFonts w:ascii="Times New Roman" w:hAnsi="Times New Roman"/>
+                <w:color w:val="000000" w:themeColor="text1"/>
+                <w:sz w:val="26"/>
+                <w:szCs w:val="26"/>
+              </w:rPr>
+            </w:pPr>
+            <w:r>
+              <w:rPr>
+                <w:rFonts w:ascii="Times New Roman" w:hAnsi="Times New Roman"/>
+                <w:color w:val="000000" w:themeColor="text1"/>
+                <w:sz w:val="26"/>
+                <w:szCs w:val="26"/>
+              </w:rPr>
+              <w:t>6</w:t>
+            </w:r>
+          </w:p>
+        </w:tc>
+        <w:tc>
+          <w:tcPr>
+            <w:tcW w:w="3828" w:type="dxa"/>
+          </w:tcPr>
+          <w:p>
+            <w:pPr>
+              <w:keepNext/>
+              <w:keepLines/>
+              <w:shd w:val="clear" w:color="auto" w:fill="FFFFFF" w:themeFill="background1"/>
+              <w:spacing w:line="300" w:lineRule="auto"/>
+              <w:ind w:right="-45"/>
+              <w:rPr>
+                <w:rFonts w:ascii="Times New Roman" w:hAnsi="Times New Roman"/>
+                <w:b/>
+                <w:i/>
+                <w:color w:val="000000" w:themeColor="text1"/>
+                <w:sz w:val="26"/>
+                <w:szCs w:val="26"/>
+              </w:rPr>
+            </w:pPr>
+            <w:r>
+              <w:rPr>
+                <w:rFonts w:ascii="Times New Roman" w:hAnsi="Times New Roman"/>
+                <w:color w:val="000000" w:themeColor="text1"/>
+                <w:spacing w:val="-6"/>
+                <w:sz w:val="26"/>
+                <w:szCs w:val="26"/>
+                <w:lang w:val="vi-VN"/>
+              </w:rPr>
+              <w:t>Đơn vị ĐT: Nhận phản hồi của học viên về khóa ĐT, giải quyết các khiếu nại, kiến nghị (nếu có) Sau khi kết thúc ĐT 30 ngày.</w:t>
+            </w:r>
+          </w:p>
+        </w:tc>
+        <w:tc>
+          <w:tcPr>
+            <w:tcW w:w="850" w:type="dxa"/>
+          </w:tcPr>
+          <w:p>
+            <w:pPr>
+              <w:shd w:val="clear" w:color="auto" w:fill="FFFFFF" w:themeFill="background1"/>
+              <w:spacing w:line="300" w:lineRule="auto"/>
+              <w:rPr>
+                <w:rFonts w:ascii="Times New Roman" w:hAnsi="Times New Roman"/>
+                <w:i/>
+                <w:color w:val="000000" w:themeColor="text1"/>
+                <w:sz w:val="26"/>
+                <w:szCs w:val="26"/>
+              </w:rPr>
+            </w:pPr>
+            <w:r>
+              <w:rPr>
+                <w:rFonts w:ascii="Times New Roman" w:hAnsi="Times New Roman"/>
+                <w:i/>
+                <w:color w:val="000000" w:themeColor="text1"/>
+                <w:sz w:val="26"/>
+                <w:szCs w:val="26"/>
+              </w:rPr>
+              <w:t>[[I19dat]]</w:t>
+            </w:r>
+          </w:p>
+        </w:tc>
+        <w:tc>
+          <w:tcPr>
+            <w:tcW w:w="1276" w:type="dxa"/>
+          </w:tcPr>
+          <w:p>
+            <w:pPr>
+              <w:shd w:val="clear" w:color="auto" w:fill="FFFFFF" w:themeFill="background1"/>
+              <w:spacing w:line="300" w:lineRule="auto"/>
+              <w:rPr>
+                <w:rFonts w:ascii="Times New Roman" w:hAnsi="Times New Roman"/>
+                <w:i/>
+                <w:color w:val="000000" w:themeColor="text1"/>
+                <w:sz w:val="26"/>
+                <w:szCs w:val="26"/>
+              </w:rPr>
+            </w:pPr>
+            <w:r>
+              <w:rPr>
+                <w:rFonts w:ascii="Times New Roman" w:hAnsi="Times New Roman"/>
+                <w:i/>
+                <w:color w:val="000000" w:themeColor="text1"/>
+                <w:sz w:val="26"/>
+                <w:szCs w:val="26"/>
+              </w:rPr>
+              <w:t>[[I19khongdat]]</w:t>
+            </w:r>
+          </w:p>
+        </w:tc>
+        <w:tc>
+          <w:tcPr>
+            <w:tcW w:w="1276" w:type="dxa"/>
+          </w:tcPr>
+          <w:p>
+            <w:pPr>
+              <w:shd w:val="clear" w:color="auto" w:fill="FFFFFF" w:themeFill="background1"/>
+              <w:spacing w:line="300" w:lineRule="auto"/>
+              <w:rPr>
+                <w:rFonts w:ascii="Times New Roman" w:hAnsi="Times New Roman"/>
+                <w:i/>
+                <w:color w:val="000000" w:themeColor="text1"/>
+                <w:sz w:val="26"/>
+                <w:szCs w:val="26"/>
+              </w:rPr>
+            </w:pPr>
+            <w:r>
+              <w:rPr>
+                <w:rFonts w:ascii="Times New Roman" w:hAnsi="Times New Roman"/>
+                <w:i/>
+                <w:color w:val="000000" w:themeColor="text1"/>
+                <w:sz w:val="26"/>
+                <w:szCs w:val="26"/>
+              </w:rPr>
+              <w:t>[[I19khonglam]]</w:t>
+            </w:r>
+          </w:p>
+        </w:tc>
+        <w:tc>
+          <w:tcPr>
+            <w:tcW w:w="992" w:type="dxa"/>
+          </w:tcPr>
+          <w:p>
+            <w:pPr>
+              <w:shd w:val="clear" w:color="auto" w:fill="FFFFFF" w:themeFill="background1"/>
+              <w:spacing w:line="300" w:lineRule="auto"/>
+              <w:rPr>
+                <w:rFonts w:ascii="Times New Roman" w:hAnsi="Times New Roman"/>
+                <w:i/>
+                <w:color w:val="000000" w:themeColor="text1"/>
+                <w:sz w:val="26"/>
+                <w:szCs w:val="26"/>
+              </w:rPr>
+            </w:pPr>
+            <w:r>
+              <w:rPr>
+                <w:rFonts w:ascii="Times New Roman" w:hAnsi="Times New Roman"/>
+                <w:i/>
+                <w:color w:val="000000" w:themeColor="text1"/>
+                <w:sz w:val="26"/>
+                <w:szCs w:val="26"/>
+              </w:rPr>
+              <w:t>[[I19ghichu]]</w:t>
+            </w:r>
+          </w:p>
+        </w:tc>
+      </w:tr>
+      <w:tr>
+        <w:tc>
+          <w:tcPr>
+            <w:tcW w:w="817" w:type="dxa"/>
+            <w:vAlign w:val="center"/>
+          </w:tcPr>
+          <w:p>
+            <w:pPr>
+              <w:shd w:val="clear" w:color="auto" w:fill="FFFFFF" w:themeFill="background1"/>
+              <w:spacing w:line="300" w:lineRule="auto"/>
+              <w:jc w:val="center"/>
+              <w:rPr>
+                <w:rFonts w:ascii="Times New Roman" w:hAnsi="Times New Roman"/>
+                <w:color w:val="000000" w:themeColor="text1"/>
+                <w:sz w:val="26"/>
+                <w:szCs w:val="26"/>
+              </w:rPr>
+            </w:pPr>
+            <w:r>
+              <w:rPr>
+                <w:rFonts w:ascii="Times New Roman" w:hAnsi="Times New Roman"/>
+                <w:color w:val="000000" w:themeColor="text1"/>
+                <w:sz w:val="26"/>
+                <w:szCs w:val="26"/>
+              </w:rPr>
+              <w:t>20</w:t>
+            </w:r>
+          </w:p>
+        </w:tc>
+        <w:tc>
+          <w:tcPr>
+            <w:tcW w:w="992" w:type="dxa"/>
+            <w:vMerge/>
+            <w:vAlign w:val="center"/>
+          </w:tcPr>
+          <w:p>
+            <w:pPr>
+              <w:shd w:val="clear" w:color="auto" w:fill="FFFFFF" w:themeFill="background1"/>
+              <w:spacing w:line="300" w:lineRule="auto"/>
+              <w:jc w:val="center"/>
+              <w:rPr>
+                <w:rFonts w:ascii="Times New Roman" w:hAnsi="Times New Roman"/>
+                <w:color w:val="000000" w:themeColor="text1"/>
+                <w:sz w:val="26"/>
+                <w:szCs w:val="26"/>
+              </w:rPr>
+            </w:pPr>
+          </w:p>
+        </w:tc>
+        <w:tc>
+          <w:tcPr>
+            <w:tcW w:w="3828" w:type="dxa"/>
+          </w:tcPr>
+          <w:p>
+            <w:pPr>
+              <w:keepNext/>
+              <w:keepLines/>
+              <w:shd w:val="clear" w:color="auto" w:fill="FFFFFF" w:themeFill="background1"/>
+              <w:spacing w:line="300" w:lineRule="auto"/>
+              <w:ind w:right="-45"/>
+              <w:rPr>
+                <w:rFonts w:ascii="Times New Roman" w:hAnsi="Times New Roman"/>
+                <w:color w:val="000000" w:themeColor="text1"/>
+                <w:sz w:val="26"/>
+                <w:szCs w:val="26"/>
+                <w:lang w:val="vi-VN"/>
+              </w:rPr>
+            </w:pPr>
+            <w:r>
+              <w:rPr>
+                <w:rFonts w:ascii="Times New Roman" w:hAnsi="Times New Roman"/>
+                <w:color w:val="000000" w:themeColor="text1"/>
+                <w:sz w:val="26"/>
+                <w:szCs w:val="26"/>
+                <w:lang w:val="vi-VN"/>
+              </w:rPr>
+              <w:t>Hoàn thiện hồ sơ lưu</w:t>
+            </w:r>
+          </w:p>
+        </w:tc>
+        <w:tc>
+          <w:tcPr>
+            <w:tcW w:w="850" w:type="dxa"/>
+          </w:tcPr>
+          <w:p>
+            <w:pPr>
+              <w:shd w:val="clear" w:color="auto" w:fill="FFFFFF" w:themeFill="background1"/>
+              <w:spacing w:line="300" w:lineRule="auto"/>
+              <w:rPr>
+                <w:rFonts w:ascii="Times New Roman" w:hAnsi="Times New Roman"/>
+                <w:i/>
+                <w:color w:val="000000" w:themeColor="text1"/>
+                <w:sz w:val="26"/>
+                <w:szCs w:val="26"/>
+              </w:rPr>
+            </w:pPr>
+            <w:r>
+              <w:rPr>
+                <w:rFonts w:ascii="Times New Roman" w:hAnsi="Times New Roman"/>
+                <w:i/>
+                <w:color w:val="000000" w:themeColor="text1"/>
+                <w:sz w:val="26"/>
+                <w:szCs w:val="26"/>
+              </w:rPr>
+              <w:t>[[I20dat]]</w:t>
+            </w:r>
+          </w:p>
+        </w:tc>
+        <w:tc>
+          <w:tcPr>
+            <w:tcW w:w="1276" w:type="dxa"/>
+          </w:tcPr>
+          <w:p>
+            <w:pPr>
+              <w:shd w:val="clear" w:color="auto" w:fill="FFFFFF" w:themeFill="background1"/>
+              <w:spacing w:line="300" w:lineRule="auto"/>
+              <w:rPr>
+                <w:rFonts w:ascii="Times New Roman" w:hAnsi="Times New Roman"/>
+                <w:i/>
+                <w:color w:val="000000" w:themeColor="text1"/>
+                <w:sz w:val="26"/>
+                <w:szCs w:val="26"/>
+              </w:rPr>
+            </w:pPr>
+            <w:r>
+              <w:rPr>
+                <w:rFonts w:ascii="Times New Roman" w:hAnsi="Times New Roman"/>
+                <w:i/>
+                <w:color w:val="000000" w:themeColor="text1"/>
+                <w:sz w:val="26"/>
+                <w:szCs w:val="26"/>
+              </w:rPr>
+              <w:t>[[I20khongdat]]</w:t>
+            </w:r>
+          </w:p>
+        </w:tc>
+        <w:tc>
+          <w:tcPr>
+            <w:tcW w:w="1276" w:type="dxa"/>
+          </w:tcPr>
+          <w:p>
+            <w:pPr>
+              <w:shd w:val="clear" w:color="auto" w:fill="FFFFFF" w:themeFill="background1"/>
+              <w:spacing w:line="300" w:lineRule="auto"/>
+              <w:rPr>
+                <w:rFonts w:ascii="Times New Roman" w:hAnsi="Times New Roman"/>
+                <w:i/>
+                <w:color w:val="000000" w:themeColor="text1"/>
+                <w:sz w:val="26"/>
+                <w:szCs w:val="26"/>
+              </w:rPr>
+            </w:pPr>
+            <w:r>
+              <w:rPr>
+                <w:rFonts w:ascii="Times New Roman" w:hAnsi="Times New Roman"/>
+                <w:i/>
+                <w:color w:val="000000" w:themeColor="text1"/>
+                <w:sz w:val="26"/>
+                <w:szCs w:val="26"/>
+              </w:rPr>
+              <w:t>[[I20khonglam]]</w:t>
+            </w:r>
+          </w:p>
+        </w:tc>
+        <w:tc>
+          <w:tcPr>
+            <w:tcW w:w="992" w:type="dxa"/>
+          </w:tcPr>
+          <w:p>
+            <w:pPr>
+              <w:shd w:val="clear" w:color="auto" w:fill="FFFFFF" w:themeFill="background1"/>
+              <w:spacing w:line="300" w:lineRule="auto"/>
+              <w:rPr>
+                <w:rFonts w:ascii="Times New Roman" w:hAnsi="Times New Roman"/>
+                <w:i/>
+                <w:color w:val="000000" w:themeColor="text1"/>
+                <w:sz w:val="26"/>
+                <w:szCs w:val="26"/>
+              </w:rPr>
+            </w:pPr>
+            <w:r>
+              <w:rPr>
+                <w:rFonts w:ascii="Times New Roman" w:hAnsi="Times New Roman"/>
+                <w:i/>
+                <w:color w:val="000000" w:themeColor="text1"/>
+                <w:sz w:val="26"/>
+                <w:szCs w:val="26"/>
+              </w:rPr>
+              <w:t>[[I20ghichu]]</w:t>
+            </w:r>
+          </w:p>
+        </w:tc>
+      </w:tr>
+    </w:tbl>
+    <w:p>
+      <w:pPr>
+        <w:shd w:val="clear" w:color="auto" w:fill="FFFFFF" w:themeFill="background1"/>
+        <w:spacing w:line="324" w:lineRule="auto"/>
+        <w:rPr>
+          <w:b/>
+          <w:color w:val="000000" w:themeColor="text1"/>
+          <w:sz w:val="26"/>
+          <w:szCs w:val="26"/>
+        </w:rPr>
+      </w:pPr>
+      <w:r>
+        <w:rPr>
+          <w:b/>
+          <w:color w:val="000000" w:themeColor="text1"/>
+          <w:sz w:val="26"/>
+          <w:szCs w:val="26"/>
+        </w:rPr>
+        <w:t xml:space="preserve"> (*) Chỉ cần 1 bước của quy trình không đạt thì cả quy trình không đạt</w:t>
+      </w:r>
+    </w:p>
+    <w:p>
+      <w:pPr>
+        <w:shd w:val="clear" w:color="auto" w:fill="FFFFFF" w:themeFill="background1"/>
+        <w:spacing w:line="324" w:lineRule="auto"/>
+        <w:rPr>
+          <w:b/>
+          <w:color w:val="000000" w:themeColor="text1"/>
+          <w:sz w:val="26"/>
+          <w:szCs w:val="26"/>
+        </w:rPr>
+      </w:pPr>
+      <w:r>
+        <w:rPr>
+          <w:b/>
+          <w:color w:val="000000" w:themeColor="text1"/>
+          <w:sz w:val="26"/>
+          <w:szCs w:val="26"/>
+        </w:rPr>
+        <w:t xml:space="preserve">Kết luận: </w:t>
+      </w:r>
+    </w:p>
+    <w:p>
+      <w:pPr>
+        <w:shd w:val="clear" w:color="auto" w:fill="FFFFFF" w:themeFill="background1"/>
+        <w:spacing w:line="324" w:lineRule="auto"/>
+        <w:rPr>
+          <w:b/>
+          <w:color w:val="000000" w:themeColor="text1"/>
+          <w:sz w:val="26"/>
+          <w:szCs w:val="26"/>
+        </w:rPr>
+      </w:pPr>
+    </w:p>
+    <w:tbl>
+      <w:tblPr>
+        <w:tblStyle w:val="TableGrid"/>
+        <w:tblW w:w="0" w:type="auto"/>
+        <w:tblBorders>
+          <w:top w:val="none" w:sz="0" w:space="0" w:color="auto"/>
+          <w:left w:val="none" w:sz="0" w:space="0" w:color="auto"/>
+          <w:bottom w:val="none" w:sz="0" w:space="0" w:color="auto"/>
+          <w:right w:val="none" w:sz="0" w:space="0" w:color="auto"/>
+          <w:insideH w:val="none" w:sz="0" w:space="0" w:color="auto"/>
+          <w:insideV w:val="none" w:sz="0" w:space="0" w:color="auto"/>
+        </w:tblBorders>
+        <w:tblLook w:val="04A0" w:firstRow="1" w:lastRow="0" w:firstColumn="1" w:lastColumn="0" w:noHBand="0" w:noVBand="1"/>
+      </w:tblPr>
+      <w:tblGrid>
+        <w:gridCol w:w="4111"/>
+        <w:gridCol w:w="4961"/>
+      </w:tblGrid>
+      <w:tr>
+        <w:tc>
+          <w:tcPr>
+            <w:tcW w:w="4111" w:type="dxa"/>
+          </w:tcPr>
+          <w:p>
+            <w:pPr>
+              <w:shd w:val="clear" w:color="auto" w:fill="FFFFFF" w:themeFill="background1"/>
+              <w:spacing w:line="324" w:lineRule="auto"/>
+              <w:jc w:val="center"/>
+              <w:rPr>
+                <w:i/>
+                <w:color w:val="000000" w:themeColor="text1"/>
+                <w:sz w:val="26"/>
+                <w:szCs w:val="26"/>
+              </w:rPr>
+            </w:pPr>
+          </w:p>
+        </w:tc>
+        <w:tc>
+          <w:tcPr>
+            <w:tcW w:w="4961" w:type="dxa"/>
+          </w:tcPr>
+          <w:p>
+            <w:pPr>
+              <w:shd w:val="clear" w:color="auto" w:fill="FFFFFF" w:themeFill="background1"/>
+              <w:spacing w:line="324" w:lineRule="auto"/>
+              <w:jc w:val="center"/>
+              <w:rPr>
+                <w:i/>
+                <w:color w:val="000000" w:themeColor="text1"/>
+                <w:sz w:val="26"/>
+                <w:szCs w:val="26"/>
+                <w:lang w:val="en-US"/>
+              </w:rPr>
+            </w:pPr>
+            <w:r>
+              <w:rPr>
+                <w:i/>
+                <w:color w:val="000000" w:themeColor="text1"/>
+                <w:sz w:val="26"/>
+                <w:szCs w:val="26"/>
+              </w:rPr>
+              <w:t>Hà Nội,</w:t>
+            </w:r>
+            <w:r>
+              <w:rPr>
+                <w:i/>
+                <w:color w:val="000000" w:themeColor="text1"/>
+                <w:sz w:val="26"/>
+                <w:szCs w:val="26"/>
+                <w:lang w:val="en-US"/>
+              </w:rPr>
+              <w:t xml:space="preserve"> </w:t>
+            </w:r>
+            <w:r>
+              <w:rPr>
+                <w:i/>
+                <w:color w:val="000000" w:themeColor="text1"/>
+                <w:sz w:val="26"/>
+                <w:szCs w:val="26"/>
+                <w:lang w:val="en-US"/>
+              </w:rPr>
+              <w:t>[[</w:t>
+            </w:r>
+            <w:r>
+              <w:rPr>
+                <w:i/>
+                <w:color w:val="000000" w:themeColor="text1"/>
+                <w:sz w:val="26"/>
+                <w:szCs w:val="26"/>
+                <w:lang w:val="en-US"/>
+              </w:rPr>
+              <w:t>NgayThangNamHienTaiDayDu</w:t>
+            </w:r>
+            <w:r>
+              <w:rPr>
+                <w:i/>
+                <w:color w:val="000000" w:themeColor="text1"/>
+                <w:sz w:val="26"/>
+                <w:szCs w:val="26"/>
+                <w:lang w:val="en-US"/>
+              </w:rPr>
+              <w:t>]]</w:t>
+            </w:r>
+          </w:p>
+        </w:tc>
+      </w:tr>
+      <w:tr>
+        <w:tc>
+          <w:tcPr>
+            <w:tcW w:w="4111" w:type="dxa"/>
+          </w:tcPr>
+          <w:p>
+            <w:pPr>
+              <w:shd w:val="clear" w:color="auto" w:fill="FFFFFF" w:themeFill="background1"/>
+              <w:spacing w:line="324" w:lineRule="auto"/>
+              <w:rPr>
+                <w:b/>
+                <w:color w:val="000000" w:themeColor="text1"/>
+                <w:sz w:val="26"/>
+                <w:szCs w:val="26"/>
+              </w:rPr>
+            </w:pPr>
+          </w:p>
+        </w:tc>
+        <w:tc>
+          <w:tcPr>
+            <w:tcW w:w="4961" w:type="dxa"/>
+          </w:tcPr>
+          <w:p>
+            <w:pPr>
+              <w:shd w:val="clear" w:color="auto" w:fill="FFFFFF" w:themeFill="background1"/>
+              <w:spacing w:line="324" w:lineRule="auto"/>
+              <w:jc w:val="center"/>
+              <w:rPr>
+                <w:b/>
+                <w:color w:val="000000" w:themeColor="text1"/>
+                <w:sz w:val="26"/>
+                <w:szCs w:val="26"/>
+              </w:rPr>
+            </w:pPr>
+            <w:r>
+              <w:rPr>
+                <w:b/>
+                <w:color w:val="000000" w:themeColor="text1"/>
+                <w:sz w:val="26"/>
+                <w:szCs w:val="26"/>
+              </w:rPr>
+              <w:t>NGƯỜI GIÁM SÁT</w:t>
+            </w:r>
+          </w:p>
+        </w:tc>
+      </w:tr>
+    </w:tbl>
+    <w:p>
+      <w:pPr>
+        <w:shd w:val="clear" w:color="auto" w:fill="FFFFFF" w:themeFill="background1"/>
+        <w:spacing w:line="324" w:lineRule="auto"/>
+        <w:rPr>
+          <w:b/>
+          <w:color w:val="000000" w:themeColor="text1"/>
+          <w:sz w:val="26"/>
+          <w:szCs w:val="26"/>
+        </w:rPr>
+      </w:pPr>
+    </w:p>
+    <w:p>
+      <w:pPr>
+        <w:shd w:val="clear" w:color="auto" w:fill="FFFFFF" w:themeFill="background1"/>
+        <w:spacing w:line="324" w:lineRule="auto"/>
+        <w:jc w:val="center"/>
+        <w:rPr>
+          <w:b/>
+          <w:color w:val="000000" w:themeColor="text1"/>
+          <w:sz w:val="26"/>
+          <w:szCs w:val="26"/>
+        </w:rPr>
+      </w:pPr>
+      <w:r>
+        <w:rPr>
+          <w:b/>
+          <w:color w:val="000000" w:themeColor="text1"/>
+          <w:sz w:val="26"/>
+          <w:szCs w:val="26"/>
+        </w:rPr>
+        <w:t>Các thành viên giám sát liên quan</w:t>
+      </w:r>
+    </w:p>
+    <w:p>
+      <w:pPr>
+        <w:shd w:val="clear" w:color="auto" w:fill="FFFFFF" w:themeFill="background1"/>
+        <w:spacing w:line="324" w:lineRule="auto"/>
+        <w:rPr>
+          <w:color w:val="000000" w:themeColor="text1"/>
+          <w:sz w:val="26"/>
+          <w:szCs w:val="26"/>
+        </w:rPr>
+      </w:pPr>
+      <w:r>
+        <w:rPr>
+          <w:color w:val="000000" w:themeColor="text1"/>
+          <w:sz w:val="26"/>
+          <w:szCs w:val="26"/>
+        </w:rPr>
+        <w:t>1.</w:t>
+      </w:r>
+      <w:r>
+        <w:rPr>
+          <w:color w:val="000000" w:themeColor="text1"/>
+          <w:sz w:val="26"/>
+          <w:szCs w:val="26"/>
+        </w:rPr>
+        <w:t xml:space="preserve"> [[ThanhVienLQ1]]</w:t>
+      </w:r>
+    </w:p>
+    <w:p>
+      <w:pPr>
+        <w:shd w:val="clear" w:color="auto" w:fill="FFFFFF" w:themeFill="background1"/>
+        <w:spacing w:line="324" w:lineRule="auto"/>
+        <w:rPr>
+          <w:color w:val="000000" w:themeColor="text1"/>
+          <w:sz w:val="26"/>
+          <w:szCs w:val="26"/>
+        </w:rPr>
+      </w:pPr>
+      <w:r>
+        <w:rPr>
+          <w:color w:val="000000" w:themeColor="text1"/>
+          <w:sz w:val="26"/>
+          <w:szCs w:val="26"/>
+        </w:rPr>
+        <w:t>2.</w:t>
+      </w:r>
+      <w:r>
+        <w:rPr>
+          <w:color w:val="000000" w:themeColor="text1"/>
+          <w:sz w:val="26"/>
+          <w:szCs w:val="26"/>
+        </w:rPr>
+        <w:t xml:space="preserve"> [[ThanhVienLQ2]]</w:t>
+      </w:r>
+    </w:p>
+    <w:p>
+      <w:pPr>
+        <w:shd w:val="clear" w:color="auto" w:fill="FFFFFF" w:themeFill="background1"/>
+        <w:spacing w:line="324" w:lineRule="auto"/>
+        <w:rPr>
+          <w:color w:val="000000" w:themeColor="text1"/>
+          <w:sz w:val="26"/>
+          <w:szCs w:val="26"/>
+        </w:rPr>
+      </w:pPr>
+      <w:r>
+        <w:rPr>
+          <w:color w:val="000000" w:themeColor="text1"/>
+          <w:sz w:val="26"/>
+          <w:szCs w:val="26"/>
+        </w:rPr>
+        <w:t>3.</w:t>
+      </w:r>
+      <w:r>
+        <w:rPr>
+          <w:color w:val="000000" w:themeColor="text1"/>
+          <w:sz w:val="26"/>
+          <w:szCs w:val="26"/>
+        </w:rPr>
+        <w:t xml:space="preserve"> [[ThanhVienLQ3]]</w:t>
+      </w:r>
+    </w:p>
     <w:sectPr>
       <w:pgSz w:w="11907" w:h="16840" w:code="9"/>
       <w:pgMar w:top="1134" w:right="1134" w:bottom="1134" w:left="1701" w:header="720" w:footer="720" w:gutter="0"/>
@@ -14,7 +6959,7 @@
 </file>
 
 <file path=word/styles.xml><?xml version="1.0" encoding="utf-8"?>
-<w:styles xmlns:mc="http://schemas.openxmlformats.org/markup-compatibility/2006" xmlns:r="http://schemas.openxmlformats.org/officeDocument/2006/relationships" xmlns:w="http://schemas.openxmlformats.org/wordprocessingml/2006/main" xmlns:w14="http://schemas.microsoft.com/office/word/2010/wordml" xmlns:w15="http://schemas.microsoft.com/office/word/2012/wordml" xmlns:w16cex="http://schemas.microsoft.com/office/word/2018/wordml/cex" xmlns:w16cid="http://schemas.microsoft.com/office/word/2016/wordml/cid" xmlns:w16="http://schemas.microsoft.com/office/word/2018/wordml" xmlns:w16sdtdh="http://schemas.microsoft.com/office/word/2020/wordml/sdtdatahash" xmlns:w16se="http://schemas.microsoft.com/office/word/2015/wordml/symex" mc:Ignorable="w14 w15 w16se w16cid w16 w16cex w16sdtdh">
+<w:styles xmlns:mc="http://schemas.openxmlformats.org/markup-compatibility/2006" xmlns:r="http://schemas.openxmlformats.org/officeDocument/2006/relationships" xmlns:w="http://schemas.openxmlformats.org/wordprocessingml/2006/main" xmlns:w14="http://schemas.microsoft.com/office/word/2010/wordml" xmlns:w15="http://schemas.microsoft.com/office/word/2012/wordml" xmlns:w16cex="http://schemas.microsoft.com/office/word/2018/wordml/cex" xmlns:w16cid="http://schemas.microsoft.com/office/word/2016/wordml/cid" xmlns:w16="http://schemas.microsoft.com/office/word/2018/wordml" xmlns:w16du="http://schemas.microsoft.com/office/word/2023/wordml/word16du" xmlns:w16sdtdh="http://schemas.microsoft.com/office/word/2020/wordml/sdtdatahash" xmlns:w16sdtfl="http://schemas.microsoft.com/office/word/2024/wordml/sdtformatlock" xmlns:w16se="http://schemas.microsoft.com/office/word/2015/wordml/symex" mc:Ignorable="w14 w15 w16se w16cid w16 w16cex w16sdtdh w16sdtfl w16du">
   <w:docDefaults>
     <w:rPrDefault>
       <w:rPr>
@@ -187,7 +7132,7 @@
     <w:lsdException w:name="Table Web 2" w:semiHidden="1" w:unhideWhenUsed="1"/>
     <w:lsdException w:name="Table Web 3" w:semiHidden="1" w:unhideWhenUsed="1"/>
     <w:lsdException w:name="Balloon Text" w:semiHidden="1" w:unhideWhenUsed="1"/>
-    <w:lsdException w:name="Table Grid" w:uiPriority="39"/>
+    <w:lsdException w:name="Table Grid" w:uiPriority="59"/>
     <w:lsdException w:name="Table Theme" w:semiHidden="1" w:unhideWhenUsed="1"/>
     <w:lsdException w:name="Placeholder Text" w:semiHidden="1"/>
     <w:lsdException w:name="No Spacing" w:uiPriority="1" w:qFormat="1"/>
@@ -860,7 +7805,9 @@
   </w:style>
   <w:style w:type="paragraph" w:styleId="ListParagraph">
     <w:name w:val="List Paragraph"/>
+    <w:aliases w:val="bullet 1,bullet,List Paragraph11,List Paragraph2,Pictures"/>
     <w:basedOn w:val="Normal"/>
+    <w:link w:val="ListParagraphChar"/>
     <w:uiPriority w:val="34"/>
     <w:qFormat/>
     <w:rsid w:val="00C60E8A"/>
@@ -929,6 +7876,85 @@
       <w:color w:val="0F4761" w:themeColor="accent1" w:themeShade="BF"/>
       <w:spacing w:val="5"/>
     </w:rPr>
+  </w:style>
+  <w:style w:type="table" w:styleId="TableGrid">
+    <w:name w:val="Table Grid"/>
+    <w:basedOn w:val="TableNormal"/>
+    <w:uiPriority w:val="59"/>
+    <w:rsid w:val="00451B36"/>
+    <w:pPr>
+      <w:spacing w:after="0" w:line="240" w:lineRule="auto"/>
+    </w:pPr>
+    <w:rPr>
+      <w:rFonts w:eastAsia="Times New Roman" w:cs="Times New Roman"/>
+      <w:kern w:val="0"/>
+      <w:sz w:val="20"/>
+      <w:szCs w:val="20"/>
+      <w:lang w:val="vi-VN" w:eastAsia="vi-VN"/>
+      <w14:ligatures w14:val="none"/>
+    </w:rPr>
+    <w:tblPr>
+      <w:tblBorders>
+        <w:top w:val="single" w:sz="4" w:space="0" w:color="auto"/>
+        <w:left w:val="single" w:sz="4" w:space="0" w:color="auto"/>
+        <w:bottom w:val="single" w:sz="4" w:space="0" w:color="auto"/>
+        <w:right w:val="single" w:sz="4" w:space="0" w:color="auto"/>
+        <w:insideH w:val="single" w:sz="4" w:space="0" w:color="auto"/>
+        <w:insideV w:val="single" w:sz="4" w:space="0" w:color="auto"/>
+      </w:tblBorders>
+    </w:tblPr>
+  </w:style>
+  <w:style w:type="character" w:styleId="Hyperlink">
+    <w:name w:val="Hyperlink"/>
+    <w:uiPriority w:val="99"/>
+    <w:rsid w:val="00451B36"/>
+    <w:rPr>
+      <w:rFonts w:ascii="Verdana" w:hAnsi="Verdana" w:hint="default"/>
+      <w:b/>
+      <w:bCs/>
+      <w:strike w:val="0"/>
+      <w:dstrike w:val="0"/>
+      <w:color w:val="333333"/>
+      <w:sz w:val="22"/>
+      <w:szCs w:val="22"/>
+      <w:u w:val="none"/>
+      <w:effect w:val="none"/>
+    </w:rPr>
+  </w:style>
+  <w:style w:type="character" w:customStyle="1" w:styleId="ListParagraphChar">
+    <w:name w:val="List Paragraph Char"/>
+    <w:aliases w:val="bullet 1 Char,bullet Char,List Paragraph11 Char,List Paragraph2 Char,Pictures Char"/>
+    <w:basedOn w:val="DefaultParagraphFont"/>
+    <w:link w:val="ListParagraph"/>
+    <w:uiPriority w:val="34"/>
+    <w:rsid w:val="00451B36"/>
+  </w:style>
+  <w:style w:type="table" w:customStyle="1" w:styleId="TableGrid10">
+    <w:name w:val="Table Grid10"/>
+    <w:basedOn w:val="TableNormal"/>
+    <w:next w:val="TableGrid"/>
+    <w:uiPriority w:val="59"/>
+    <w:rsid w:val="00451B36"/>
+    <w:pPr>
+      <w:spacing w:after="0" w:line="240" w:lineRule="auto"/>
+    </w:pPr>
+    <w:rPr>
+      <w:rFonts w:ascii="Calibri" w:eastAsia="Calibri" w:hAnsi="Calibri" w:cs="Times New Roman"/>
+      <w:kern w:val="0"/>
+      <w:sz w:val="22"/>
+      <w:szCs w:val="22"/>
+      <w14:ligatures w14:val="none"/>
+    </w:rPr>
+    <w:tblPr>
+      <w:tblBorders>
+        <w:top w:val="single" w:sz="4" w:space="0" w:color="auto"/>
+        <w:left w:val="single" w:sz="4" w:space="0" w:color="auto"/>
+        <w:bottom w:val="single" w:sz="4" w:space="0" w:color="auto"/>
+        <w:right w:val="single" w:sz="4" w:space="0" w:color="auto"/>
+        <w:insideH w:val="single" w:sz="4" w:space="0" w:color="auto"/>
+        <w:insideV w:val="single" w:sz="4" w:space="0" w:color="auto"/>
+      </w:tblBorders>
+    </w:tblPr>
   </w:style>
 </w:styles>
 </file>

--- a/QTQLĐT&HTQT03/QTQLĐT&HTQT03BK02.docx
+++ b/QTQLĐT&HTQT03/QTQLĐT&HTQT03BK02.docx
@@ -40,7 +40,6 @@
             <w:r>
               <w:rPr>
                 <w:noProof/>
-                <w14:ligatures w14:val="standardContextual"/>
               </w:rPr>
               <w:drawing>
                 <wp:inline distT="0" distB="0" distL="0" distR="0" wp14:anchorId="1B269243" wp14:editId="31C5E364">
@@ -808,7 +807,7 @@
                 <w:sz w:val="26"/>
                 <w:szCs w:val="26"/>
               </w:rPr>
-              <w:t>[[I01dat]]</w:t>
+              <w:t>[[CB1]]</w:t>
             </w:r>
           </w:p>
         </w:tc>
@@ -836,7 +835,7 @@
                 <w:sz w:val="26"/>
                 <w:szCs w:val="26"/>
               </w:rPr>
-              <w:t>[[I01khongdat]]</w:t>
+              <w:t>[[CB2]]</w:t>
             </w:r>
           </w:p>
         </w:tc>
@@ -864,7 +863,7 @@
                 <w:sz w:val="26"/>
                 <w:szCs w:val="26"/>
               </w:rPr>
-              <w:t>[[I01khonglam]]</w:t>
+              <w:t>[[CB3]]</w:t>
             </w:r>
           </w:p>
         </w:tc>
@@ -892,7 +891,7 @@
                 <w:sz w:val="26"/>
                 <w:szCs w:val="26"/>
               </w:rPr>
-              <w:t>[[I01ghichu]]</w:t>
+              <w:t>[[CB4]]</w:t>
             </w:r>
           </w:p>
         </w:tc>
@@ -1111,7 +1110,7 @@
                 <w:szCs w:val="26"/>
               </w:rPr>
               <w:lastRenderedPageBreak/>
-              <w:t>[[I02dat]]</w:t>
+              <w:t>[[KH1]]</w:t>
             </w:r>
           </w:p>
         </w:tc>
@@ -1139,7 +1138,7 @@
                 <w:sz w:val="26"/>
                 <w:szCs w:val="26"/>
               </w:rPr>
-              <w:t>[[I02khongdat]]</w:t>
+              <w:t>[[KH2]]</w:t>
             </w:r>
           </w:p>
         </w:tc>
@@ -1167,7 +1166,7 @@
                 <w:sz w:val="26"/>
                 <w:szCs w:val="26"/>
               </w:rPr>
-              <w:t>[[I02khonglam]]</w:t>
+              <w:t>[[KH3]]</w:t>
             </w:r>
           </w:p>
         </w:tc>
@@ -1195,7 +1194,7 @@
                 <w:sz w:val="26"/>
                 <w:szCs w:val="26"/>
               </w:rPr>
-              <w:t>[[I02ghichu]]</w:t>
+              <w:t>[[KH4]]</w:t>
             </w:r>
           </w:p>
         </w:tc>
@@ -1406,7 +1405,7 @@
                 <w:sz w:val="26"/>
                 <w:szCs w:val="26"/>
               </w:rPr>
-              <w:t>[[I03dat]]</w:t>
+              <w:t>[[HS1]]</w:t>
             </w:r>
           </w:p>
         </w:tc>
@@ -1434,7 +1433,7 @@
                 <w:sz w:val="26"/>
                 <w:szCs w:val="26"/>
               </w:rPr>
-              <w:t>[[I03khongdat]]</w:t>
+              <w:t>[[HS2]]</w:t>
             </w:r>
           </w:p>
         </w:tc>
@@ -1462,7 +1461,7 @@
                 <w:sz w:val="26"/>
                 <w:szCs w:val="26"/>
               </w:rPr>
-              <w:t>[[I03khonglam]]</w:t>
+              <w:t>[[HS3]]</w:t>
             </w:r>
           </w:p>
         </w:tc>
@@ -1490,7 +1489,7 @@
                 <w:sz w:val="26"/>
                 <w:szCs w:val="26"/>
               </w:rPr>
-              <w:t>[[I03ghichu]]</w:t>
+              <w:t>[[HS4]]</w:t>
             </w:r>
           </w:p>
         </w:tc>
@@ -1622,7 +1621,7 @@
                 <w:sz w:val="26"/>
                 <w:szCs w:val="26"/>
               </w:rPr>
-              <w:t>[[I04dat]]</w:t>
+              <w:t>[[PD1]]</w:t>
             </w:r>
           </w:p>
         </w:tc>
@@ -1650,7 +1649,7 @@
                 <w:sz w:val="26"/>
                 <w:szCs w:val="26"/>
               </w:rPr>
-              <w:t>[[I04khongdat]]</w:t>
+              <w:t>[[PD2]]</w:t>
             </w:r>
           </w:p>
         </w:tc>
@@ -1678,7 +1677,7 @@
                 <w:sz w:val="26"/>
                 <w:szCs w:val="26"/>
               </w:rPr>
-              <w:t>[[I04khonglam]]</w:t>
+              <w:t>[[PD3]]</w:t>
             </w:r>
           </w:p>
         </w:tc>
@@ -1706,7 +1705,7 @@
                 <w:sz w:val="26"/>
                 <w:szCs w:val="26"/>
               </w:rPr>
-              <w:t>[[I04ghichu]]</w:t>
+              <w:t>[[PD4]]</w:t>
             </w:r>
           </w:p>
         </w:tc>
@@ -1828,7 +1827,7 @@
                 <w:sz w:val="26"/>
                 <w:szCs w:val="26"/>
               </w:rPr>
-              <w:t>[[I05dat]]</w:t>
+              <w:t>[[DT1]]</w:t>
             </w:r>
           </w:p>
         </w:tc>
@@ -1856,7 +1855,7 @@
                 <w:sz w:val="26"/>
                 <w:szCs w:val="26"/>
               </w:rPr>
-              <w:t>[[I05khongdat]]</w:t>
+              <w:t>[[DT2]]</w:t>
             </w:r>
           </w:p>
         </w:tc>
@@ -1884,7 +1883,7 @@
                 <w:sz w:val="26"/>
                 <w:szCs w:val="26"/>
               </w:rPr>
-              <w:t>[[I05khonglam]]</w:t>
+              <w:t>[[DT3]]</w:t>
             </w:r>
           </w:p>
         </w:tc>
@@ -1912,7 +1911,7 @@
                 <w:sz w:val="26"/>
                 <w:szCs w:val="26"/>
               </w:rPr>
-              <w:t>[[I05ghichu]]</w:t>
+              <w:t>[[DT4]]</w:t>
             </w:r>
           </w:p>
         </w:tc>
@@ -2181,7 +2180,7 @@
                 <w:sz w:val="26"/>
                 <w:szCs w:val="26"/>
               </w:rPr>
-              <w:t>[[I06dat]]</w:t>
+              <w:t>[[CS1]]</w:t>
             </w:r>
           </w:p>
         </w:tc>
@@ -2209,7 +2208,7 @@
                 <w:sz w:val="26"/>
                 <w:szCs w:val="26"/>
               </w:rPr>
-              <w:t>[[I06khongdat]]</w:t>
+              <w:t>[[CS2]]</w:t>
             </w:r>
           </w:p>
         </w:tc>
@@ -2237,7 +2236,7 @@
                 <w:sz w:val="26"/>
                 <w:szCs w:val="26"/>
               </w:rPr>
-              <w:t>[[I06khonglam]]</w:t>
+              <w:t>[[CS3]]</w:t>
             </w:r>
           </w:p>
         </w:tc>
@@ -2265,7 +2264,7 @@
                 <w:sz w:val="26"/>
                 <w:szCs w:val="26"/>
               </w:rPr>
-              <w:t>[[I06ghichu]]</w:t>
+              <w:t>[[CS4]]</w:t>
             </w:r>
           </w:p>
         </w:tc>
@@ -2484,7 +2483,7 @@
                 <w:sz w:val="26"/>
                 <w:szCs w:val="26"/>
               </w:rPr>
-              <w:t>[[I07dat]]</w:t>
+              <w:t>[[HD1]]</w:t>
             </w:r>
           </w:p>
         </w:tc>
@@ -2512,7 +2511,7 @@
                 <w:sz w:val="26"/>
                 <w:szCs w:val="26"/>
               </w:rPr>
-              <w:t>[[I07khongdat]]</w:t>
+              <w:t>[[HD2]]</w:t>
             </w:r>
           </w:p>
         </w:tc>
@@ -2540,7 +2539,7 @@
                 <w:sz w:val="26"/>
                 <w:szCs w:val="26"/>
               </w:rPr>
-              <w:t>[[I07khonglam]]</w:t>
+              <w:t>[[HD3]]</w:t>
             </w:r>
           </w:p>
         </w:tc>
@@ -2568,7 +2567,7 @@
                 <w:sz w:val="26"/>
                 <w:szCs w:val="26"/>
               </w:rPr>
-              <w:t>[[I07ghichu]]</w:t>
+              <w:t>[[HD4]]</w:t>
             </w:r>
           </w:p>
         </w:tc>
@@ -2785,7 +2784,7 @@
                 <w:sz w:val="26"/>
                 <w:szCs w:val="26"/>
               </w:rPr>
-              <w:t>[[I08dat]]</w:t>
+              <w:t>[[PC1]]</w:t>
             </w:r>
           </w:p>
         </w:tc>
@@ -2813,7 +2812,7 @@
                 <w:sz w:val="26"/>
                 <w:szCs w:val="26"/>
               </w:rPr>
-              <w:t>[[I08khongdat]]</w:t>
+              <w:t>[[PC2]]</w:t>
             </w:r>
           </w:p>
         </w:tc>
@@ -2841,7 +2840,7 @@
                 <w:sz w:val="26"/>
                 <w:szCs w:val="26"/>
               </w:rPr>
-              <w:t>[[I08khonglam]]</w:t>
+              <w:t>[[PC3]]</w:t>
             </w:r>
           </w:p>
         </w:tc>
@@ -2869,7 +2868,7 @@
                 <w:sz w:val="26"/>
                 <w:szCs w:val="26"/>
               </w:rPr>
-              <w:t>[[I08ghichu]]</w:t>
+              <w:t>[[PC4]]</w:t>
             </w:r>
           </w:p>
         </w:tc>
@@ -3044,7 +3043,7 @@
                 <w:sz w:val="26"/>
                 <w:szCs w:val="26"/>
               </w:rPr>
-              <w:t>[[I09dat]]</w:t>
+              <w:t>[[MG1]]</w:t>
             </w:r>
           </w:p>
         </w:tc>
@@ -3072,7 +3071,7 @@
                 <w:sz w:val="26"/>
                 <w:szCs w:val="26"/>
               </w:rPr>
-              <w:t>[[I09khongdat]]</w:t>
+              <w:t>[[MG2]]</w:t>
             </w:r>
           </w:p>
         </w:tc>
@@ -3100,7 +3099,7 @@
                 <w:sz w:val="26"/>
                 <w:szCs w:val="26"/>
               </w:rPr>
-              <w:t>[[I09khonglam]]</w:t>
+              <w:t>[[MG3]]</w:t>
             </w:r>
           </w:p>
         </w:tc>
@@ -3128,7 +3127,7 @@
                 <w:sz w:val="26"/>
                 <w:szCs w:val="26"/>
               </w:rPr>
-              <w:t>[[I09ghichu]]</w:t>
+              <w:t>[[MG4]]</w:t>
             </w:r>
           </w:p>
         </w:tc>
@@ -3316,7 +3315,7 @@
                 <w:sz w:val="26"/>
                 <w:szCs w:val="26"/>
               </w:rPr>
-              <w:t>[[I10dat]]</w:t>
+              <w:t>[[DS1]]</w:t>
             </w:r>
           </w:p>
         </w:tc>
@@ -3344,7 +3343,7 @@
                 <w:sz w:val="26"/>
                 <w:szCs w:val="26"/>
               </w:rPr>
-              <w:t>[[I10khongdat]]</w:t>
+              <w:t>[[DS2]]</w:t>
             </w:r>
           </w:p>
         </w:tc>
@@ -3372,7 +3371,7 @@
                 <w:sz w:val="26"/>
                 <w:szCs w:val="26"/>
               </w:rPr>
-              <w:t>[[I10khonglam]]</w:t>
+              <w:t>[[DS3]]</w:t>
             </w:r>
           </w:p>
         </w:tc>
@@ -3400,7 +3399,7 @@
                 <w:sz w:val="26"/>
                 <w:szCs w:val="26"/>
               </w:rPr>
-              <w:t>[[I10ghichu]]</w:t>
+              <w:t>[[DS4]]</w:t>
             </w:r>
           </w:p>
         </w:tc>
@@ -3942,7 +3941,7 @@
                 <w:sz w:val="26"/>
                 <w:szCs w:val="26"/>
               </w:rPr>
-              <w:t>[[I11dat]]</w:t>
+              <w:t>[[TC1]]</w:t>
             </w:r>
           </w:p>
         </w:tc>
@@ -3970,7 +3969,7 @@
                 <w:sz w:val="26"/>
                 <w:szCs w:val="26"/>
               </w:rPr>
-              <w:t>[[I11khongdat]]</w:t>
+              <w:t>[[TC2]]</w:t>
             </w:r>
           </w:p>
         </w:tc>
@@ -3998,7 +3997,7 @@
                 <w:sz w:val="26"/>
                 <w:szCs w:val="26"/>
               </w:rPr>
-              <w:t>[[I11khonglam]]</w:t>
+              <w:t>[[TC3]]</w:t>
             </w:r>
           </w:p>
         </w:tc>
@@ -4026,7 +4025,7 @@
                 <w:sz w:val="26"/>
                 <w:szCs w:val="26"/>
               </w:rPr>
-              <w:t>[[I11ghichu]]</w:t>
+              <w:t>[[TC4]]</w:t>
             </w:r>
           </w:p>
         </w:tc>
@@ -4218,7 +4217,7 @@
                 <w:sz w:val="26"/>
                 <w:szCs w:val="26"/>
               </w:rPr>
-              <w:t>[[I12dat]]</w:t>
+              <w:t>[[DD1]]</w:t>
             </w:r>
           </w:p>
         </w:tc>
@@ -4246,7 +4245,7 @@
                 <w:sz w:val="26"/>
                 <w:szCs w:val="26"/>
               </w:rPr>
-              <w:t>[[I12khongdat]]</w:t>
+              <w:t>[[DD2]]</w:t>
             </w:r>
           </w:p>
         </w:tc>
@@ -4274,7 +4273,7 @@
                 <w:sz w:val="26"/>
                 <w:szCs w:val="26"/>
               </w:rPr>
-              <w:t>[[I12khonglam]]</w:t>
+              <w:t>[[DD3]]</w:t>
             </w:r>
           </w:p>
         </w:tc>
@@ -4302,7 +4301,7 @@
                 <w:sz w:val="26"/>
                 <w:szCs w:val="26"/>
               </w:rPr>
-              <w:t>[[I12ghichu]]</w:t>
+              <w:t>[[DD4]]</w:t>
             </w:r>
           </w:p>
         </w:tc>
@@ -4580,7 +4579,7 @@
                 <w:sz w:val="26"/>
                 <w:szCs w:val="26"/>
               </w:rPr>
-              <w:t>[[I13dat]]</w:t>
+              <w:t>[[HC1]]</w:t>
             </w:r>
           </w:p>
         </w:tc>
@@ -4608,7 +4607,7 @@
                 <w:sz w:val="26"/>
                 <w:szCs w:val="26"/>
               </w:rPr>
-              <w:t>[[I13khongdat]]</w:t>
+              <w:t>[[HC2]]</w:t>
             </w:r>
           </w:p>
         </w:tc>
@@ -4636,7 +4635,7 @@
                 <w:sz w:val="26"/>
                 <w:szCs w:val="26"/>
               </w:rPr>
-              <w:t>[[I13khonglam]]</w:t>
+              <w:t>[[HC3]]</w:t>
             </w:r>
           </w:p>
         </w:tc>
@@ -4664,7 +4663,7 @@
                 <w:sz w:val="26"/>
                 <w:szCs w:val="26"/>
               </w:rPr>
-              <w:t>[[I13ghichu]]</w:t>
+              <w:t>[[HC4]]</w:t>
             </w:r>
           </w:p>
         </w:tc>
@@ -4872,7 +4871,7 @@
                 <w:sz w:val="26"/>
                 <w:szCs w:val="26"/>
               </w:rPr>
-              <w:t>[[I14dat]]</w:t>
+              <w:t>[[TD1]]</w:t>
             </w:r>
           </w:p>
         </w:tc>
@@ -4900,7 +4899,7 @@
                 <w:sz w:val="26"/>
                 <w:szCs w:val="26"/>
               </w:rPr>
-              <w:t>[[I14khongdat]]</w:t>
+              <w:t>[[TD2]]</w:t>
             </w:r>
           </w:p>
         </w:tc>
@@ -4928,7 +4927,7 @@
                 <w:sz w:val="26"/>
                 <w:szCs w:val="26"/>
               </w:rPr>
-              <w:t>[[I14khonglam]]</w:t>
+              <w:t>[[TD3]]</w:t>
             </w:r>
           </w:p>
         </w:tc>
@@ -4956,7 +4955,7 @@
                 <w:sz w:val="26"/>
                 <w:szCs w:val="26"/>
               </w:rPr>
-              <w:t>[[I14ghichu]]</w:t>
+              <w:t>[[TD4]]</w:t>
             </w:r>
           </w:p>
         </w:tc>
@@ -5225,7 +5224,7 @@
                 <w:sz w:val="26"/>
                 <w:szCs w:val="26"/>
               </w:rPr>
-              <w:t>[[I15dat]]</w:t>
+              <w:t>[[CM1]]</w:t>
             </w:r>
           </w:p>
         </w:tc>
@@ -5253,7 +5252,7 @@
                 <w:sz w:val="26"/>
                 <w:szCs w:val="26"/>
               </w:rPr>
-              <w:t>[[I15khongdat]]</w:t>
+              <w:t>[[CM2]]</w:t>
             </w:r>
           </w:p>
         </w:tc>
@@ -5281,7 +5280,7 @@
                 <w:sz w:val="26"/>
                 <w:szCs w:val="26"/>
               </w:rPr>
-              <w:t>[[I15khonglam]]</w:t>
+              <w:t>[[CM3]]</w:t>
             </w:r>
           </w:p>
         </w:tc>
@@ -5309,7 +5308,7 @@
                 <w:sz w:val="26"/>
                 <w:szCs w:val="26"/>
               </w:rPr>
-              <w:t>[[I15ghichu]]</w:t>
+              <w:t>[[CM4]]</w:t>
             </w:r>
           </w:p>
         </w:tc>
@@ -5490,7 +5489,7 @@
                 <w:sz w:val="26"/>
                 <w:szCs w:val="26"/>
               </w:rPr>
-              <w:t>[[I16dat]]</w:t>
+              <w:t>[[DG1]]</w:t>
             </w:r>
           </w:p>
         </w:tc>
@@ -5518,7 +5517,7 @@
                 <w:sz w:val="26"/>
                 <w:szCs w:val="26"/>
               </w:rPr>
-              <w:t>[[I16khongdat]]</w:t>
+              <w:t>[[DG2]]</w:t>
             </w:r>
           </w:p>
         </w:tc>
@@ -5546,7 +5545,7 @@
                 <w:sz w:val="26"/>
                 <w:szCs w:val="26"/>
               </w:rPr>
-              <w:t>[[I16khonglam]]</w:t>
+              <w:t>[[DG3]]</w:t>
             </w:r>
           </w:p>
         </w:tc>
@@ -5574,7 +5573,7 @@
                 <w:sz w:val="26"/>
                 <w:szCs w:val="26"/>
               </w:rPr>
-              <w:t>[[I16ghichu]]</w:t>
+              <w:t>[[DG4]]</w:t>
             </w:r>
           </w:p>
         </w:tc>
@@ -5948,7 +5947,7 @@
                 <w:sz w:val="26"/>
                 <w:szCs w:val="26"/>
               </w:rPr>
-              <w:t>[[I17dat]]</w:t>
+              <w:t>[[KT1]]</w:t>
             </w:r>
           </w:p>
         </w:tc>
@@ -5976,7 +5975,7 @@
                 <w:sz w:val="26"/>
                 <w:szCs w:val="26"/>
               </w:rPr>
-              <w:t>[[I17khongdat]]</w:t>
+              <w:t>[[KT2]]</w:t>
             </w:r>
           </w:p>
         </w:tc>
@@ -6004,7 +6003,7 @@
                 <w:sz w:val="26"/>
                 <w:szCs w:val="26"/>
               </w:rPr>
-              <w:t>[[I17khonglam]]</w:t>
+              <w:t>[[KT3]]</w:t>
             </w:r>
           </w:p>
         </w:tc>
@@ -6032,7 +6031,7 @@
                 <w:sz w:val="26"/>
                 <w:szCs w:val="26"/>
               </w:rPr>
-              <w:t>[[I17ghichu]]</w:t>
+              <w:t>[[KT4]]</w:t>
             </w:r>
           </w:p>
         </w:tc>
@@ -6139,7 +6138,7 @@
                 <w:sz w:val="26"/>
                 <w:szCs w:val="26"/>
               </w:rPr>
-              <w:t>[[I18dat]]</w:t>
+              <w:t>[[QT1]]</w:t>
             </w:r>
           </w:p>
         </w:tc>
@@ -6167,7 +6166,7 @@
                 <w:sz w:val="26"/>
                 <w:szCs w:val="26"/>
               </w:rPr>
-              <w:t>[[I18khongdat]]</w:t>
+              <w:t>[[QT2]]</w:t>
             </w:r>
           </w:p>
         </w:tc>
@@ -6195,7 +6194,7 @@
                 <w:sz w:val="26"/>
                 <w:szCs w:val="26"/>
               </w:rPr>
-              <w:t>[[I18khonglam]]</w:t>
+              <w:t>[[QT3]]</w:t>
             </w:r>
           </w:p>
         </w:tc>
@@ -6223,7 +6222,7 @@
                 <w:sz w:val="26"/>
                 <w:szCs w:val="26"/>
               </w:rPr>
-              <w:t>[[I18ghichu]]</w:t>
+              <w:t>[[QT4]]</w:t>
             </w:r>
           </w:p>
         </w:tc>
@@ -6343,7 +6342,7 @@
                 <w:sz w:val="26"/>
                 <w:szCs w:val="26"/>
               </w:rPr>
-              <w:t>[[I19dat]]</w:t>
+              <w:t>[[PH1]]</w:t>
             </w:r>
           </w:p>
         </w:tc>
@@ -6371,7 +6370,7 @@
                 <w:sz w:val="26"/>
                 <w:szCs w:val="26"/>
               </w:rPr>
-              <w:t>[[I19khongdat]]</w:t>
+              <w:t>[[PH2]]</w:t>
             </w:r>
           </w:p>
         </w:tc>
@@ -6399,7 +6398,7 @@
                 <w:sz w:val="26"/>
                 <w:szCs w:val="26"/>
               </w:rPr>
-              <w:t>[[I19khonglam]]</w:t>
+              <w:t>[[PH3]]</w:t>
             </w:r>
           </w:p>
         </w:tc>
@@ -6427,7 +6426,7 @@
                 <w:sz w:val="26"/>
                 <w:szCs w:val="26"/>
               </w:rPr>
-              <w:t>[[I19ghichu]]</w:t>
+              <w:t>[[PH4]]</w:t>
             </w:r>
           </w:p>
         </w:tc>
@@ -6536,7 +6535,7 @@
                 <w:sz w:val="26"/>
                 <w:szCs w:val="26"/>
               </w:rPr>
-              <w:t>[[I20dat]]</w:t>
+              <w:t>[[LU1]]</w:t>
             </w:r>
           </w:p>
         </w:tc>
@@ -6564,7 +6563,7 @@
                 <w:sz w:val="26"/>
                 <w:szCs w:val="26"/>
               </w:rPr>
-              <w:t>[[I20khongdat]]</w:t>
+              <w:t>[[LU2]]</w:t>
             </w:r>
           </w:p>
         </w:tc>
@@ -6592,7 +6591,7 @@
                 <w:sz w:val="26"/>
                 <w:szCs w:val="26"/>
               </w:rPr>
-              <w:t>[[I20khonglam]]</w:t>
+              <w:t>[[LU3]]</w:t>
             </w:r>
           </w:p>
         </w:tc>
@@ -6620,7 +6619,7 @@
                 <w:sz w:val="26"/>
                 <w:szCs w:val="26"/>
               </w:rPr>
-              <w:t>[[I20ghichu]]</w:t>
+              <w:t>[[LU4]]</w:t>
             </w:r>
           </w:p>
         </w:tc>
